--- a/manuals/Baccable_manual_RU.docx
+++ b/manuals/Baccable_manual_RU.docx
@@ -163,7 +163,7 @@
           <w:noProof/>
         </w:rPr>
         <w:drawing>
-          <wp:inline distT="0" distB="0" distL="0" distR="0" wp14:anchorId="67CE4B57" wp14:editId="056283A2">
+          <wp:inline distT="0" distB="0" distL="0" distR="0" wp14:anchorId="67CE4B57" wp14:editId="365F10BF">
             <wp:extent cx="4918635" cy="2294890"/>
             <wp:effectExtent l="0" t="0" r="0" b="0"/>
             <wp:docPr id="1632200295" name="Immagine 37"/>
@@ -279,7 +279,7 @@
             <w:rPr>
               <w:noProof/>
               <w:kern w:val="2"/>
-              <w:lang w:val="ru-RU" w:eastAsia="ru-RU"/>
+              <w:lang w:val="it-IT" w:eastAsia="it-IT"/>
               <w14:ligatures w14:val="standardContextual"/>
             </w:rPr>
           </w:pPr>
@@ -295,7 +295,7 @@
           <w:r>
             <w:fldChar w:fldCharType="separate"/>
           </w:r>
-          <w:hyperlink w:anchor="_Toc238374520" w:history="1">
+          <w:hyperlink w:anchor="_Toc238748747" w:history="1">
             <w:r>
               <w:rPr>
                 <w:rStyle w:val="Collegamentoipertestuale"/>
@@ -310,7 +310,7 @@
               <w:rPr>
                 <w:noProof/>
                 <w:kern w:val="2"/>
-                <w:lang w:val="ru-RU" w:eastAsia="ru-RU"/>
+                <w:lang w:val="it-IT" w:eastAsia="it-IT"/>
                 <w14:ligatures w14:val="standardContextual"/>
               </w:rPr>
               <w:tab/>
@@ -344,7 +344,7 @@
                 <w:noProof/>
                 <w:webHidden/>
               </w:rPr>
-              <w:instrText xml:space="preserve"> PAGEREF _Toc238374520 \h </w:instrText>
+              <w:instrText xml:space="preserve"> PAGEREF _Toc238748747 \h </w:instrText>
             </w:r>
             <w:r>
               <w:rPr>
@@ -385,11 +385,11 @@
             <w:rPr>
               <w:noProof/>
               <w:kern w:val="2"/>
-              <w:lang w:val="ru-RU" w:eastAsia="ru-RU"/>
+              <w:lang w:val="it-IT" w:eastAsia="it-IT"/>
               <w14:ligatures w14:val="standardContextual"/>
             </w:rPr>
           </w:pPr>
-          <w:hyperlink w:anchor="_Toc238374521" w:history="1">
+          <w:hyperlink w:anchor="_Toc238748748" w:history="1">
             <w:r>
               <w:rPr>
                 <w:rStyle w:val="Collegamentoipertestuale"/>
@@ -404,7 +404,7 @@
               <w:rPr>
                 <w:noProof/>
                 <w:kern w:val="2"/>
-                <w:lang w:val="ru-RU" w:eastAsia="ru-RU"/>
+                <w:lang w:val="it-IT" w:eastAsia="it-IT"/>
                 <w14:ligatures w14:val="standardContextual"/>
               </w:rPr>
               <w:tab/>
@@ -438,7 +438,7 @@
                 <w:noProof/>
                 <w:webHidden/>
               </w:rPr>
-              <w:instrText xml:space="preserve"> PAGEREF _Toc238374521 \h </w:instrText>
+              <w:instrText xml:space="preserve"> PAGEREF _Toc238748748 \h </w:instrText>
             </w:r>
             <w:r>
               <w:rPr>
@@ -479,11 +479,11 @@
             <w:rPr>
               <w:noProof/>
               <w:kern w:val="2"/>
-              <w:lang w:val="ru-RU" w:eastAsia="ru-RU"/>
+              <w:lang w:val="it-IT" w:eastAsia="it-IT"/>
               <w14:ligatures w14:val="standardContextual"/>
             </w:rPr>
           </w:pPr>
-          <w:hyperlink w:anchor="_Toc238374522" w:history="1">
+          <w:hyperlink w:anchor="_Toc238748749" w:history="1">
             <w:r>
               <w:rPr>
                 <w:rStyle w:val="Collegamentoipertestuale"/>
@@ -499,7 +499,7 @@
               <w:rPr>
                 <w:noProof/>
                 <w:kern w:val="2"/>
-                <w:lang w:val="ru-RU" w:eastAsia="ru-RU"/>
+                <w:lang w:val="it-IT" w:eastAsia="it-IT"/>
                 <w14:ligatures w14:val="standardContextual"/>
               </w:rPr>
               <w:tab/>
@@ -534,7 +534,7 @@
                 <w:noProof/>
                 <w:webHidden/>
               </w:rPr>
-              <w:instrText xml:space="preserve"> PAGEREF _Toc238374522 \h </w:instrText>
+              <w:instrText xml:space="preserve"> PAGEREF _Toc238748749 \h </w:instrText>
             </w:r>
             <w:r>
               <w:rPr>
@@ -575,11 +575,11 @@
             <w:rPr>
               <w:noProof/>
               <w:kern w:val="2"/>
-              <w:lang w:val="ru-RU" w:eastAsia="ru-RU"/>
+              <w:lang w:val="it-IT" w:eastAsia="it-IT"/>
               <w14:ligatures w14:val="standardContextual"/>
             </w:rPr>
           </w:pPr>
-          <w:hyperlink w:anchor="_Toc238374523" w:history="1">
+          <w:hyperlink w:anchor="_Toc238748750" w:history="1">
             <w:r>
               <w:rPr>
                 <w:rStyle w:val="Collegamentoipertestuale"/>
@@ -595,7 +595,7 @@
               <w:rPr>
                 <w:noProof/>
                 <w:kern w:val="2"/>
-                <w:lang w:val="ru-RU" w:eastAsia="ru-RU"/>
+                <w:lang w:val="it-IT" w:eastAsia="it-IT"/>
                 <w14:ligatures w14:val="standardContextual"/>
               </w:rPr>
               <w:tab/>
@@ -630,7 +630,7 @@
                 <w:noProof/>
                 <w:webHidden/>
               </w:rPr>
-              <w:instrText xml:space="preserve"> PAGEREF _Toc238374523 \h </w:instrText>
+              <w:instrText xml:space="preserve"> PAGEREF _Toc238748750 \h </w:instrText>
             </w:r>
             <w:r>
               <w:rPr>
@@ -671,11 +671,11 @@
             <w:rPr>
               <w:noProof/>
               <w:kern w:val="2"/>
-              <w:lang w:val="ru-RU" w:eastAsia="ru-RU"/>
+              <w:lang w:val="it-IT" w:eastAsia="it-IT"/>
               <w14:ligatures w14:val="standardContextual"/>
             </w:rPr>
           </w:pPr>
-          <w:hyperlink w:anchor="_Toc238374524" w:history="1">
+          <w:hyperlink w:anchor="_Toc238748751" w:history="1">
             <w:r>
               <w:rPr>
                 <w:rStyle w:val="Collegamentoipertestuale"/>
@@ -691,7 +691,7 @@
               <w:rPr>
                 <w:noProof/>
                 <w:kern w:val="2"/>
-                <w:lang w:val="ru-RU" w:eastAsia="ru-RU"/>
+                <w:lang w:val="it-IT" w:eastAsia="it-IT"/>
                 <w14:ligatures w14:val="standardContextual"/>
               </w:rPr>
               <w:tab/>
@@ -726,7 +726,7 @@
                 <w:noProof/>
                 <w:webHidden/>
               </w:rPr>
-              <w:instrText xml:space="preserve"> PAGEREF _Toc238374524 \h </w:instrText>
+              <w:instrText xml:space="preserve"> PAGEREF _Toc238748751 \h </w:instrText>
             </w:r>
             <w:r>
               <w:rPr>
@@ -767,11 +767,11 @@
             <w:rPr>
               <w:noProof/>
               <w:kern w:val="2"/>
-              <w:lang w:val="ru-RU" w:eastAsia="ru-RU"/>
+              <w:lang w:val="it-IT" w:eastAsia="it-IT"/>
               <w14:ligatures w14:val="standardContextual"/>
             </w:rPr>
           </w:pPr>
-          <w:hyperlink w:anchor="_Toc238374525" w:history="1">
+          <w:hyperlink w:anchor="_Toc238748752" w:history="1">
             <w:r>
               <w:rPr>
                 <w:rStyle w:val="Collegamentoipertestuale"/>
@@ -787,7 +787,7 @@
               <w:rPr>
                 <w:noProof/>
                 <w:kern w:val="2"/>
-                <w:lang w:val="ru-RU" w:eastAsia="ru-RU"/>
+                <w:lang w:val="it-IT" w:eastAsia="it-IT"/>
                 <w14:ligatures w14:val="standardContextual"/>
               </w:rPr>
               <w:tab/>
@@ -822,7 +822,7 @@
                 <w:noProof/>
                 <w:webHidden/>
               </w:rPr>
-              <w:instrText xml:space="preserve"> PAGEREF _Toc238374525 \h </w:instrText>
+              <w:instrText xml:space="preserve"> PAGEREF _Toc238748752 \h </w:instrText>
             </w:r>
             <w:r>
               <w:rPr>
@@ -863,11 +863,11 @@
             <w:rPr>
               <w:noProof/>
               <w:kern w:val="2"/>
-              <w:lang w:val="ru-RU" w:eastAsia="ru-RU"/>
+              <w:lang w:val="it-IT" w:eastAsia="it-IT"/>
               <w14:ligatures w14:val="standardContextual"/>
             </w:rPr>
           </w:pPr>
-          <w:hyperlink w:anchor="_Toc238374526" w:history="1">
+          <w:hyperlink w:anchor="_Toc238748753" w:history="1">
             <w:r>
               <w:rPr>
                 <w:rStyle w:val="Collegamentoipertestuale"/>
@@ -883,7 +883,7 @@
               <w:rPr>
                 <w:noProof/>
                 <w:kern w:val="2"/>
-                <w:lang w:val="ru-RU" w:eastAsia="ru-RU"/>
+                <w:lang w:val="it-IT" w:eastAsia="it-IT"/>
                 <w14:ligatures w14:val="standardContextual"/>
               </w:rPr>
               <w:tab/>
@@ -918,7 +918,7 @@
                 <w:noProof/>
                 <w:webHidden/>
               </w:rPr>
-              <w:instrText xml:space="preserve"> PAGEREF _Toc238374526 \h </w:instrText>
+              <w:instrText xml:space="preserve"> PAGEREF _Toc238748753 \h </w:instrText>
             </w:r>
             <w:r>
               <w:rPr>
@@ -959,11 +959,11 @@
             <w:rPr>
               <w:noProof/>
               <w:kern w:val="2"/>
-              <w:lang w:val="ru-RU" w:eastAsia="ru-RU"/>
+              <w:lang w:val="it-IT" w:eastAsia="it-IT"/>
               <w14:ligatures w14:val="standardContextual"/>
             </w:rPr>
           </w:pPr>
-          <w:hyperlink w:anchor="_Toc238374527" w:history="1">
+          <w:hyperlink w:anchor="_Toc238748754" w:history="1">
             <w:r>
               <w:rPr>
                 <w:rStyle w:val="Collegamentoipertestuale"/>
@@ -979,7 +979,7 @@
               <w:rPr>
                 <w:noProof/>
                 <w:kern w:val="2"/>
-                <w:lang w:val="ru-RU" w:eastAsia="ru-RU"/>
+                <w:lang w:val="it-IT" w:eastAsia="it-IT"/>
                 <w14:ligatures w14:val="standardContextual"/>
               </w:rPr>
               <w:tab/>
@@ -1014,7 +1014,7 @@
                 <w:noProof/>
                 <w:webHidden/>
               </w:rPr>
-              <w:instrText xml:space="preserve"> PAGEREF _Toc238374527 \h </w:instrText>
+              <w:instrText xml:space="preserve"> PAGEREF _Toc238748754 \h </w:instrText>
             </w:r>
             <w:r>
               <w:rPr>
@@ -1055,11 +1055,11 @@
             <w:rPr>
               <w:noProof/>
               <w:kern w:val="2"/>
-              <w:lang w:val="ru-RU" w:eastAsia="ru-RU"/>
+              <w:lang w:val="it-IT" w:eastAsia="it-IT"/>
               <w14:ligatures w14:val="standardContextual"/>
             </w:rPr>
           </w:pPr>
-          <w:hyperlink w:anchor="_Toc238374528" w:history="1">
+          <w:hyperlink w:anchor="_Toc238748755" w:history="1">
             <w:r>
               <w:rPr>
                 <w:rStyle w:val="Collegamentoipertestuale"/>
@@ -1075,7 +1075,7 @@
               <w:rPr>
                 <w:noProof/>
                 <w:kern w:val="2"/>
-                <w:lang w:val="ru-RU" w:eastAsia="ru-RU"/>
+                <w:lang w:val="it-IT" w:eastAsia="it-IT"/>
                 <w14:ligatures w14:val="standardContextual"/>
               </w:rPr>
               <w:tab/>
@@ -1110,7 +1110,7 @@
                 <w:noProof/>
                 <w:webHidden/>
               </w:rPr>
-              <w:instrText xml:space="preserve"> PAGEREF _Toc238374528 \h </w:instrText>
+              <w:instrText xml:space="preserve"> PAGEREF _Toc238748755 \h </w:instrText>
             </w:r>
             <w:r>
               <w:rPr>
@@ -1151,11 +1151,11 @@
             <w:rPr>
               <w:noProof/>
               <w:kern w:val="2"/>
-              <w:lang w:val="ru-RU" w:eastAsia="ru-RU"/>
+              <w:lang w:val="it-IT" w:eastAsia="it-IT"/>
               <w14:ligatures w14:val="standardContextual"/>
             </w:rPr>
           </w:pPr>
-          <w:hyperlink w:anchor="_Toc238374529" w:history="1">
+          <w:hyperlink w:anchor="_Toc238748756" w:history="1">
             <w:r>
               <w:rPr>
                 <w:rStyle w:val="Collegamentoipertestuale"/>
@@ -1171,7 +1171,7 @@
               <w:rPr>
                 <w:noProof/>
                 <w:kern w:val="2"/>
-                <w:lang w:val="ru-RU" w:eastAsia="ru-RU"/>
+                <w:lang w:val="it-IT" w:eastAsia="it-IT"/>
                 <w14:ligatures w14:val="standardContextual"/>
               </w:rPr>
               <w:tab/>
@@ -1206,7 +1206,7 @@
                 <w:noProof/>
                 <w:webHidden/>
               </w:rPr>
-              <w:instrText xml:space="preserve"> PAGEREF _Toc238374529 \h </w:instrText>
+              <w:instrText xml:space="preserve"> PAGEREF _Toc238748756 \h </w:instrText>
             </w:r>
             <w:r>
               <w:rPr>
@@ -1247,11 +1247,11 @@
             <w:rPr>
               <w:noProof/>
               <w:kern w:val="2"/>
-              <w:lang w:val="ru-RU" w:eastAsia="ru-RU"/>
+              <w:lang w:val="it-IT" w:eastAsia="it-IT"/>
               <w14:ligatures w14:val="standardContextual"/>
             </w:rPr>
           </w:pPr>
-          <w:hyperlink w:anchor="_Toc238374530" w:history="1">
+          <w:hyperlink w:anchor="_Toc238748757" w:history="1">
             <w:r>
               <w:rPr>
                 <w:rStyle w:val="Collegamentoipertestuale"/>
@@ -1267,7 +1267,7 @@
               <w:rPr>
                 <w:noProof/>
                 <w:kern w:val="2"/>
-                <w:lang w:val="ru-RU" w:eastAsia="ru-RU"/>
+                <w:lang w:val="it-IT" w:eastAsia="it-IT"/>
                 <w14:ligatures w14:val="standardContextual"/>
               </w:rPr>
               <w:tab/>
@@ -1302,7 +1302,7 @@
                 <w:noProof/>
                 <w:webHidden/>
               </w:rPr>
-              <w:instrText xml:space="preserve"> PAGEREF _Toc238374530 \h </w:instrText>
+              <w:instrText xml:space="preserve"> PAGEREF _Toc238748757 \h </w:instrText>
             </w:r>
             <w:r>
               <w:rPr>
@@ -1343,11 +1343,11 @@
             <w:rPr>
               <w:noProof/>
               <w:kern w:val="2"/>
-              <w:lang w:val="ru-RU" w:eastAsia="ru-RU"/>
+              <w:lang w:val="it-IT" w:eastAsia="it-IT"/>
               <w14:ligatures w14:val="standardContextual"/>
             </w:rPr>
           </w:pPr>
-          <w:hyperlink w:anchor="_Toc238374531" w:history="1">
+          <w:hyperlink w:anchor="_Toc238748758" w:history="1">
             <w:r>
               <w:rPr>
                 <w:rStyle w:val="Collegamentoipertestuale"/>
@@ -1363,7 +1363,7 @@
               <w:rPr>
                 <w:noProof/>
                 <w:kern w:val="2"/>
-                <w:lang w:val="ru-RU" w:eastAsia="ru-RU"/>
+                <w:lang w:val="it-IT" w:eastAsia="it-IT"/>
                 <w14:ligatures w14:val="standardContextual"/>
               </w:rPr>
               <w:tab/>
@@ -1398,7 +1398,7 @@
                 <w:noProof/>
                 <w:webHidden/>
               </w:rPr>
-              <w:instrText xml:space="preserve"> PAGEREF _Toc238374531 \h </w:instrText>
+              <w:instrText xml:space="preserve"> PAGEREF _Toc238748758 \h </w:instrText>
             </w:r>
             <w:r>
               <w:rPr>
@@ -1439,11 +1439,11 @@
             <w:rPr>
               <w:noProof/>
               <w:kern w:val="2"/>
-              <w:lang w:val="ru-RU" w:eastAsia="ru-RU"/>
+              <w:lang w:val="it-IT" w:eastAsia="it-IT"/>
               <w14:ligatures w14:val="standardContextual"/>
             </w:rPr>
           </w:pPr>
-          <w:hyperlink w:anchor="_Toc238374532" w:history="1">
+          <w:hyperlink w:anchor="_Toc238748759" w:history="1">
             <w:r>
               <w:rPr>
                 <w:rStyle w:val="Collegamentoipertestuale"/>
@@ -1459,7 +1459,7 @@
               <w:rPr>
                 <w:noProof/>
                 <w:kern w:val="2"/>
-                <w:lang w:val="ru-RU" w:eastAsia="ru-RU"/>
+                <w:lang w:val="it-IT" w:eastAsia="it-IT"/>
                 <w14:ligatures w14:val="standardContextual"/>
               </w:rPr>
               <w:tab/>
@@ -1494,7 +1494,7 @@
                 <w:noProof/>
                 <w:webHidden/>
               </w:rPr>
-              <w:instrText xml:space="preserve"> PAGEREF _Toc238374532 \h </w:instrText>
+              <w:instrText xml:space="preserve"> PAGEREF _Toc238748759 \h </w:instrText>
             </w:r>
             <w:r>
               <w:rPr>
@@ -1514,7 +1514,101 @@
                 <w:noProof/>
                 <w:webHidden/>
               </w:rPr>
-              <w:t>17</w:t>
+              <w:t>16</w:t>
+            </w:r>
+            <w:r>
+              <w:rPr>
+                <w:noProof/>
+                <w:webHidden/>
+              </w:rPr>
+              <w:fldChar w:fldCharType="end"/>
+            </w:r>
+          </w:hyperlink>
+        </w:p>
+        <w:p>
+          <w:pPr>
+            <w:pStyle w:val="Sommario2"/>
+            <w:tabs>
+              <w:tab w:val="left" w:pos="1100"/>
+              <w:tab w:val="right" w:leader="dot" w:pos="9344"/>
+            </w:tabs>
+            <w:rPr>
+              <w:noProof/>
+              <w:kern w:val="2"/>
+              <w:lang w:val="it-IT" w:eastAsia="it-IT"/>
+              <w14:ligatures w14:val="standardContextual"/>
+            </w:rPr>
+          </w:pPr>
+          <w:hyperlink w:anchor="_Toc238748760" w:history="1">
+            <w:r>
+              <w:rPr>
+                <w:rStyle w:val="Collegamentoipertestuale"/>
+                <w:rFonts w:cstheme="minorHAnsi"/>
+                <w:b/>
+                <w:bCs/>
+                <w:noProof/>
+              </w:rPr>
+              <w:t>1.11.2</w:t>
+            </w:r>
+            <w:r>
+              <w:rPr>
+                <w:noProof/>
+                <w:kern w:val="2"/>
+                <w:lang w:val="it-IT" w:eastAsia="it-IT"/>
+                <w14:ligatures w14:val="standardContextual"/>
+              </w:rPr>
+              <w:tab/>
+            </w:r>
+            <w:r>
+              <w:rPr>
+                <w:rStyle w:val="Collegamentoipertestuale"/>
+                <w:rFonts w:cstheme="minorHAnsi"/>
+                <w:b/>
+                <w:bCs/>
+                <w:noProof/>
+              </w:rPr>
+              <w:t>Процедура загрузки прошивки со смартфона</w:t>
+            </w:r>
+            <w:r>
+              <w:rPr>
+                <w:noProof/>
+                <w:webHidden/>
+              </w:rPr>
+              <w:tab/>
+            </w:r>
+            <w:r>
+              <w:rPr>
+                <w:noProof/>
+                <w:webHidden/>
+              </w:rPr>
+              <w:fldChar w:fldCharType="begin"/>
+            </w:r>
+            <w:r>
+              <w:rPr>
+                <w:noProof/>
+                <w:webHidden/>
+              </w:rPr>
+              <w:instrText xml:space="preserve"> PAGEREF _Toc238748760 \h </w:instrText>
+            </w:r>
+            <w:r>
+              <w:rPr>
+                <w:noProof/>
+                <w:webHidden/>
+              </w:rPr>
+            </w:r>
+            <w:r>
+              <w:rPr>
+                <w:noProof/>
+                <w:webHidden/>
+              </w:rPr>
+              <w:fldChar w:fldCharType="separate"/>
+            </w:r>
+            <w:r>
+              <w:rPr>
+                <w:noProof/>
+                <w:webHidden/>
+              </w:rPr>
+              <w:t>20</w:t>
             </w:r>
             <w:r>
               <w:rPr>
@@ -1535,11 +1629,11 @@
             <w:rPr>
               <w:noProof/>
               <w:kern w:val="2"/>
-              <w:lang w:val="ru-RU" w:eastAsia="ru-RU"/>
+              <w:lang w:val="it-IT" w:eastAsia="it-IT"/>
               <w14:ligatures w14:val="standardContextual"/>
             </w:rPr>
           </w:pPr>
-          <w:hyperlink w:anchor="_Toc238374533" w:history="1">
+          <w:hyperlink w:anchor="_Toc238748761" w:history="1">
             <w:r>
               <w:rPr>
                 <w:rStyle w:val="Collegamentoipertestuale"/>
@@ -1554,7 +1648,7 @@
               <w:rPr>
                 <w:noProof/>
                 <w:kern w:val="2"/>
-                <w:lang w:val="ru-RU" w:eastAsia="ru-RU"/>
+                <w:lang w:val="it-IT" w:eastAsia="it-IT"/>
                 <w14:ligatures w14:val="standardContextual"/>
               </w:rPr>
               <w:tab/>
@@ -1588,7 +1682,7 @@
                 <w:noProof/>
                 <w:webHidden/>
               </w:rPr>
-              <w:instrText xml:space="preserve"> PAGEREF _Toc238374533 \h </w:instrText>
+              <w:instrText xml:space="preserve"> PAGEREF _Toc238748761 \h </w:instrText>
             </w:r>
             <w:r>
               <w:rPr>
@@ -1629,11 +1723,11 @@
             <w:rPr>
               <w:noProof/>
               <w:kern w:val="2"/>
-              <w:lang w:val="ru-RU" w:eastAsia="ru-RU"/>
+              <w:lang w:val="it-IT" w:eastAsia="it-IT"/>
               <w14:ligatures w14:val="standardContextual"/>
             </w:rPr>
           </w:pPr>
-          <w:hyperlink w:anchor="_Toc238374534" w:history="1">
+          <w:hyperlink w:anchor="_Toc238748762" w:history="1">
             <w:r>
               <w:rPr>
                 <w:rStyle w:val="Collegamentoipertestuale"/>
@@ -1649,7 +1743,7 @@
               <w:rPr>
                 <w:noProof/>
                 <w:kern w:val="2"/>
-                <w:lang w:val="ru-RU" w:eastAsia="ru-RU"/>
+                <w:lang w:val="it-IT" w:eastAsia="it-IT"/>
                 <w14:ligatures w14:val="standardContextual"/>
               </w:rPr>
               <w:tab/>
@@ -1684,7 +1778,7 @@
                 <w:noProof/>
                 <w:webHidden/>
               </w:rPr>
-              <w:instrText xml:space="preserve"> PAGEREF _Toc238374534 \h </w:instrText>
+              <w:instrText xml:space="preserve"> PAGEREF _Toc238748762 \h </w:instrText>
             </w:r>
             <w:r>
               <w:rPr>
@@ -1725,11 +1819,11 @@
             <w:rPr>
               <w:noProof/>
               <w:kern w:val="2"/>
-              <w:lang w:val="ru-RU" w:eastAsia="ru-RU"/>
+              <w:lang w:val="it-IT" w:eastAsia="it-IT"/>
               <w14:ligatures w14:val="standardContextual"/>
             </w:rPr>
           </w:pPr>
-          <w:hyperlink w:anchor="_Toc238374535" w:history="1">
+          <w:hyperlink w:anchor="_Toc238748763" w:history="1">
             <w:r>
               <w:rPr>
                 <w:rStyle w:val="Collegamentoipertestuale"/>
@@ -1745,7 +1839,7 @@
               <w:rPr>
                 <w:noProof/>
                 <w:kern w:val="2"/>
-                <w:lang w:val="ru-RU" w:eastAsia="ru-RU"/>
+                <w:lang w:val="it-IT" w:eastAsia="it-IT"/>
                 <w14:ligatures w14:val="standardContextual"/>
               </w:rPr>
               <w:tab/>
@@ -1780,7 +1874,7 @@
                 <w:noProof/>
                 <w:webHidden/>
               </w:rPr>
-              <w:instrText xml:space="preserve"> PAGEREF _Toc238374535 \h </w:instrText>
+              <w:instrText xml:space="preserve"> PAGEREF _Toc238748763 \h </w:instrText>
             </w:r>
             <w:r>
               <w:rPr>
@@ -1801,6 +1895,194 @@
                 <w:webHidden/>
               </w:rPr>
               <w:t>23</w:t>
+            </w:r>
+            <w:r>
+              <w:rPr>
+                <w:noProof/>
+                <w:webHidden/>
+              </w:rPr>
+              <w:fldChar w:fldCharType="end"/>
+            </w:r>
+          </w:hyperlink>
+        </w:p>
+        <w:p>
+          <w:pPr>
+            <w:pStyle w:val="Sommario2"/>
+            <w:tabs>
+              <w:tab w:val="left" w:pos="1100"/>
+              <w:tab w:val="right" w:leader="dot" w:pos="9344"/>
+            </w:tabs>
+            <w:rPr>
+              <w:noProof/>
+              <w:kern w:val="2"/>
+              <w:lang w:val="it-IT" w:eastAsia="it-IT"/>
+              <w14:ligatures w14:val="standardContextual"/>
+            </w:rPr>
+          </w:pPr>
+          <w:hyperlink w:anchor="_Toc238748764" w:history="1">
+            <w:r>
+              <w:rPr>
+                <w:rStyle w:val="Collegamentoipertestuale"/>
+                <w:rFonts w:cstheme="minorHAnsi"/>
+                <w:b/>
+                <w:bCs/>
+                <w:noProof/>
+              </w:rPr>
+              <w:t>2.2.1</w:t>
+            </w:r>
+            <w:r>
+              <w:rPr>
+                <w:noProof/>
+                <w:kern w:val="2"/>
+                <w:lang w:val="it-IT" w:eastAsia="it-IT"/>
+                <w14:ligatures w14:val="standardContextual"/>
+              </w:rPr>
+              <w:tab/>
+            </w:r>
+            <w:r>
+              <w:rPr>
+                <w:rStyle w:val="Collegamentoipertestuale"/>
+                <w:rFonts w:cstheme="minorHAnsi"/>
+                <w:b/>
+                <w:bCs/>
+                <w:noProof/>
+              </w:rPr>
+              <w:t>Снифер со специальной прошивкой SLCAN</w:t>
+            </w:r>
+            <w:r>
+              <w:rPr>
+                <w:noProof/>
+                <w:webHidden/>
+              </w:rPr>
+              <w:tab/>
+            </w:r>
+            <w:r>
+              <w:rPr>
+                <w:noProof/>
+                <w:webHidden/>
+              </w:rPr>
+              <w:fldChar w:fldCharType="begin"/>
+            </w:r>
+            <w:r>
+              <w:rPr>
+                <w:noProof/>
+                <w:webHidden/>
+              </w:rPr>
+              <w:instrText xml:space="preserve"> PAGEREF _Toc238748764 \h </w:instrText>
+            </w:r>
+            <w:r>
+              <w:rPr>
+                <w:noProof/>
+                <w:webHidden/>
+              </w:rPr>
+            </w:r>
+            <w:r>
+              <w:rPr>
+                <w:noProof/>
+                <w:webHidden/>
+              </w:rPr>
+              <w:fldChar w:fldCharType="separate"/>
+            </w:r>
+            <w:r>
+              <w:rPr>
+                <w:noProof/>
+                <w:webHidden/>
+              </w:rPr>
+              <w:t>23</w:t>
+            </w:r>
+            <w:r>
+              <w:rPr>
+                <w:noProof/>
+                <w:webHidden/>
+              </w:rPr>
+              <w:fldChar w:fldCharType="end"/>
+            </w:r>
+          </w:hyperlink>
+        </w:p>
+        <w:p>
+          <w:pPr>
+            <w:pStyle w:val="Sommario2"/>
+            <w:tabs>
+              <w:tab w:val="left" w:pos="1100"/>
+              <w:tab w:val="right" w:leader="dot" w:pos="9344"/>
+            </w:tabs>
+            <w:rPr>
+              <w:noProof/>
+              <w:kern w:val="2"/>
+              <w:lang w:val="it-IT" w:eastAsia="it-IT"/>
+              <w14:ligatures w14:val="standardContextual"/>
+            </w:rPr>
+          </w:pPr>
+          <w:hyperlink w:anchor="_Toc238748765" w:history="1">
+            <w:r>
+              <w:rPr>
+                <w:rStyle w:val="Collegamentoipertestuale"/>
+                <w:rFonts w:cstheme="minorHAnsi"/>
+                <w:b/>
+                <w:bCs/>
+                <w:noProof/>
+              </w:rPr>
+              <w:t>2.2.2</w:t>
+            </w:r>
+            <w:r>
+              <w:rPr>
+                <w:noProof/>
+                <w:kern w:val="2"/>
+                <w:lang w:val="it-IT" w:eastAsia="it-IT"/>
+                <w14:ligatures w14:val="standardContextual"/>
+              </w:rPr>
+              <w:tab/>
+            </w:r>
+            <w:r>
+              <w:rPr>
+                <w:rStyle w:val="Collegamentoipertestuale"/>
+                <w:rFonts w:cstheme="minorHAnsi"/>
+                <w:b/>
+                <w:bCs/>
+                <w:noProof/>
+              </w:rPr>
+              <w:t>Снифер со стандартной прошивкой и фирменным приложением</w:t>
+            </w:r>
+            <w:r>
+              <w:rPr>
+                <w:noProof/>
+                <w:webHidden/>
+              </w:rPr>
+              <w:tab/>
+            </w:r>
+            <w:r>
+              <w:rPr>
+                <w:noProof/>
+                <w:webHidden/>
+              </w:rPr>
+              <w:fldChar w:fldCharType="begin"/>
+            </w:r>
+            <w:r>
+              <w:rPr>
+                <w:noProof/>
+                <w:webHidden/>
+              </w:rPr>
+              <w:instrText xml:space="preserve"> PAGEREF _Toc238748765 \h </w:instrText>
+            </w:r>
+            <w:r>
+              <w:rPr>
+                <w:noProof/>
+                <w:webHidden/>
+              </w:rPr>
+            </w:r>
+            <w:r>
+              <w:rPr>
+                <w:noProof/>
+                <w:webHidden/>
+              </w:rPr>
+              <w:fldChar w:fldCharType="separate"/>
+            </w:r>
+            <w:r>
+              <w:rPr>
+                <w:noProof/>
+                <w:webHidden/>
+              </w:rPr>
+              <w:t>24</w:t>
             </w:r>
             <w:r>
               <w:rPr>
@@ -1821,11 +2103,11 @@
             <w:rPr>
               <w:noProof/>
               <w:kern w:val="2"/>
-              <w:lang w:val="ru-RU" w:eastAsia="ru-RU"/>
+              <w:lang w:val="it-IT" w:eastAsia="it-IT"/>
               <w14:ligatures w14:val="standardContextual"/>
             </w:rPr>
           </w:pPr>
-          <w:hyperlink w:anchor="_Toc238374536" w:history="1">
+          <w:hyperlink w:anchor="_Toc238748766" w:history="1">
             <w:r>
               <w:rPr>
                 <w:rStyle w:val="Collegamentoipertestuale"/>
@@ -1841,7 +2123,7 @@
               <w:rPr>
                 <w:noProof/>
                 <w:kern w:val="2"/>
-                <w:lang w:val="ru-RU" w:eastAsia="ru-RU"/>
+                <w:lang w:val="it-IT" w:eastAsia="it-IT"/>
                 <w14:ligatures w14:val="standardContextual"/>
               </w:rPr>
               <w:tab/>
@@ -1876,7 +2158,7 @@
                 <w:noProof/>
                 <w:webHidden/>
               </w:rPr>
-              <w:instrText xml:space="preserve"> PAGEREF _Toc238374536 \h </w:instrText>
+              <w:instrText xml:space="preserve"> PAGEREF _Toc238748766 \h </w:instrText>
             </w:r>
             <w:r>
               <w:rPr>
@@ -1896,7 +2178,7 @@
                 <w:noProof/>
                 <w:webHidden/>
               </w:rPr>
-              <w:t>23</w:t>
+              <w:t>25</w:t>
             </w:r>
             <w:r>
               <w:rPr>
@@ -1917,11 +2199,11 @@
             <w:rPr>
               <w:noProof/>
               <w:kern w:val="2"/>
-              <w:lang w:val="ru-RU" w:eastAsia="ru-RU"/>
+              <w:lang w:val="it-IT" w:eastAsia="it-IT"/>
               <w14:ligatures w14:val="standardContextual"/>
             </w:rPr>
           </w:pPr>
-          <w:hyperlink w:anchor="_Toc238374537" w:history="1">
+          <w:hyperlink w:anchor="_Toc238748767" w:history="1">
             <w:r>
               <w:rPr>
                 <w:rStyle w:val="Collegamentoipertestuale"/>
@@ -1937,7 +2219,7 @@
               <w:rPr>
                 <w:noProof/>
                 <w:kern w:val="2"/>
-                <w:lang w:val="ru-RU" w:eastAsia="ru-RU"/>
+                <w:lang w:val="it-IT" w:eastAsia="it-IT"/>
                 <w14:ligatures w14:val="standardContextual"/>
               </w:rPr>
               <w:tab/>
@@ -1972,7 +2254,7 @@
                 <w:noProof/>
                 <w:webHidden/>
               </w:rPr>
-              <w:instrText xml:space="preserve"> PAGEREF _Toc238374537 \h </w:instrText>
+              <w:instrText xml:space="preserve"> PAGEREF _Toc238748767 \h </w:instrText>
             </w:r>
             <w:r>
               <w:rPr>
@@ -1992,7 +2274,7 @@
                 <w:noProof/>
                 <w:webHidden/>
               </w:rPr>
-              <w:t>24</w:t>
+              <w:t>26</w:t>
             </w:r>
             <w:r>
               <w:rPr>
@@ -2013,11 +2295,11 @@
             <w:rPr>
               <w:noProof/>
               <w:kern w:val="2"/>
-              <w:lang w:val="ru-RU" w:eastAsia="ru-RU"/>
+              <w:lang w:val="it-IT" w:eastAsia="it-IT"/>
               <w14:ligatures w14:val="standardContextual"/>
             </w:rPr>
           </w:pPr>
-          <w:hyperlink w:anchor="_Toc238374538" w:history="1">
+          <w:hyperlink w:anchor="_Toc238748768" w:history="1">
             <w:r>
               <w:rPr>
                 <w:rStyle w:val="Collegamentoipertestuale"/>
@@ -2033,7 +2315,7 @@
               <w:rPr>
                 <w:noProof/>
                 <w:kern w:val="2"/>
-                <w:lang w:val="ru-RU" w:eastAsia="ru-RU"/>
+                <w:lang w:val="it-IT" w:eastAsia="it-IT"/>
                 <w14:ligatures w14:val="standardContextual"/>
               </w:rPr>
               <w:tab/>
@@ -2068,7 +2350,7 @@
                 <w:noProof/>
                 <w:webHidden/>
               </w:rPr>
-              <w:instrText xml:space="preserve"> PAGEREF _Toc238374538 \h </w:instrText>
+              <w:instrText xml:space="preserve"> PAGEREF _Toc238748768 \h </w:instrText>
             </w:r>
             <w:r>
               <w:rPr>
@@ -2088,7 +2370,7 @@
                 <w:noProof/>
                 <w:webHidden/>
               </w:rPr>
-              <w:t>25</w:t>
+              <w:t>27</w:t>
             </w:r>
             <w:r>
               <w:rPr>
@@ -2109,11 +2391,11 @@
             <w:rPr>
               <w:noProof/>
               <w:kern w:val="2"/>
-              <w:lang w:val="ru-RU" w:eastAsia="ru-RU"/>
+              <w:lang w:val="it-IT" w:eastAsia="it-IT"/>
               <w14:ligatures w14:val="standardContextual"/>
             </w:rPr>
           </w:pPr>
-          <w:hyperlink w:anchor="_Toc238374539" w:history="1">
+          <w:hyperlink w:anchor="_Toc238748769" w:history="1">
             <w:r>
               <w:rPr>
                 <w:rStyle w:val="Collegamentoipertestuale"/>
@@ -2129,7 +2411,7 @@
               <w:rPr>
                 <w:noProof/>
                 <w:kern w:val="2"/>
-                <w:lang w:val="ru-RU" w:eastAsia="ru-RU"/>
+                <w:lang w:val="it-IT" w:eastAsia="it-IT"/>
                 <w14:ligatures w14:val="standardContextual"/>
               </w:rPr>
               <w:tab/>
@@ -2164,7 +2446,7 @@
                 <w:noProof/>
                 <w:webHidden/>
               </w:rPr>
-              <w:instrText xml:space="preserve"> PAGEREF _Toc238374539 \h </w:instrText>
+              <w:instrText xml:space="preserve"> PAGEREF _Toc238748769 \h </w:instrText>
             </w:r>
             <w:r>
               <w:rPr>
@@ -2184,7 +2466,7 @@
                 <w:noProof/>
                 <w:webHidden/>
               </w:rPr>
-              <w:t>26</w:t>
+              <w:t>28</w:t>
             </w:r>
             <w:r>
               <w:rPr>
@@ -2205,11 +2487,11 @@
             <w:rPr>
               <w:noProof/>
               <w:kern w:val="2"/>
-              <w:lang w:val="ru-RU" w:eastAsia="ru-RU"/>
+              <w:lang w:val="it-IT" w:eastAsia="it-IT"/>
               <w14:ligatures w14:val="standardContextual"/>
             </w:rPr>
           </w:pPr>
-          <w:hyperlink w:anchor="_Toc238374540" w:history="1">
+          <w:hyperlink w:anchor="_Toc238748770" w:history="1">
             <w:r>
               <w:rPr>
                 <w:rStyle w:val="Collegamentoipertestuale"/>
@@ -2225,7 +2507,7 @@
               <w:rPr>
                 <w:noProof/>
                 <w:kern w:val="2"/>
-                <w:lang w:val="ru-RU" w:eastAsia="ru-RU"/>
+                <w:lang w:val="it-IT" w:eastAsia="it-IT"/>
                 <w14:ligatures w14:val="standardContextual"/>
               </w:rPr>
               <w:tab/>
@@ -2260,7 +2542,7 @@
                 <w:noProof/>
                 <w:webHidden/>
               </w:rPr>
-              <w:instrText xml:space="preserve"> PAGEREF _Toc238374540 \h </w:instrText>
+              <w:instrText xml:space="preserve"> PAGEREF _Toc238748770 \h </w:instrText>
             </w:r>
             <w:r>
               <w:rPr>
@@ -2280,7 +2562,7 @@
                 <w:noProof/>
                 <w:webHidden/>
               </w:rPr>
-              <w:t>26</w:t>
+              <w:t>28</w:t>
             </w:r>
             <w:r>
               <w:rPr>
@@ -2301,11 +2583,11 @@
             <w:rPr>
               <w:noProof/>
               <w:kern w:val="2"/>
-              <w:lang w:val="ru-RU" w:eastAsia="ru-RU"/>
+              <w:lang w:val="it-IT" w:eastAsia="it-IT"/>
               <w14:ligatures w14:val="standardContextual"/>
             </w:rPr>
           </w:pPr>
-          <w:hyperlink w:anchor="_Toc238374541" w:history="1">
+          <w:hyperlink w:anchor="_Toc238748771" w:history="1">
             <w:r>
               <w:rPr>
                 <w:rStyle w:val="Collegamentoipertestuale"/>
@@ -2321,7 +2603,7 @@
               <w:rPr>
                 <w:noProof/>
                 <w:kern w:val="2"/>
-                <w:lang w:val="ru-RU" w:eastAsia="ru-RU"/>
+                <w:lang w:val="it-IT" w:eastAsia="it-IT"/>
                 <w14:ligatures w14:val="standardContextual"/>
               </w:rPr>
               <w:tab/>
@@ -2356,7 +2638,7 @@
                 <w:noProof/>
                 <w:webHidden/>
               </w:rPr>
-              <w:instrText xml:space="preserve"> PAGEREF _Toc238374541 \h </w:instrText>
+              <w:instrText xml:space="preserve"> PAGEREF _Toc238748771 \h </w:instrText>
             </w:r>
             <w:r>
               <w:rPr>
@@ -2376,7 +2658,7 @@
                 <w:noProof/>
                 <w:webHidden/>
               </w:rPr>
-              <w:t>27</w:t>
+              <w:t>29</w:t>
             </w:r>
             <w:r>
               <w:rPr>
@@ -2397,11 +2679,11 @@
             <w:rPr>
               <w:noProof/>
               <w:kern w:val="2"/>
-              <w:lang w:val="ru-RU" w:eastAsia="ru-RU"/>
+              <w:lang w:val="it-IT" w:eastAsia="it-IT"/>
               <w14:ligatures w14:val="standardContextual"/>
             </w:rPr>
           </w:pPr>
-          <w:hyperlink w:anchor="_Toc238374542" w:history="1">
+          <w:hyperlink w:anchor="_Toc238748772" w:history="1">
             <w:r>
               <w:rPr>
                 <w:rStyle w:val="Collegamentoipertestuale"/>
@@ -2417,7 +2699,7 @@
               <w:rPr>
                 <w:noProof/>
                 <w:kern w:val="2"/>
-                <w:lang w:val="ru-RU" w:eastAsia="ru-RU"/>
+                <w:lang w:val="it-IT" w:eastAsia="it-IT"/>
                 <w14:ligatures w14:val="standardContextual"/>
               </w:rPr>
               <w:tab/>
@@ -2452,7 +2734,7 @@
                 <w:noProof/>
                 <w:webHidden/>
               </w:rPr>
-              <w:instrText xml:space="preserve"> PAGEREF _Toc238374542 \h </w:instrText>
+              <w:instrText xml:space="preserve"> PAGEREF _Toc238748772 \h </w:instrText>
             </w:r>
             <w:r>
               <w:rPr>
@@ -2472,7 +2754,7 @@
                 <w:noProof/>
                 <w:webHidden/>
               </w:rPr>
-              <w:t>32</w:t>
+              <w:t>34</w:t>
             </w:r>
             <w:r>
               <w:rPr>
@@ -2493,11 +2775,11 @@
             <w:rPr>
               <w:noProof/>
               <w:kern w:val="2"/>
-              <w:lang w:val="ru-RU" w:eastAsia="ru-RU"/>
+              <w:lang w:val="it-IT" w:eastAsia="it-IT"/>
               <w14:ligatures w14:val="standardContextual"/>
             </w:rPr>
           </w:pPr>
-          <w:hyperlink w:anchor="_Toc238374543" w:history="1">
+          <w:hyperlink w:anchor="_Toc238748773" w:history="1">
             <w:r>
               <w:rPr>
                 <w:rStyle w:val="Collegamentoipertestuale"/>
@@ -2513,7 +2795,7 @@
               <w:rPr>
                 <w:noProof/>
                 <w:kern w:val="2"/>
-                <w:lang w:val="ru-RU" w:eastAsia="ru-RU"/>
+                <w:lang w:val="it-IT" w:eastAsia="it-IT"/>
                 <w14:ligatures w14:val="standardContextual"/>
               </w:rPr>
               <w:tab/>
@@ -2548,7 +2830,7 @@
                 <w:noProof/>
                 <w:webHidden/>
               </w:rPr>
-              <w:instrText xml:space="preserve"> PAGEREF _Toc238374543 \h </w:instrText>
+              <w:instrText xml:space="preserve"> PAGEREF _Toc238748773 \h </w:instrText>
             </w:r>
             <w:r>
               <w:rPr>
@@ -2568,7 +2850,7 @@
                 <w:noProof/>
                 <w:webHidden/>
               </w:rPr>
-              <w:t>33</w:t>
+              <w:t>35</w:t>
             </w:r>
             <w:r>
               <w:rPr>
@@ -2589,11 +2871,11 @@
             <w:rPr>
               <w:noProof/>
               <w:kern w:val="2"/>
-              <w:lang w:val="ru-RU" w:eastAsia="ru-RU"/>
+              <w:lang w:val="it-IT" w:eastAsia="it-IT"/>
               <w14:ligatures w14:val="standardContextual"/>
             </w:rPr>
           </w:pPr>
-          <w:hyperlink w:anchor="_Toc238374544" w:history="1">
+          <w:hyperlink w:anchor="_Toc238748774" w:history="1">
             <w:r>
               <w:rPr>
                 <w:rStyle w:val="Collegamentoipertestuale"/>
@@ -2609,7 +2891,7 @@
               <w:rPr>
                 <w:noProof/>
                 <w:kern w:val="2"/>
-                <w:lang w:val="ru-RU" w:eastAsia="ru-RU"/>
+                <w:lang w:val="it-IT" w:eastAsia="it-IT"/>
                 <w14:ligatures w14:val="standardContextual"/>
               </w:rPr>
               <w:tab/>
@@ -2644,7 +2926,7 @@
                 <w:noProof/>
                 <w:webHidden/>
               </w:rPr>
-              <w:instrText xml:space="preserve"> PAGEREF _Toc238374544 \h </w:instrText>
+              <w:instrText xml:space="preserve"> PAGEREF _Toc238748774 \h </w:instrText>
             </w:r>
             <w:r>
               <w:rPr>
@@ -2664,7 +2946,7 @@
                 <w:noProof/>
                 <w:webHidden/>
               </w:rPr>
-              <w:t>34</w:t>
+              <w:t>36</w:t>
             </w:r>
             <w:r>
               <w:rPr>
@@ -2685,11 +2967,11 @@
             <w:rPr>
               <w:noProof/>
               <w:kern w:val="2"/>
-              <w:lang w:val="ru-RU" w:eastAsia="ru-RU"/>
+              <w:lang w:val="it-IT" w:eastAsia="it-IT"/>
               <w14:ligatures w14:val="standardContextual"/>
             </w:rPr>
           </w:pPr>
-          <w:hyperlink w:anchor="_Toc238374545" w:history="1">
+          <w:hyperlink w:anchor="_Toc238748775" w:history="1">
             <w:r>
               <w:rPr>
                 <w:rStyle w:val="Collegamentoipertestuale"/>
@@ -2705,7 +2987,7 @@
               <w:rPr>
                 <w:noProof/>
                 <w:kern w:val="2"/>
-                <w:lang w:val="ru-RU" w:eastAsia="ru-RU"/>
+                <w:lang w:val="it-IT" w:eastAsia="it-IT"/>
                 <w14:ligatures w14:val="standardContextual"/>
               </w:rPr>
               <w:tab/>
@@ -2740,7 +3022,7 @@
                 <w:noProof/>
                 <w:webHidden/>
               </w:rPr>
-              <w:instrText xml:space="preserve"> PAGEREF _Toc238374545 \h </w:instrText>
+              <w:instrText xml:space="preserve"> PAGEREF _Toc238748775 \h </w:instrText>
             </w:r>
             <w:r>
               <w:rPr>
@@ -2760,7 +3042,7 @@
                 <w:noProof/>
                 <w:webHidden/>
               </w:rPr>
-              <w:t>34</w:t>
+              <w:t>36</w:t>
             </w:r>
             <w:r>
               <w:rPr>
@@ -2781,11 +3063,11 @@
             <w:rPr>
               <w:noProof/>
               <w:kern w:val="2"/>
-              <w:lang w:val="ru-RU" w:eastAsia="ru-RU"/>
+              <w:lang w:val="it-IT" w:eastAsia="it-IT"/>
               <w14:ligatures w14:val="standardContextual"/>
             </w:rPr>
           </w:pPr>
-          <w:hyperlink w:anchor="_Toc238374546" w:history="1">
+          <w:hyperlink w:anchor="_Toc238748776" w:history="1">
             <w:r>
               <w:rPr>
                 <w:rStyle w:val="Collegamentoipertestuale"/>
@@ -2801,7 +3083,7 @@
               <w:rPr>
                 <w:noProof/>
                 <w:kern w:val="2"/>
-                <w:lang w:val="ru-RU" w:eastAsia="ru-RU"/>
+                <w:lang w:val="it-IT" w:eastAsia="it-IT"/>
                 <w14:ligatures w14:val="standardContextual"/>
               </w:rPr>
               <w:tab/>
@@ -2836,7 +3118,7 @@
                 <w:noProof/>
                 <w:webHidden/>
               </w:rPr>
-              <w:instrText xml:space="preserve"> PAGEREF _Toc238374546 \h </w:instrText>
+              <w:instrText xml:space="preserve"> PAGEREF _Toc238748776 \h </w:instrText>
             </w:r>
             <w:r>
               <w:rPr>
@@ -2856,7 +3138,7 @@
                 <w:noProof/>
                 <w:webHidden/>
               </w:rPr>
-              <w:t>35</w:t>
+              <w:t>37</w:t>
             </w:r>
             <w:r>
               <w:rPr>
@@ -2877,11 +3159,11 @@
             <w:rPr>
               <w:noProof/>
               <w:kern w:val="2"/>
-              <w:lang w:val="ru-RU" w:eastAsia="ru-RU"/>
+              <w:lang w:val="it-IT" w:eastAsia="it-IT"/>
               <w14:ligatures w14:val="standardContextual"/>
             </w:rPr>
           </w:pPr>
-          <w:hyperlink w:anchor="_Toc238374547" w:history="1">
+          <w:hyperlink w:anchor="_Toc238748777" w:history="1">
             <w:r>
               <w:rPr>
                 <w:rStyle w:val="Collegamentoipertestuale"/>
@@ -2897,7 +3179,7 @@
               <w:rPr>
                 <w:noProof/>
                 <w:kern w:val="2"/>
-                <w:lang w:val="ru-RU" w:eastAsia="ru-RU"/>
+                <w:lang w:val="it-IT" w:eastAsia="it-IT"/>
                 <w14:ligatures w14:val="standardContextual"/>
               </w:rPr>
               <w:tab/>
@@ -2932,7 +3214,7 @@
                 <w:noProof/>
                 <w:webHidden/>
               </w:rPr>
-              <w:instrText xml:space="preserve"> PAGEREF _Toc238374547 \h </w:instrText>
+              <w:instrText xml:space="preserve"> PAGEREF _Toc238748777 \h </w:instrText>
             </w:r>
             <w:r>
               <w:rPr>
@@ -2952,7 +3234,7 @@
                 <w:noProof/>
                 <w:webHidden/>
               </w:rPr>
-              <w:t>35</w:t>
+              <w:t>37</w:t>
             </w:r>
             <w:r>
               <w:rPr>
@@ -2973,11 +3255,11 @@
             <w:rPr>
               <w:noProof/>
               <w:kern w:val="2"/>
-              <w:lang w:val="ru-RU" w:eastAsia="ru-RU"/>
+              <w:lang w:val="it-IT" w:eastAsia="it-IT"/>
               <w14:ligatures w14:val="standardContextual"/>
             </w:rPr>
           </w:pPr>
-          <w:hyperlink w:anchor="_Toc238374548" w:history="1">
+          <w:hyperlink w:anchor="_Toc238748778" w:history="1">
             <w:r>
               <w:rPr>
                 <w:rStyle w:val="Collegamentoipertestuale"/>
@@ -2993,7 +3275,7 @@
               <w:rPr>
                 <w:noProof/>
                 <w:kern w:val="2"/>
-                <w:lang w:val="ru-RU" w:eastAsia="ru-RU"/>
+                <w:lang w:val="it-IT" w:eastAsia="it-IT"/>
                 <w14:ligatures w14:val="standardContextual"/>
               </w:rPr>
               <w:tab/>
@@ -3028,7 +3310,7 @@
                 <w:noProof/>
                 <w:webHidden/>
               </w:rPr>
-              <w:instrText xml:space="preserve"> PAGEREF _Toc238374548 \h </w:instrText>
+              <w:instrText xml:space="preserve"> PAGEREF _Toc238748778 \h </w:instrText>
             </w:r>
             <w:r>
               <w:rPr>
@@ -3048,7 +3330,7 @@
                 <w:noProof/>
                 <w:webHidden/>
               </w:rPr>
-              <w:t>35</w:t>
+              <w:t>37</w:t>
             </w:r>
             <w:r>
               <w:rPr>
@@ -3069,11 +3351,11 @@
             <w:rPr>
               <w:noProof/>
               <w:kern w:val="2"/>
-              <w:lang w:val="ru-RU" w:eastAsia="ru-RU"/>
+              <w:lang w:val="it-IT" w:eastAsia="it-IT"/>
               <w14:ligatures w14:val="standardContextual"/>
             </w:rPr>
           </w:pPr>
-          <w:hyperlink w:anchor="_Toc238374549" w:history="1">
+          <w:hyperlink w:anchor="_Toc238748779" w:history="1">
             <w:r>
               <w:rPr>
                 <w:rStyle w:val="Collegamentoipertestuale"/>
@@ -3089,7 +3371,7 @@
               <w:rPr>
                 <w:noProof/>
                 <w:kern w:val="2"/>
-                <w:lang w:val="ru-RU" w:eastAsia="ru-RU"/>
+                <w:lang w:val="it-IT" w:eastAsia="it-IT"/>
                 <w14:ligatures w14:val="standardContextual"/>
               </w:rPr>
               <w:tab/>
@@ -3124,7 +3406,7 @@
                 <w:noProof/>
                 <w:webHidden/>
               </w:rPr>
-              <w:instrText xml:space="preserve"> PAGEREF _Toc238374549 \h </w:instrText>
+              <w:instrText xml:space="preserve"> PAGEREF _Toc238748779 \h </w:instrText>
             </w:r>
             <w:r>
               <w:rPr>
@@ -3144,7 +3426,7 @@
                 <w:noProof/>
                 <w:webHidden/>
               </w:rPr>
-              <w:t>36</w:t>
+              <w:t>38</w:t>
             </w:r>
             <w:r>
               <w:rPr>
@@ -3165,11 +3447,11 @@
             <w:rPr>
               <w:noProof/>
               <w:kern w:val="2"/>
-              <w:lang w:val="ru-RU" w:eastAsia="ru-RU"/>
+              <w:lang w:val="it-IT" w:eastAsia="it-IT"/>
               <w14:ligatures w14:val="standardContextual"/>
             </w:rPr>
           </w:pPr>
-          <w:hyperlink w:anchor="_Toc238374550" w:history="1">
+          <w:hyperlink w:anchor="_Toc238748780" w:history="1">
             <w:r>
               <w:rPr>
                 <w:rStyle w:val="Collegamentoipertestuale"/>
@@ -3185,7 +3467,7 @@
               <w:rPr>
                 <w:noProof/>
                 <w:kern w:val="2"/>
-                <w:lang w:val="ru-RU" w:eastAsia="ru-RU"/>
+                <w:lang w:val="it-IT" w:eastAsia="it-IT"/>
                 <w14:ligatures w14:val="standardContextual"/>
               </w:rPr>
               <w:tab/>
@@ -3220,7 +3502,7 @@
                 <w:noProof/>
                 <w:webHidden/>
               </w:rPr>
-              <w:instrText xml:space="preserve"> PAGEREF _Toc238374550 \h </w:instrText>
+              <w:instrText xml:space="preserve"> PAGEREF _Toc238748780 \h </w:instrText>
             </w:r>
             <w:r>
               <w:rPr>
@@ -3240,7 +3522,7 @@
                 <w:noProof/>
                 <w:webHidden/>
               </w:rPr>
-              <w:t>36</w:t>
+              <w:t>38</w:t>
             </w:r>
             <w:r>
               <w:rPr>
@@ -3261,11 +3543,11 @@
             <w:rPr>
               <w:noProof/>
               <w:kern w:val="2"/>
-              <w:lang w:val="ru-RU" w:eastAsia="ru-RU"/>
+              <w:lang w:val="it-IT" w:eastAsia="it-IT"/>
               <w14:ligatures w14:val="standardContextual"/>
             </w:rPr>
           </w:pPr>
-          <w:hyperlink w:anchor="_Toc238374551" w:history="1">
+          <w:hyperlink w:anchor="_Toc238748781" w:history="1">
             <w:r>
               <w:rPr>
                 <w:rStyle w:val="Collegamentoipertestuale"/>
@@ -3281,7 +3563,7 @@
               <w:rPr>
                 <w:noProof/>
                 <w:kern w:val="2"/>
-                <w:lang w:val="ru-RU" w:eastAsia="ru-RU"/>
+                <w:lang w:val="it-IT" w:eastAsia="it-IT"/>
                 <w14:ligatures w14:val="standardContextual"/>
               </w:rPr>
               <w:tab/>
@@ -3316,7 +3598,7 @@
                 <w:noProof/>
                 <w:webHidden/>
               </w:rPr>
-              <w:instrText xml:space="preserve"> PAGEREF _Toc238374551 \h </w:instrText>
+              <w:instrText xml:space="preserve"> PAGEREF _Toc238748781 \h </w:instrText>
             </w:r>
             <w:r>
               <w:rPr>
@@ -3336,7 +3618,7 @@
                 <w:noProof/>
                 <w:webHidden/>
               </w:rPr>
-              <w:t>37</w:t>
+              <w:t>39</w:t>
             </w:r>
             <w:r>
               <w:rPr>
@@ -3357,11 +3639,11 @@
             <w:rPr>
               <w:noProof/>
               <w:kern w:val="2"/>
-              <w:lang w:val="ru-RU" w:eastAsia="ru-RU"/>
+              <w:lang w:val="it-IT" w:eastAsia="it-IT"/>
               <w14:ligatures w14:val="standardContextual"/>
             </w:rPr>
           </w:pPr>
-          <w:hyperlink w:anchor="_Toc238374552" w:history="1">
+          <w:hyperlink w:anchor="_Toc238748782" w:history="1">
             <w:r>
               <w:rPr>
                 <w:rStyle w:val="Collegamentoipertestuale"/>
@@ -3377,7 +3659,7 @@
               <w:rPr>
                 <w:noProof/>
                 <w:kern w:val="2"/>
-                <w:lang w:val="ru-RU" w:eastAsia="ru-RU"/>
+                <w:lang w:val="it-IT" w:eastAsia="it-IT"/>
                 <w14:ligatures w14:val="standardContextual"/>
               </w:rPr>
               <w:tab/>
@@ -3412,7 +3694,7 @@
                 <w:noProof/>
                 <w:webHidden/>
               </w:rPr>
-              <w:instrText xml:space="preserve"> PAGEREF _Toc238374552 \h </w:instrText>
+              <w:instrText xml:space="preserve"> PAGEREF _Toc238748782 \h </w:instrText>
             </w:r>
             <w:r>
               <w:rPr>
@@ -3432,7 +3714,7 @@
                 <w:noProof/>
                 <w:webHidden/>
               </w:rPr>
-              <w:t>38</w:t>
+              <w:t>40</w:t>
             </w:r>
             <w:r>
               <w:rPr>
@@ -3453,11 +3735,11 @@
             <w:rPr>
               <w:noProof/>
               <w:kern w:val="2"/>
-              <w:lang w:val="ru-RU" w:eastAsia="ru-RU"/>
+              <w:lang w:val="it-IT" w:eastAsia="it-IT"/>
               <w14:ligatures w14:val="standardContextual"/>
             </w:rPr>
           </w:pPr>
-          <w:hyperlink w:anchor="_Toc238374553" w:history="1">
+          <w:hyperlink w:anchor="_Toc238748783" w:history="1">
             <w:r>
               <w:rPr>
                 <w:rStyle w:val="Collegamentoipertestuale"/>
@@ -3473,7 +3755,7 @@
               <w:rPr>
                 <w:noProof/>
                 <w:kern w:val="2"/>
-                <w:lang w:val="ru-RU" w:eastAsia="ru-RU"/>
+                <w:lang w:val="it-IT" w:eastAsia="it-IT"/>
                 <w14:ligatures w14:val="standardContextual"/>
               </w:rPr>
               <w:tab/>
@@ -3508,7 +3790,7 @@
                 <w:noProof/>
                 <w:webHidden/>
               </w:rPr>
-              <w:instrText xml:space="preserve"> PAGEREF _Toc238374553 \h </w:instrText>
+              <w:instrText xml:space="preserve"> PAGEREF _Toc238748783 \h </w:instrText>
             </w:r>
             <w:r>
               <w:rPr>
@@ -3528,7 +3810,7 @@
                 <w:noProof/>
                 <w:webHidden/>
               </w:rPr>
-              <w:t>38</w:t>
+              <w:t>40</w:t>
             </w:r>
             <w:r>
               <w:rPr>
@@ -3549,11 +3831,11 @@
             <w:rPr>
               <w:noProof/>
               <w:kern w:val="2"/>
-              <w:lang w:val="ru-RU" w:eastAsia="ru-RU"/>
+              <w:lang w:val="it-IT" w:eastAsia="it-IT"/>
               <w14:ligatures w14:val="standardContextual"/>
             </w:rPr>
           </w:pPr>
-          <w:hyperlink w:anchor="_Toc238374554" w:history="1">
+          <w:hyperlink w:anchor="_Toc238748784" w:history="1">
             <w:r>
               <w:rPr>
                 <w:rStyle w:val="Collegamentoipertestuale"/>
@@ -3569,7 +3851,7 @@
               <w:rPr>
                 <w:noProof/>
                 <w:kern w:val="2"/>
-                <w:lang w:val="ru-RU" w:eastAsia="ru-RU"/>
+                <w:lang w:val="it-IT" w:eastAsia="it-IT"/>
                 <w14:ligatures w14:val="standardContextual"/>
               </w:rPr>
               <w:tab/>
@@ -3604,7 +3886,7 @@
                 <w:noProof/>
                 <w:webHidden/>
               </w:rPr>
-              <w:instrText xml:space="preserve"> PAGEREF _Toc238374554 \h </w:instrText>
+              <w:instrText xml:space="preserve"> PAGEREF _Toc238748784 \h </w:instrText>
             </w:r>
             <w:r>
               <w:rPr>
@@ -3624,7 +3906,7 @@
                 <w:noProof/>
                 <w:webHidden/>
               </w:rPr>
-              <w:t>38</w:t>
+              <w:t>40</w:t>
             </w:r>
             <w:r>
               <w:rPr>
@@ -3645,11 +3927,11 @@
             <w:rPr>
               <w:noProof/>
               <w:kern w:val="2"/>
-              <w:lang w:val="ru-RU" w:eastAsia="ru-RU"/>
+              <w:lang w:val="it-IT" w:eastAsia="it-IT"/>
               <w14:ligatures w14:val="standardContextual"/>
             </w:rPr>
           </w:pPr>
-          <w:hyperlink w:anchor="_Toc238374555" w:history="1">
+          <w:hyperlink w:anchor="_Toc238748785" w:history="1">
             <w:r>
               <w:rPr>
                 <w:rStyle w:val="Collegamentoipertestuale"/>
@@ -3665,7 +3947,7 @@
               <w:rPr>
                 <w:noProof/>
                 <w:kern w:val="2"/>
-                <w:lang w:val="ru-RU" w:eastAsia="ru-RU"/>
+                <w:lang w:val="it-IT" w:eastAsia="it-IT"/>
                 <w14:ligatures w14:val="standardContextual"/>
               </w:rPr>
               <w:tab/>
@@ -3700,7 +3982,7 @@
                 <w:noProof/>
                 <w:webHidden/>
               </w:rPr>
-              <w:instrText xml:space="preserve"> PAGEREF _Toc238374555 \h </w:instrText>
+              <w:instrText xml:space="preserve"> PAGEREF _Toc238748785 \h </w:instrText>
             </w:r>
             <w:r>
               <w:rPr>
@@ -3720,7 +4002,7 @@
                 <w:noProof/>
                 <w:webHidden/>
               </w:rPr>
-              <w:t>39</w:t>
+              <w:t>41</w:t>
             </w:r>
             <w:r>
               <w:rPr>
@@ -3741,11 +4023,11 @@
             <w:rPr>
               <w:noProof/>
               <w:kern w:val="2"/>
-              <w:lang w:val="ru-RU" w:eastAsia="ru-RU"/>
+              <w:lang w:val="it-IT" w:eastAsia="it-IT"/>
               <w14:ligatures w14:val="standardContextual"/>
             </w:rPr>
           </w:pPr>
-          <w:hyperlink w:anchor="_Toc238374556" w:history="1">
+          <w:hyperlink w:anchor="_Toc238748786" w:history="1">
             <w:r>
               <w:rPr>
                 <w:rStyle w:val="Collegamentoipertestuale"/>
@@ -3761,7 +4043,7 @@
               <w:rPr>
                 <w:noProof/>
                 <w:kern w:val="2"/>
-                <w:lang w:val="ru-RU" w:eastAsia="ru-RU"/>
+                <w:lang w:val="it-IT" w:eastAsia="it-IT"/>
                 <w14:ligatures w14:val="standardContextual"/>
               </w:rPr>
               <w:tab/>
@@ -3796,7 +4078,7 @@
                 <w:noProof/>
                 <w:webHidden/>
               </w:rPr>
-              <w:instrText xml:space="preserve"> PAGEREF _Toc238374556 \h </w:instrText>
+              <w:instrText xml:space="preserve"> PAGEREF _Toc238748786 \h </w:instrText>
             </w:r>
             <w:r>
               <w:rPr>
@@ -3816,7 +4098,7 @@
                 <w:noProof/>
                 <w:webHidden/>
               </w:rPr>
-              <w:t>39</w:t>
+              <w:t>41</w:t>
             </w:r>
             <w:r>
               <w:rPr>
@@ -3837,11 +4119,11 @@
             <w:rPr>
               <w:noProof/>
               <w:kern w:val="2"/>
-              <w:lang w:val="ru-RU" w:eastAsia="ru-RU"/>
+              <w:lang w:val="it-IT" w:eastAsia="it-IT"/>
               <w14:ligatures w14:val="standardContextual"/>
             </w:rPr>
           </w:pPr>
-          <w:hyperlink w:anchor="_Toc238374557" w:history="1">
+          <w:hyperlink w:anchor="_Toc238748787" w:history="1">
             <w:r>
               <w:rPr>
                 <w:rStyle w:val="Collegamentoipertestuale"/>
@@ -3857,7 +4139,7 @@
               <w:rPr>
                 <w:noProof/>
                 <w:kern w:val="2"/>
-                <w:lang w:val="ru-RU" w:eastAsia="ru-RU"/>
+                <w:lang w:val="it-IT" w:eastAsia="it-IT"/>
                 <w14:ligatures w14:val="standardContextual"/>
               </w:rPr>
               <w:tab/>
@@ -3892,7 +4174,7 @@
                 <w:noProof/>
                 <w:webHidden/>
               </w:rPr>
-              <w:instrText xml:space="preserve"> PAGEREF _Toc238374557 \h </w:instrText>
+              <w:instrText xml:space="preserve"> PAGEREF _Toc238748787 \h </w:instrText>
             </w:r>
             <w:r>
               <w:rPr>
@@ -3912,7 +4194,7 @@
                 <w:noProof/>
                 <w:webHidden/>
               </w:rPr>
-              <w:t>40</w:t>
+              <w:t>42</w:t>
             </w:r>
             <w:r>
               <w:rPr>
@@ -3933,11 +4215,11 @@
             <w:rPr>
               <w:noProof/>
               <w:kern w:val="2"/>
-              <w:lang w:val="ru-RU" w:eastAsia="ru-RU"/>
+              <w:lang w:val="it-IT" w:eastAsia="it-IT"/>
               <w14:ligatures w14:val="standardContextual"/>
             </w:rPr>
           </w:pPr>
-          <w:hyperlink w:anchor="_Toc238374558" w:history="1">
+          <w:hyperlink w:anchor="_Toc238748788" w:history="1">
             <w:r>
               <w:rPr>
                 <w:rStyle w:val="Collegamentoipertestuale"/>
@@ -3953,7 +4235,7 @@
               <w:rPr>
                 <w:noProof/>
                 <w:kern w:val="2"/>
-                <w:lang w:val="ru-RU" w:eastAsia="ru-RU"/>
+                <w:lang w:val="it-IT" w:eastAsia="it-IT"/>
                 <w14:ligatures w14:val="standardContextual"/>
               </w:rPr>
               <w:tab/>
@@ -3988,7 +4270,7 @@
                 <w:noProof/>
                 <w:webHidden/>
               </w:rPr>
-              <w:instrText xml:space="preserve"> PAGEREF _Toc238374558 \h </w:instrText>
+              <w:instrText xml:space="preserve"> PAGEREF _Toc238748788 \h </w:instrText>
             </w:r>
             <w:r>
               <w:rPr>
@@ -4008,7 +4290,7 @@
                 <w:noProof/>
                 <w:webHidden/>
               </w:rPr>
-              <w:t>40</w:t>
+              <w:t>42</w:t>
             </w:r>
             <w:r>
               <w:rPr>
@@ -4029,11 +4311,11 @@
             <w:rPr>
               <w:noProof/>
               <w:kern w:val="2"/>
-              <w:lang w:val="ru-RU" w:eastAsia="ru-RU"/>
+              <w:lang w:val="it-IT" w:eastAsia="it-IT"/>
               <w14:ligatures w14:val="standardContextual"/>
             </w:rPr>
           </w:pPr>
-          <w:hyperlink w:anchor="_Toc238374559" w:history="1">
+          <w:hyperlink w:anchor="_Toc238748789" w:history="1">
             <w:r>
               <w:rPr>
                 <w:rStyle w:val="Collegamentoipertestuale"/>
@@ -4049,7 +4331,7 @@
               <w:rPr>
                 <w:noProof/>
                 <w:kern w:val="2"/>
-                <w:lang w:val="ru-RU" w:eastAsia="ru-RU"/>
+                <w:lang w:val="it-IT" w:eastAsia="it-IT"/>
                 <w14:ligatures w14:val="standardContextual"/>
               </w:rPr>
               <w:tab/>
@@ -4084,7 +4366,7 @@
                 <w:noProof/>
                 <w:webHidden/>
               </w:rPr>
-              <w:instrText xml:space="preserve"> PAGEREF _Toc238374559 \h </w:instrText>
+              <w:instrText xml:space="preserve"> PAGEREF _Toc238748789 \h </w:instrText>
             </w:r>
             <w:r>
               <w:rPr>
@@ -4104,7 +4386,7 @@
                 <w:noProof/>
                 <w:webHidden/>
               </w:rPr>
-              <w:t>40</w:t>
+              <w:t>42</w:t>
             </w:r>
             <w:r>
               <w:rPr>
@@ -4125,11 +4407,11 @@
             <w:rPr>
               <w:noProof/>
               <w:kern w:val="2"/>
-              <w:lang w:val="ru-RU" w:eastAsia="ru-RU"/>
+              <w:lang w:val="it-IT" w:eastAsia="it-IT"/>
               <w14:ligatures w14:val="standardContextual"/>
             </w:rPr>
           </w:pPr>
-          <w:hyperlink w:anchor="_Toc238374560" w:history="1">
+          <w:hyperlink w:anchor="_Toc238748790" w:history="1">
             <w:r>
               <w:rPr>
                 <w:rStyle w:val="Collegamentoipertestuale"/>
@@ -4145,7 +4427,7 @@
               <w:rPr>
                 <w:noProof/>
                 <w:kern w:val="2"/>
-                <w:lang w:val="ru-RU" w:eastAsia="ru-RU"/>
+                <w:lang w:val="it-IT" w:eastAsia="it-IT"/>
                 <w14:ligatures w14:val="standardContextual"/>
               </w:rPr>
               <w:tab/>
@@ -4180,7 +4462,7 @@
                 <w:noProof/>
                 <w:webHidden/>
               </w:rPr>
-              <w:instrText xml:space="preserve"> PAGEREF _Toc238374560 \h </w:instrText>
+              <w:instrText xml:space="preserve"> PAGEREF _Toc238748790 \h </w:instrText>
             </w:r>
             <w:r>
               <w:rPr>
@@ -4200,7 +4482,7 @@
                 <w:noProof/>
                 <w:webHidden/>
               </w:rPr>
-              <w:t>40</w:t>
+              <w:t>43</w:t>
             </w:r>
             <w:r>
               <w:rPr>
@@ -4221,11 +4503,11 @@
             <w:rPr>
               <w:noProof/>
               <w:kern w:val="2"/>
-              <w:lang w:val="ru-RU" w:eastAsia="ru-RU"/>
+              <w:lang w:val="it-IT" w:eastAsia="it-IT"/>
               <w14:ligatures w14:val="standardContextual"/>
             </w:rPr>
           </w:pPr>
-          <w:hyperlink w:anchor="_Toc238374561" w:history="1">
+          <w:hyperlink w:anchor="_Toc238748791" w:history="1">
             <w:r>
               <w:rPr>
                 <w:rStyle w:val="Collegamentoipertestuale"/>
@@ -4241,7 +4523,7 @@
               <w:rPr>
                 <w:noProof/>
                 <w:kern w:val="2"/>
-                <w:lang w:val="ru-RU" w:eastAsia="ru-RU"/>
+                <w:lang w:val="it-IT" w:eastAsia="it-IT"/>
                 <w14:ligatures w14:val="standardContextual"/>
               </w:rPr>
               <w:tab/>
@@ -4276,7 +4558,7 @@
                 <w:noProof/>
                 <w:webHidden/>
               </w:rPr>
-              <w:instrText xml:space="preserve"> PAGEREF _Toc238374561 \h </w:instrText>
+              <w:instrText xml:space="preserve"> PAGEREF _Toc238748791 \h </w:instrText>
             </w:r>
             <w:r>
               <w:rPr>
@@ -4296,7 +4578,7 @@
                 <w:noProof/>
                 <w:webHidden/>
               </w:rPr>
-              <w:t>41</w:t>
+              <w:t>43</w:t>
             </w:r>
             <w:r>
               <w:rPr>
@@ -4317,11 +4599,11 @@
             <w:rPr>
               <w:noProof/>
               <w:kern w:val="2"/>
-              <w:lang w:val="ru-RU" w:eastAsia="ru-RU"/>
+              <w:lang w:val="it-IT" w:eastAsia="it-IT"/>
               <w14:ligatures w14:val="standardContextual"/>
             </w:rPr>
           </w:pPr>
-          <w:hyperlink w:anchor="_Toc238374562" w:history="1">
+          <w:hyperlink w:anchor="_Toc238748792" w:history="1">
             <w:r>
               <w:rPr>
                 <w:rStyle w:val="Collegamentoipertestuale"/>
@@ -4337,7 +4619,7 @@
               <w:rPr>
                 <w:noProof/>
                 <w:kern w:val="2"/>
-                <w:lang w:val="ru-RU" w:eastAsia="ru-RU"/>
+                <w:lang w:val="it-IT" w:eastAsia="it-IT"/>
                 <w14:ligatures w14:val="standardContextual"/>
               </w:rPr>
               <w:tab/>
@@ -4372,7 +4654,7 @@
                 <w:noProof/>
                 <w:webHidden/>
               </w:rPr>
-              <w:instrText xml:space="preserve"> PAGEREF _Toc238374562 \h </w:instrText>
+              <w:instrText xml:space="preserve"> PAGEREF _Toc238748792 \h </w:instrText>
             </w:r>
             <w:r>
               <w:rPr>
@@ -4392,7 +4674,7 @@
                 <w:noProof/>
                 <w:webHidden/>
               </w:rPr>
-              <w:t>41</w:t>
+              <w:t>44</w:t>
             </w:r>
             <w:r>
               <w:rPr>
@@ -4413,11 +4695,11 @@
             <w:rPr>
               <w:noProof/>
               <w:kern w:val="2"/>
-              <w:lang w:val="ru-RU" w:eastAsia="ru-RU"/>
+              <w:lang w:val="it-IT" w:eastAsia="it-IT"/>
               <w14:ligatures w14:val="standardContextual"/>
             </w:rPr>
           </w:pPr>
-          <w:hyperlink w:anchor="_Toc238374563" w:history="1">
+          <w:hyperlink w:anchor="_Toc238748793" w:history="1">
             <w:r>
               <w:rPr>
                 <w:rStyle w:val="Collegamentoipertestuale"/>
@@ -4433,7 +4715,7 @@
               <w:rPr>
                 <w:noProof/>
                 <w:kern w:val="2"/>
-                <w:lang w:val="ru-RU" w:eastAsia="ru-RU"/>
+                <w:lang w:val="it-IT" w:eastAsia="it-IT"/>
                 <w14:ligatures w14:val="standardContextual"/>
               </w:rPr>
               <w:tab/>
@@ -4468,7 +4750,7 @@
                 <w:noProof/>
                 <w:webHidden/>
               </w:rPr>
-              <w:instrText xml:space="preserve"> PAGEREF _Toc238374563 \h </w:instrText>
+              <w:instrText xml:space="preserve"> PAGEREF _Toc238748793 \h </w:instrText>
             </w:r>
             <w:r>
               <w:rPr>
@@ -4488,7 +4770,7 @@
                 <w:noProof/>
                 <w:webHidden/>
               </w:rPr>
-              <w:t>42</w:t>
+              <w:t>44</w:t>
             </w:r>
             <w:r>
               <w:rPr>
@@ -4509,11 +4791,11 @@
             <w:rPr>
               <w:noProof/>
               <w:kern w:val="2"/>
-              <w:lang w:val="ru-RU" w:eastAsia="ru-RU"/>
+              <w:lang w:val="it-IT" w:eastAsia="it-IT"/>
               <w14:ligatures w14:val="standardContextual"/>
             </w:rPr>
           </w:pPr>
-          <w:hyperlink w:anchor="_Toc238374564" w:history="1">
+          <w:hyperlink w:anchor="_Toc238748794" w:history="1">
             <w:r>
               <w:rPr>
                 <w:rStyle w:val="Collegamentoipertestuale"/>
@@ -4529,7 +4811,7 @@
               <w:rPr>
                 <w:noProof/>
                 <w:kern w:val="2"/>
-                <w:lang w:val="ru-RU" w:eastAsia="ru-RU"/>
+                <w:lang w:val="it-IT" w:eastAsia="it-IT"/>
                 <w14:ligatures w14:val="standardContextual"/>
               </w:rPr>
               <w:tab/>
@@ -4564,7 +4846,7 @@
                 <w:noProof/>
                 <w:webHidden/>
               </w:rPr>
-              <w:instrText xml:space="preserve"> PAGEREF _Toc238374564 \h </w:instrText>
+              <w:instrText xml:space="preserve"> PAGEREF _Toc238748794 \h </w:instrText>
             </w:r>
             <w:r>
               <w:rPr>
@@ -4584,7 +4866,7 @@
                 <w:noProof/>
                 <w:webHidden/>
               </w:rPr>
-              <w:t>42</w:t>
+              <w:t>45</w:t>
             </w:r>
             <w:r>
               <w:rPr>
@@ -4605,11 +4887,11 @@
             <w:rPr>
               <w:noProof/>
               <w:kern w:val="2"/>
-              <w:lang w:val="ru-RU" w:eastAsia="ru-RU"/>
+              <w:lang w:val="it-IT" w:eastAsia="it-IT"/>
               <w14:ligatures w14:val="standardContextual"/>
             </w:rPr>
           </w:pPr>
-          <w:hyperlink w:anchor="_Toc238374565" w:history="1">
+          <w:hyperlink w:anchor="_Toc238748795" w:history="1">
             <w:r>
               <w:rPr>
                 <w:rStyle w:val="Collegamentoipertestuale"/>
@@ -4625,7 +4907,7 @@
               <w:rPr>
                 <w:noProof/>
                 <w:kern w:val="2"/>
-                <w:lang w:val="ru-RU" w:eastAsia="ru-RU"/>
+                <w:lang w:val="it-IT" w:eastAsia="it-IT"/>
                 <w14:ligatures w14:val="standardContextual"/>
               </w:rPr>
               <w:tab/>
@@ -4660,7 +4942,7 @@
                 <w:noProof/>
                 <w:webHidden/>
               </w:rPr>
-              <w:instrText xml:space="preserve"> PAGEREF _Toc238374565 \h </w:instrText>
+              <w:instrText xml:space="preserve"> PAGEREF _Toc238748795 \h </w:instrText>
             </w:r>
             <w:r>
               <w:rPr>
@@ -4680,7 +4962,195 @@
                 <w:noProof/>
                 <w:webHidden/>
               </w:rPr>
-              <w:t>43</w:t>
+              <w:t>45</w:t>
+            </w:r>
+            <w:r>
+              <w:rPr>
+                <w:noProof/>
+                <w:webHidden/>
+              </w:rPr>
+              <w:fldChar w:fldCharType="end"/>
+            </w:r>
+          </w:hyperlink>
+        </w:p>
+        <w:p>
+          <w:pPr>
+            <w:pStyle w:val="Sommario2"/>
+            <w:tabs>
+              <w:tab w:val="left" w:pos="880"/>
+              <w:tab w:val="right" w:leader="dot" w:pos="9344"/>
+            </w:tabs>
+            <w:rPr>
+              <w:noProof/>
+              <w:kern w:val="2"/>
+              <w:lang w:val="it-IT" w:eastAsia="it-IT"/>
+              <w14:ligatures w14:val="standardContextual"/>
+            </w:rPr>
+          </w:pPr>
+          <w:hyperlink w:anchor="_Toc238748796" w:history="1">
+            <w:r>
+              <w:rPr>
+                <w:rStyle w:val="Collegamentoipertestuale"/>
+                <w:rFonts w:cstheme="minorHAnsi"/>
+                <w:b/>
+                <w:bCs/>
+                <w:noProof/>
+              </w:rPr>
+              <w:t>2.31</w:t>
+            </w:r>
+            <w:r>
+              <w:rPr>
+                <w:noProof/>
+                <w:kern w:val="2"/>
+                <w:lang w:val="it-IT" w:eastAsia="it-IT"/>
+                <w14:ligatures w14:val="standardContextual"/>
+              </w:rPr>
+              <w:tab/>
+            </w:r>
+            <w:r>
+              <w:rPr>
+                <w:rStyle w:val="Collegamentoipertestuale"/>
+                <w:rFonts w:cstheme="minorHAnsi"/>
+                <w:b/>
+                <w:bCs/>
+                <w:noProof/>
+              </w:rPr>
+              <w:t>FRONT PARK MUTE</w:t>
+            </w:r>
+            <w:r>
+              <w:rPr>
+                <w:noProof/>
+                <w:webHidden/>
+              </w:rPr>
+              <w:tab/>
+            </w:r>
+            <w:r>
+              <w:rPr>
+                <w:noProof/>
+                <w:webHidden/>
+              </w:rPr>
+              <w:fldChar w:fldCharType="begin"/>
+            </w:r>
+            <w:r>
+              <w:rPr>
+                <w:noProof/>
+                <w:webHidden/>
+              </w:rPr>
+              <w:instrText xml:space="preserve"> PAGEREF _Toc238748796 \h </w:instrText>
+            </w:r>
+            <w:r>
+              <w:rPr>
+                <w:noProof/>
+                <w:webHidden/>
+              </w:rPr>
+            </w:r>
+            <w:r>
+              <w:rPr>
+                <w:noProof/>
+                <w:webHidden/>
+              </w:rPr>
+              <w:fldChar w:fldCharType="separate"/>
+            </w:r>
+            <w:r>
+              <w:rPr>
+                <w:noProof/>
+                <w:webHidden/>
+              </w:rPr>
+              <w:t>45</w:t>
+            </w:r>
+            <w:r>
+              <w:rPr>
+                <w:noProof/>
+                <w:webHidden/>
+              </w:rPr>
+              <w:fldChar w:fldCharType="end"/>
+            </w:r>
+          </w:hyperlink>
+        </w:p>
+        <w:p>
+          <w:pPr>
+            <w:pStyle w:val="Sommario2"/>
+            <w:tabs>
+              <w:tab w:val="left" w:pos="880"/>
+              <w:tab w:val="right" w:leader="dot" w:pos="9344"/>
+            </w:tabs>
+            <w:rPr>
+              <w:noProof/>
+              <w:kern w:val="2"/>
+              <w:lang w:val="it-IT" w:eastAsia="it-IT"/>
+              <w14:ligatures w14:val="standardContextual"/>
+            </w:rPr>
+          </w:pPr>
+          <w:hyperlink w:anchor="_Toc238748797" w:history="1">
+            <w:r>
+              <w:rPr>
+                <w:rStyle w:val="Collegamentoipertestuale"/>
+                <w:rFonts w:cstheme="minorHAnsi"/>
+                <w:b/>
+                <w:bCs/>
+                <w:noProof/>
+              </w:rPr>
+              <w:t>2.32</w:t>
+            </w:r>
+            <w:r>
+              <w:rPr>
+                <w:noProof/>
+                <w:kern w:val="2"/>
+                <w:lang w:val="it-IT" w:eastAsia="it-IT"/>
+                <w14:ligatures w14:val="standardContextual"/>
+              </w:rPr>
+              <w:tab/>
+            </w:r>
+            <w:r>
+              <w:rPr>
+                <w:rStyle w:val="Collegamentoipertestuale"/>
+                <w:rFonts w:cstheme="minorHAnsi"/>
+                <w:b/>
+                <w:bCs/>
+                <w:noProof/>
+              </w:rPr>
+              <w:t>ELM327</w:t>
+            </w:r>
+            <w:r>
+              <w:rPr>
+                <w:noProof/>
+                <w:webHidden/>
+              </w:rPr>
+              <w:tab/>
+            </w:r>
+            <w:r>
+              <w:rPr>
+                <w:noProof/>
+                <w:webHidden/>
+              </w:rPr>
+              <w:fldChar w:fldCharType="begin"/>
+            </w:r>
+            <w:r>
+              <w:rPr>
+                <w:noProof/>
+                <w:webHidden/>
+              </w:rPr>
+              <w:instrText xml:space="preserve"> PAGEREF _Toc238748797 \h </w:instrText>
+            </w:r>
+            <w:r>
+              <w:rPr>
+                <w:noProof/>
+                <w:webHidden/>
+              </w:rPr>
+            </w:r>
+            <w:r>
+              <w:rPr>
+                <w:noProof/>
+                <w:webHidden/>
+              </w:rPr>
+              <w:fldChar w:fldCharType="separate"/>
+            </w:r>
+            <w:r>
+              <w:rPr>
+                <w:noProof/>
+                <w:webHidden/>
+              </w:rPr>
+              <w:t>45</w:t>
             </w:r>
             <w:r>
               <w:rPr>
@@ -4751,7 +5221,7 @@
           <w:color w:val="auto"/>
         </w:rPr>
       </w:pPr>
-      <w:bookmarkStart w:id="0" w:name="_Toc238374520"/>
+      <w:bookmarkStart w:id="0" w:name="_Toc238748747"/>
       <w:r>
         <w:rPr>
           <w:rStyle w:val="Enfasigrassetto"/>
@@ -4773,7 +5243,7 @@
           <w:color w:val="auto"/>
         </w:rPr>
       </w:pPr>
-      <w:bookmarkStart w:id="1" w:name="_Toc238374521"/>
+      <w:bookmarkStart w:id="1" w:name="_Toc238748748"/>
       <w:r>
         <w:rPr>
           <w:rStyle w:val="Enfasigrassetto"/>
@@ -4813,7 +5283,7 @@
           <w:noProof/>
         </w:rPr>
         <w:drawing>
-          <wp:inline distT="0" distB="0" distL="0" distR="0" wp14:anchorId="609577F7" wp14:editId="638877A3">
+          <wp:inline distT="0" distB="0" distL="0" distR="0" wp14:anchorId="609577F7" wp14:editId="3F3A3063">
             <wp:extent cx="2583211" cy="2313745"/>
             <wp:effectExtent l="0" t="0" r="7620" b="0"/>
             <wp:docPr id="781633535" name="Immagine 39"/>
@@ -4869,7 +5339,7 @@
           <w:noProof/>
         </w:rPr>
         <w:drawing>
-          <wp:inline distT="0" distB="0" distL="0" distR="0" wp14:anchorId="61281DE3" wp14:editId="451F7997">
+          <wp:inline distT="0" distB="0" distL="0" distR="0" wp14:anchorId="61281DE3" wp14:editId="15141A1B">
             <wp:extent cx="2411730" cy="2314135"/>
             <wp:effectExtent l="0" t="0" r="7620" b="0"/>
             <wp:docPr id="1618152605" name="Immagine 38"/>
@@ -4986,7 +5456,7 @@
           <w:lang w:val="ru-RU"/>
         </w:rPr>
       </w:pPr>
-      <w:bookmarkStart w:id="2" w:name="_Toc238374522"/>
+      <w:bookmarkStart w:id="2" w:name="_Toc238748749"/>
       <w:r>
         <w:rPr>
           <w:rStyle w:val="Enfasigrassetto"/>
@@ -5157,7 +5627,7 @@
           <w:lang w:val="ru-RU"/>
         </w:rPr>
       </w:pPr>
-      <w:bookmarkStart w:id="3" w:name="_Toc238374523"/>
+      <w:bookmarkStart w:id="3" w:name="_Toc238748750"/>
       <w:r>
         <w:rPr>
           <w:rStyle w:val="Enfasigrassetto"/>
@@ -5385,7 +5855,7 @@
           <w:noProof/>
         </w:rPr>
         <w:drawing>
-          <wp:inline distT="0" distB="0" distL="0" distR="0" wp14:anchorId="22162EBD" wp14:editId="07B4FB75">
+          <wp:inline distT="0" distB="0" distL="0" distR="0" wp14:anchorId="22162EBD" wp14:editId="6F07B0BC">
             <wp:extent cx="2700997" cy="2488565"/>
             <wp:effectExtent l="0" t="0" r="4445" b="6985"/>
             <wp:docPr id="133927039" name="Immagine 37"/>
@@ -5689,7 +6159,7 @@
           <w:lang w:val="ru-RU"/>
         </w:rPr>
       </w:pPr>
-      <w:bookmarkStart w:id="4" w:name="_Toc238374524"/>
+      <w:bookmarkStart w:id="4" w:name="_Toc238748751"/>
       <w:r>
         <w:rPr>
           <w:rStyle w:val="Enfasigrassetto"/>
@@ -5864,8 +6334,8 @@
           <w:lang w:val="ru-RU"/>
         </w:rPr>
       </w:pPr>
-      <w:bookmarkStart w:id="5" w:name="_Toc238374525"/>
-      <w:bookmarkStart w:id="6" w:name="_Hlk196905581"/>
+      <w:bookmarkStart w:id="5" w:name="_Hlk196905581"/>
+      <w:bookmarkStart w:id="6" w:name="_Toc238748752"/>
       <w:r>
         <w:rPr>
           <w:rStyle w:val="Enfasigrassetto"/>
@@ -5886,7 +6356,7 @@
         <w:tab/>
         <w:t>Первое включение (с дополнительной проводкой)</w:t>
       </w:r>
-      <w:bookmarkEnd w:id="5"/>
+      <w:bookmarkEnd w:id="6"/>
     </w:p>
     <w:p>
       <w:pPr>
@@ -6026,7 +6496,7 @@
           <w:lang w:val="ru-RU"/>
         </w:rPr>
       </w:pPr>
-      <w:bookmarkStart w:id="7" w:name="_Toc238374526"/>
+      <w:bookmarkStart w:id="7" w:name="_Toc238748753"/>
       <w:r>
         <w:rPr>
           <w:rStyle w:val="Enfasigrassetto"/>
@@ -6076,7 +6546,7 @@
         <w:t>Инструкции по входу в меню SETUP, прокрутке списка доступных функций, включению/отключению функций и постоянному сохранению настроек приведены в п. 2.1.</w:t>
       </w:r>
     </w:p>
-    <w:bookmarkEnd w:id="6"/>
+    <w:bookmarkEnd w:id="5"/>
     <w:p>
       <w:pPr>
         <w:jc w:val="both"/>
@@ -6103,7 +6573,7 @@
           <w:lang w:val="ru-RU"/>
         </w:rPr>
       </w:pPr>
-      <w:bookmarkStart w:id="8" w:name="_Toc238374527"/>
+      <w:bookmarkStart w:id="8" w:name="_Toc238748754"/>
       <w:r>
         <w:rPr>
           <w:rStyle w:val="Enfasigrassetto"/>
@@ -6379,7 +6849,7 @@
           <w:lang w:val="ru-RU"/>
         </w:rPr>
       </w:pPr>
-      <w:bookmarkStart w:id="9" w:name="_Toc238374528"/>
+      <w:bookmarkStart w:id="9" w:name="_Toc238748755"/>
       <w:r>
         <w:rPr>
           <w:rStyle w:val="Enfasigrassetto"/>
@@ -6438,7 +6908,7 @@
           <w:lang w:val="ru-RU"/>
         </w:rPr>
       </w:pPr>
-      <w:bookmarkStart w:id="10" w:name="_Toc238374529"/>
+      <w:bookmarkStart w:id="10" w:name="_Toc238748756"/>
       <w:r>
         <w:rPr>
           <w:rStyle w:val="Enfasigrassetto"/>
@@ -6898,7 +7368,7 @@
           <w:noProof/>
         </w:rPr>
         <w:drawing>
-          <wp:inline distT="0" distB="0" distL="0" distR="0" wp14:anchorId="53D54CB0" wp14:editId="55B7D00A">
+          <wp:inline distT="0" distB="0" distL="0" distR="0" wp14:anchorId="53D54CB0" wp14:editId="7057AFFF">
             <wp:extent cx="5071403" cy="5171703"/>
             <wp:effectExtent l="0" t="0" r="0" b="0"/>
             <wp:docPr id="1206942674" name="Immagine 1"/>
@@ -7170,8 +7640,8 @@
           <w:lang w:val="ru-RU"/>
         </w:rPr>
       </w:pPr>
-      <w:bookmarkStart w:id="11" w:name="_Toc238374530"/>
-      <w:bookmarkStart w:id="12" w:name="_Hlk196906132"/>
+      <w:bookmarkStart w:id="11" w:name="_Hlk196906132"/>
+      <w:bookmarkStart w:id="12" w:name="_Toc238748757"/>
       <w:r>
         <w:rPr>
           <w:rStyle w:val="Enfasigrassetto"/>
@@ -7191,7 +7661,7 @@
         <w:tab/>
         <w:t>ТЕХНИЧЕСКИЕ ХАРАКТЕРИСТИКИ</w:t>
       </w:r>
-      <w:bookmarkEnd w:id="11"/>
+      <w:bookmarkEnd w:id="12"/>
     </w:p>
     <w:p>
       <w:pPr>
@@ -7284,7 +7754,7 @@
         </w:rPr>
         <w:t>: около 15 мА·ч при выключенном автомобиле в режиме сна. Менее 30 мА при использовании с включённым автомобилем.</w:t>
       </w:r>
-      <w:bookmarkEnd w:id="12"/>
+      <w:bookmarkEnd w:id="11"/>
       <w:r>
         <w:rPr>
           <w:lang w:val="ru-RU"/>
@@ -7302,7 +7772,7 @@
           <w:lang w:val="ru-RU"/>
         </w:rPr>
       </w:pPr>
-      <w:bookmarkStart w:id="13" w:name="_Toc238374531"/>
+      <w:bookmarkStart w:id="13" w:name="_Toc238748758"/>
       <w:r>
         <w:rPr>
           <w:rStyle w:val="Enfasigrassetto"/>
@@ -7342,118 +7812,228 @@
     <w:p>
       <w:pPr>
         <w:jc w:val="both"/>
-        <w:rPr>
-          <w:lang w:val="ru-RU"/>
-        </w:rPr>
-      </w:pPr>
-      <w:r>
-        <w:rPr>
-          <w:lang w:val="ru-RU"/>
-        </w:rPr>
-        <w:t xml:space="preserve">Для выполнения обновления прошивки необходимо иметь BACCABLE, компьютер с портом USB, программное обеспечение STM Cube Programmer и прошивку, которую вы хотите загрузить. </w:t>
-      </w:r>
-    </w:p>
-    <w:p>
-      <w:pPr>
-        <w:jc w:val="both"/>
-        <w:rPr>
-          <w:lang w:val="ru-RU"/>
-        </w:rPr>
-      </w:pPr>
-      <w:r>
-        <w:rPr>
-          <w:b/>
-          <w:bCs/>
-          <w:lang w:val="ru-RU"/>
-        </w:rPr>
-        <w:t>Примечание 1</w:t>
-      </w:r>
-      <w:r>
-        <w:rPr>
-          <w:lang w:val="ru-RU"/>
-        </w:rPr>
-        <w:t xml:space="preserve">: Программное обеспечение STM Cube Programmer можно скачать с сайта ST после бесплатной регистрации по следующей ссылке: </w:t>
-      </w:r>
-      <w:hyperlink r:id="rId22" w:history="1">
-        <w:r>
-          <w:rPr>
-            <w:rStyle w:val="Collegamentoipertestuale"/>
-            <w:lang w:val="ru-RU"/>
-          </w:rPr>
-          <w:t>https://www.st.com/en/development-tools/stm32cubeprog.html</w:t>
-        </w:r>
-      </w:hyperlink>
-      <w:r>
-        <w:rPr>
-          <w:lang w:val="ru-RU"/>
-        </w:rPr>
+      </w:pPr>
+      <w:r>
+        <w:rPr>
+          <w:lang w:val="ru-RU"/>
+        </w:rPr>
+        <w:t xml:space="preserve">Для начала перейдите, с ПК или со смартфона </w:t>
+      </w:r>
+      <w:r>
+        <w:t>Android</w:t>
+      </w:r>
+      <w:r>
+        <w:rPr>
+          <w:lang w:val="ru-RU"/>
+        </w:rPr>
+        <w:t xml:space="preserve">, на страницу релизов </w:t>
+      </w:r>
+      <w:proofErr w:type="spellStart"/>
+      <w:r>
+        <w:t>BACCAble</w:t>
+      </w:r>
+      <w:proofErr w:type="spellEnd"/>
+      <w:r>
+        <w:rPr>
+          <w:lang w:val="ru-RU"/>
+        </w:rPr>
+        <w:t xml:space="preserve"> на </w:t>
+      </w:r>
+      <w:r>
+        <w:t>GitHub</w:t>
+      </w:r>
+      <w:r>
+        <w:rPr>
+          <w:lang w:val="ru-RU"/>
+        </w:rPr>
+        <w:t xml:space="preserve">: </w:t>
+      </w:r>
+      <w:r>
+        <w:fldChar w:fldCharType="begin"/>
+      </w:r>
+      <w:r>
+        <w:instrText>HYPERLINK</w:instrText>
+      </w:r>
+      <w:r>
+        <w:rPr>
+          <w:lang w:val="ru-RU"/>
+        </w:rPr>
+        <w:instrText xml:space="preserve"> "</w:instrText>
+      </w:r>
+      <w:r>
+        <w:instrText>https</w:instrText>
+      </w:r>
+      <w:r>
+        <w:rPr>
+          <w:lang w:val="ru-RU"/>
+        </w:rPr>
+        <w:instrText>://</w:instrText>
+      </w:r>
+      <w:r>
+        <w:instrText>github</w:instrText>
+      </w:r>
+      <w:r>
+        <w:rPr>
+          <w:lang w:val="ru-RU"/>
+        </w:rPr>
+        <w:instrText>.</w:instrText>
+      </w:r>
+      <w:r>
+        <w:instrText>com</w:instrText>
+      </w:r>
+      <w:r>
+        <w:rPr>
+          <w:lang w:val="ru-RU"/>
+        </w:rPr>
+        <w:instrText>/</w:instrText>
+      </w:r>
+      <w:r>
+        <w:instrText>gaucho</w:instrText>
+      </w:r>
+      <w:r>
+        <w:rPr>
+          <w:lang w:val="ru-RU"/>
+        </w:rPr>
+        <w:instrText>1978/</w:instrText>
+      </w:r>
+      <w:r>
+        <w:instrText>BACCAble</w:instrText>
+      </w:r>
+      <w:r>
+        <w:rPr>
+          <w:lang w:val="ru-RU"/>
+        </w:rPr>
+        <w:instrText>/</w:instrText>
+      </w:r>
+      <w:r>
+        <w:instrText>releases</w:instrText>
+      </w:r>
+      <w:r>
+        <w:rPr>
+          <w:lang w:val="ru-RU"/>
+        </w:rPr>
+        <w:instrText>/"</w:instrText>
+      </w:r>
+      <w:r>
+        <w:fldChar w:fldCharType="separate"/>
+      </w:r>
+      <w:r>
+        <w:rPr>
+          <w:rStyle w:val="Collegamentoipertestuale"/>
+        </w:rPr>
+        <w:t>https</w:t>
+      </w:r>
+      <w:r>
+        <w:rPr>
+          <w:rStyle w:val="Collegamentoipertestuale"/>
+          <w:lang w:val="ru-RU"/>
+        </w:rPr>
+        <w:t>://</w:t>
+      </w:r>
+      <w:proofErr w:type="spellStart"/>
+      <w:r>
+        <w:rPr>
+          <w:rStyle w:val="Collegamentoipertestuale"/>
+        </w:rPr>
+        <w:t>github</w:t>
+      </w:r>
+      <w:proofErr w:type="spellEnd"/>
+      <w:r>
+        <w:rPr>
+          <w:rStyle w:val="Collegamentoipertestuale"/>
+          <w:lang w:val="ru-RU"/>
+        </w:rPr>
+        <w:t>.</w:t>
+      </w:r>
+      <w:r>
+        <w:rPr>
+          <w:rStyle w:val="Collegamentoipertestuale"/>
+        </w:rPr>
+        <w:t>com</w:t>
+      </w:r>
+      <w:r>
+        <w:rPr>
+          <w:rStyle w:val="Collegamentoipertestuale"/>
+          <w:lang w:val="ru-RU"/>
+        </w:rPr>
+        <w:t>/</w:t>
+      </w:r>
+      <w:r>
+        <w:rPr>
+          <w:rStyle w:val="Collegamentoipertestuale"/>
+        </w:rPr>
+        <w:t>gaucho</w:t>
+      </w:r>
+      <w:r>
+        <w:rPr>
+          <w:rStyle w:val="Collegamentoipertestuale"/>
+          <w:lang w:val="ru-RU"/>
+        </w:rPr>
+        <w:t>1978/</w:t>
+      </w:r>
+      <w:proofErr w:type="spellStart"/>
+      <w:r>
+        <w:rPr>
+          <w:rStyle w:val="Collegamentoipertestuale"/>
+        </w:rPr>
+        <w:t>BACCAble</w:t>
+      </w:r>
+      <w:proofErr w:type="spellEnd"/>
+      <w:r>
+        <w:rPr>
+          <w:rStyle w:val="Collegamentoipertestuale"/>
+          <w:lang w:val="ru-RU"/>
+        </w:rPr>
+        <w:t>/</w:t>
+      </w:r>
+      <w:r>
+        <w:rPr>
+          <w:rStyle w:val="Collegamentoipertestuale"/>
+        </w:rPr>
+        <w:t>releases</w:t>
+      </w:r>
+      <w:r>
+        <w:rPr>
+          <w:rStyle w:val="Collegamentoipertestuale"/>
+          <w:lang w:val="ru-RU"/>
+        </w:rPr>
+        <w:t>/</w:t>
+      </w:r>
+      <w:r>
+        <w:rPr>
+          <w:rStyle w:val="Collegamentoipertestuale"/>
+        </w:rPr>
+        <w:fldChar w:fldCharType="end"/>
+      </w:r>
+      <w:r>
+        <w:rPr>
+          <w:lang w:val="ru-RU"/>
+        </w:rPr>
+        <w:t xml:space="preserve"> и скачайте последнюю </w:t>
+      </w:r>
+      <w:proofErr w:type="spellStart"/>
+      <w:r>
+        <w:t>доступную</w:t>
+      </w:r>
+      <w:proofErr w:type="spellEnd"/>
+      <w:r>
         <w:t xml:space="preserve"> </w:t>
       </w:r>
-    </w:p>
-    <w:p>
-      <w:pPr>
-        <w:jc w:val="both"/>
-        <w:rPr>
-          <w:lang w:val="ru-RU"/>
-        </w:rPr>
-      </w:pPr>
-      <w:r>
-        <w:rPr>
-          <w:b/>
-          <w:bCs/>
-          <w:lang w:val="ru-RU"/>
-        </w:rPr>
-        <w:t>Примечание 2</w:t>
-      </w:r>
-      <w:r>
-        <w:rPr>
-          <w:lang w:val="ru-RU"/>
-        </w:rPr>
-        <w:t xml:space="preserve">: В качестве альтернативы ПК можно использовать смартфон на Android с приложением </w:t>
-      </w:r>
-      <w:hyperlink r:id="rId23" w:history="1">
-        <w:r>
-          <w:rPr>
-            <w:rStyle w:val="Collegamentoipertestuale"/>
-            <w:lang w:val="ru-RU"/>
-          </w:rPr>
-          <w:t>https://play.google.com/store/apps/details?id=com.yatrim.stmdfuusb&amp;pcampaignid=web_share</w:t>
-        </w:r>
-      </w:hyperlink>
-      <w:r>
-        <w:rPr>
-          <w:lang w:val="ru-RU"/>
-        </w:rPr>
-        <w:t xml:space="preserve"> или аналогичным, а также кабель USB OTG. По достижении лимита в 25 записей достаточно очистить данные приложения, чтобы продолжить его использовать. Другие приложения для смартфонов также могут работать, но они не тестировались.</w:t>
-      </w:r>
-    </w:p>
-    <w:p>
-      <w:pPr>
-        <w:jc w:val="both"/>
-        <w:rPr>
-          <w:lang w:val="ru-RU"/>
-        </w:rPr>
-      </w:pPr>
-      <w:r>
-        <w:rPr>
-          <w:lang w:val="ru-RU"/>
-        </w:rPr>
-        <w:t xml:space="preserve">Для начала перейдите на сайт </w:t>
-      </w:r>
-      <w:hyperlink r:id="rId24" w:history="1">
-        <w:r>
-          <w:rPr>
-            <w:rStyle w:val="Collegamentoipertestuale"/>
-            <w:lang w:val="ru-RU"/>
-          </w:rPr>
-          <w:t>https://github.com/gaucho1978/BACCAble/releases/</w:t>
-        </w:r>
-      </w:hyperlink>
-      <w:r>
-        <w:rPr>
-          <w:lang w:val="ru-RU"/>
-        </w:rPr>
-        <w:t xml:space="preserve"> и скачайте последнюю доступную версию STABLE для BACCABLE.</w:t>
+      <w:proofErr w:type="spellStart"/>
+      <w:r>
+        <w:t>версию</w:t>
+      </w:r>
+      <w:proofErr w:type="spellEnd"/>
+      <w:r>
+        <w:t xml:space="preserve"> STABLE </w:t>
+      </w:r>
+      <w:proofErr w:type="spellStart"/>
+      <w:r>
+        <w:t>для</w:t>
+      </w:r>
+      <w:proofErr w:type="spellEnd"/>
+      <w:r>
+        <w:t xml:space="preserve"> BACCABLE.</w:t>
       </w:r>
     </w:p>
     <w:p>
@@ -7579,16 +8159,7 @@
                                 <w:jc w:val="center"/>
                               </w:pPr>
                               <w:r>
-                                <w:t xml:space="preserve">USB </w:t>
-                              </w:r>
-                              <w:r>
-                                <w:t xml:space="preserve">(CAN bus </w:t>
-                              </w:r>
-                              <w:r>
-                                <w:t>C1</w:t>
-                              </w:r>
-                              <w:r>
-                                <w:t>)</w:t>
+                                <w:t>USB (CAN bus C1)</w:t>
                               </w:r>
                             </w:p>
                           </w:txbxContent>
@@ -7635,19 +8206,8 @@
                               <w:pPr>
                                 <w:jc w:val="center"/>
                               </w:pPr>
-                              <w:proofErr w:type="gramStart"/>
                               <w:r>
-                                <w:t>USB(</w:t>
-                              </w:r>
-                              <w:proofErr w:type="gramEnd"/>
-                              <w:r>
-                                <w:t>CAN bus</w:t>
-                              </w:r>
-                              <w:r>
-                                <w:t xml:space="preserve"> C2</w:t>
-                              </w:r>
-                              <w:r>
-                                <w:t>)</w:t>
+                                <w:t>USB(CAN bus C2)</w:t>
                               </w:r>
                             </w:p>
                           </w:txbxContent>
@@ -7695,13 +8255,7 @@
                                 <w:jc w:val="center"/>
                               </w:pPr>
                               <w:r>
-                                <w:t xml:space="preserve">USB (CAN bus </w:t>
-                              </w:r>
-                              <w:r>
-                                <w:t>BH</w:t>
-                              </w:r>
-                              <w:r>
-                                <w:t>)</w:t>
+                                <w:t>USB (CAN bus BH)</w:t>
                               </w:r>
                             </w:p>
                           </w:txbxContent>
@@ -7744,16 +8298,7 @@
                           <w:jc w:val="center"/>
                         </w:pPr>
                         <w:r>
-                          <w:t xml:space="preserve">USB </w:t>
-                        </w:r>
-                        <w:r>
-                          <w:t xml:space="preserve">(CAN bus </w:t>
-                        </w:r>
-                        <w:r>
-                          <w:t>C1</w:t>
-                        </w:r>
-                        <w:r>
-                          <w:t>)</w:t>
+                          <w:t>USB (CAN bus C1)</w:t>
                         </w:r>
                       </w:p>
                     </w:txbxContent>
@@ -7766,19 +8311,8 @@
                         <w:pPr>
                           <w:jc w:val="center"/>
                         </w:pPr>
-                        <w:proofErr w:type="gramStart"/>
                         <w:r>
-                          <w:t>USB(</w:t>
-                        </w:r>
-                        <w:proofErr w:type="gramEnd"/>
-                        <w:r>
-                          <w:t>CAN bus</w:t>
-                        </w:r>
-                        <w:r>
-                          <w:t xml:space="preserve"> C2</w:t>
-                        </w:r>
-                        <w:r>
-                          <w:t>)</w:t>
+                          <w:t>USB(CAN bus C2)</w:t>
                         </w:r>
                       </w:p>
                     </w:txbxContent>
@@ -7792,13 +8326,7 @@
                           <w:jc w:val="center"/>
                         </w:pPr>
                         <w:r>
-                          <w:t xml:space="preserve">USB (CAN bus </w:t>
-                        </w:r>
-                        <w:r>
-                          <w:t>BH</w:t>
-                        </w:r>
-                        <w:r>
-                          <w:t>)</w:t>
+                          <w:t>USB (CAN bus BH)</w:t>
                         </w:r>
                       </w:p>
                     </w:txbxContent>
@@ -7814,7 +8342,7 @@
           <w:noProof/>
         </w:rPr>
         <w:drawing>
-          <wp:inline distT="0" distB="0" distL="0" distR="0" wp14:anchorId="442283DC" wp14:editId="18281B9B">
+          <wp:inline distT="0" distB="0" distL="0" distR="0" wp14:anchorId="442283DC" wp14:editId="3582A744">
             <wp:extent cx="2700997" cy="2488565"/>
             <wp:effectExtent l="0" t="0" r="4445" b="6985"/>
             <wp:docPr id="317039099" name="Immagine 37"/>
@@ -7993,15 +8521,33 @@
           <w:lang w:val="ru-RU"/>
         </w:rPr>
         <w:lastRenderedPageBreak/>
-        <w:t xml:space="preserve">При необходимости, если планируется проведение исследовательской и опытно-конструкторской деятельности с использованием BACCABLE в качестве снифера (см. п. 2.2), на оба порта USB можно загрузить файл </w:t>
-      </w:r>
-      <w:r>
-        <w:rPr>
-          <w:b/>
-          <w:bCs/>
-          <w:lang w:val="ru-RU"/>
-        </w:rPr>
-        <w:t>baccableCANable_stable.elf</w:t>
+        <w:t>Выполните на всех 3 USB-разъёмах следующую процедуру загрузки прошивки, загружая на каждый USB-порт соответствующую прошивку (baccableC1diesel_stable.elf на USB C1, baccableC2_stable.elf на USB C2, baccableBH_stable.elf на USB BH).</w:t>
+      </w:r>
+    </w:p>
+    <w:p>
+      <w:pPr>
+        <w:jc w:val="both"/>
+        <w:rPr>
+          <w:lang w:val="ru-RU"/>
+        </w:rPr>
+      </w:pPr>
+      <w:r>
+        <w:rPr>
+          <w:lang w:val="ru-RU"/>
+        </w:rPr>
+        <w:t xml:space="preserve">Ниже описаны 2 процедуры: одна для загрузки прошивки через ПК с </w:t>
+      </w:r>
+      <w:r>
+        <w:t>Windows</w:t>
+      </w:r>
+      <w:r>
+        <w:rPr>
+          <w:lang w:val="ru-RU"/>
+        </w:rPr>
+        <w:t xml:space="preserve">, другая — для загрузки прошивки через смартфон </w:t>
+      </w:r>
+      <w:r>
+        <w:t>Android</w:t>
       </w:r>
       <w:r>
         <w:rPr>
@@ -8012,31 +8558,10 @@
     </w:p>
     <w:p>
       <w:pPr>
-        <w:jc w:val="both"/>
-        <w:rPr>
-          <w:lang w:val="ru-RU"/>
-        </w:rPr>
-      </w:pPr>
-      <w:r>
-        <w:rPr>
-          <w:lang w:val="ru-RU"/>
-        </w:rPr>
-        <w:t>Выполните на всех 3 USB-разъёмах следующую процедуру загрузки прошивки, загружая на каждый USB-порт соответствующую прошивку (baccableC1diesel_stable.elf на USB C1, baccableC2_stable.elf на USB C2, baccableBH_stable.elf на USB BH).</w:t>
-      </w:r>
-    </w:p>
-    <w:p>
-      <w:pPr>
-        <w:jc w:val="both"/>
-        <w:rPr>
-          <w:lang w:val="ru-RU"/>
-        </w:rPr>
-      </w:pPr>
-      <w:r>
-        <w:rPr>
-          <w:lang w:val="ru-RU"/>
-        </w:rPr>
-        <w:t>Процедура загрузки со смартфона не описана, но достаточно выполнить аналогичные шаги, подробно описанные в следующем параграфе.</w:t>
-      </w:r>
+        <w:rPr>
+          <w:lang w:val="ru-RU"/>
+        </w:rPr>
+      </w:pPr>
     </w:p>
     <w:p>
       <w:pPr>
@@ -8055,7 +8580,7 @@
           <w:lang w:val="ru-RU"/>
         </w:rPr>
       </w:pPr>
-      <w:bookmarkStart w:id="14" w:name="_Toc238374532"/>
+      <w:bookmarkStart w:id="14" w:name="_Toc238748759"/>
       <w:r>
         <w:rPr>
           <w:rStyle w:val="Enfasigrassetto"/>
@@ -8076,6 +8601,391 @@
         <w:t>Процедура загрузки прошивки с ПК</w:t>
       </w:r>
       <w:bookmarkEnd w:id="14"/>
+    </w:p>
+    <w:p>
+      <w:pPr>
+        <w:jc w:val="both"/>
+        <w:rPr>
+          <w:lang w:val="ru-RU"/>
+        </w:rPr>
+      </w:pPr>
+      <w:r>
+        <w:rPr>
+          <w:lang w:val="ru-RU"/>
+        </w:rPr>
+        <w:t>Для выполнения этой процедуры вам потребуется:</w:t>
+      </w:r>
+    </w:p>
+    <w:p>
+      <w:pPr>
+        <w:pStyle w:val="Paragrafoelenco"/>
+        <w:numPr>
+          <w:ilvl w:val="0"/>
+          <w:numId w:val="23"/>
+        </w:numPr>
+        <w:jc w:val="both"/>
+        <w:rPr>
+          <w:lang w:val="ru-RU"/>
+        </w:rPr>
+      </w:pPr>
+      <w:r>
+        <w:rPr>
+          <w:lang w:val="ru-RU"/>
+        </w:rPr>
+        <w:t xml:space="preserve">ПК с операционной системой </w:t>
+      </w:r>
+      <w:r>
+        <w:t>Microsoft</w:t>
+      </w:r>
+      <w:r>
+        <w:rPr>
+          <w:lang w:val="ru-RU"/>
+        </w:rPr>
+        <w:t xml:space="preserve"> </w:t>
+      </w:r>
+      <w:r>
+        <w:t>Windows</w:t>
+      </w:r>
+      <w:r>
+        <w:rPr>
+          <w:lang w:val="ru-RU"/>
+        </w:rPr>
+        <w:t xml:space="preserve"> и портом </w:t>
+      </w:r>
+      <w:r>
+        <w:t>USB</w:t>
+      </w:r>
+    </w:p>
+    <w:p>
+      <w:pPr>
+        <w:pStyle w:val="Paragrafoelenco"/>
+        <w:numPr>
+          <w:ilvl w:val="0"/>
+          <w:numId w:val="23"/>
+        </w:numPr>
+        <w:jc w:val="both"/>
+        <w:rPr>
+          <w:lang w:val="ru-RU"/>
+        </w:rPr>
+      </w:pPr>
+      <w:r>
+        <w:rPr>
+          <w:lang w:val="ru-RU"/>
+        </w:rPr>
+        <w:t xml:space="preserve">программное обеспечение </w:t>
+      </w:r>
+      <w:r>
+        <w:t>STM</w:t>
+      </w:r>
+      <w:r>
+        <w:rPr>
+          <w:lang w:val="ru-RU"/>
+        </w:rPr>
+        <w:t xml:space="preserve"> </w:t>
+      </w:r>
+      <w:r>
+        <w:t>Cube</w:t>
+      </w:r>
+      <w:r>
+        <w:rPr>
+          <w:lang w:val="ru-RU"/>
+        </w:rPr>
+        <w:t xml:space="preserve"> </w:t>
+      </w:r>
+      <w:r>
+        <w:t>Programmer</w:t>
+      </w:r>
+      <w:r>
+        <w:rPr>
+          <w:lang w:val="ru-RU"/>
+        </w:rPr>
+        <w:t xml:space="preserve"> для ПК с </w:t>
+      </w:r>
+      <w:r>
+        <w:t>Windows</w:t>
+      </w:r>
+      <w:r>
+        <w:rPr>
+          <w:lang w:val="ru-RU"/>
+        </w:rPr>
+        <w:t xml:space="preserve">, которое можно скачать с сайта </w:t>
+      </w:r>
+      <w:r>
+        <w:t>ST</w:t>
+      </w:r>
+      <w:r>
+        <w:rPr>
+          <w:lang w:val="ru-RU"/>
+        </w:rPr>
+        <w:t xml:space="preserve"> после бесплатной регистрации по следующей ссылке: </w:t>
+      </w:r>
+      <w:r>
+        <w:fldChar w:fldCharType="begin"/>
+      </w:r>
+      <w:r>
+        <w:instrText>HYPERLINK</w:instrText>
+      </w:r>
+      <w:r>
+        <w:rPr>
+          <w:lang w:val="ru-RU"/>
+        </w:rPr>
+        <w:instrText xml:space="preserve"> "</w:instrText>
+      </w:r>
+      <w:r>
+        <w:instrText>https</w:instrText>
+      </w:r>
+      <w:r>
+        <w:rPr>
+          <w:lang w:val="ru-RU"/>
+        </w:rPr>
+        <w:instrText>://</w:instrText>
+      </w:r>
+      <w:r>
+        <w:instrText>www</w:instrText>
+      </w:r>
+      <w:r>
+        <w:rPr>
+          <w:lang w:val="ru-RU"/>
+        </w:rPr>
+        <w:instrText>.</w:instrText>
+      </w:r>
+      <w:r>
+        <w:instrText>st</w:instrText>
+      </w:r>
+      <w:r>
+        <w:rPr>
+          <w:lang w:val="ru-RU"/>
+        </w:rPr>
+        <w:instrText>.</w:instrText>
+      </w:r>
+      <w:r>
+        <w:instrText>com</w:instrText>
+      </w:r>
+      <w:r>
+        <w:rPr>
+          <w:lang w:val="ru-RU"/>
+        </w:rPr>
+        <w:instrText>/</w:instrText>
+      </w:r>
+      <w:r>
+        <w:instrText>en</w:instrText>
+      </w:r>
+      <w:r>
+        <w:rPr>
+          <w:lang w:val="ru-RU"/>
+        </w:rPr>
+        <w:instrText>/</w:instrText>
+      </w:r>
+      <w:r>
+        <w:instrText>development</w:instrText>
+      </w:r>
+      <w:r>
+        <w:rPr>
+          <w:lang w:val="ru-RU"/>
+        </w:rPr>
+        <w:instrText>-</w:instrText>
+      </w:r>
+      <w:r>
+        <w:instrText>tools</w:instrText>
+      </w:r>
+      <w:r>
+        <w:rPr>
+          <w:lang w:val="ru-RU"/>
+        </w:rPr>
+        <w:instrText>/</w:instrText>
+      </w:r>
+      <w:r>
+        <w:instrText>stm</w:instrText>
+      </w:r>
+      <w:r>
+        <w:rPr>
+          <w:lang w:val="ru-RU"/>
+        </w:rPr>
+        <w:instrText>32</w:instrText>
+      </w:r>
+      <w:r>
+        <w:instrText>cubeprog</w:instrText>
+      </w:r>
+      <w:r>
+        <w:rPr>
+          <w:lang w:val="ru-RU"/>
+        </w:rPr>
+        <w:instrText>.</w:instrText>
+      </w:r>
+      <w:r>
+        <w:instrText>html</w:instrText>
+      </w:r>
+      <w:r>
+        <w:rPr>
+          <w:lang w:val="ru-RU"/>
+        </w:rPr>
+        <w:instrText>"</w:instrText>
+      </w:r>
+      <w:r>
+        <w:fldChar w:fldCharType="separate"/>
+      </w:r>
+      <w:r>
+        <w:rPr>
+          <w:rStyle w:val="Collegamentoipertestuale"/>
+        </w:rPr>
+        <w:t>https</w:t>
+      </w:r>
+      <w:r>
+        <w:rPr>
+          <w:rStyle w:val="Collegamentoipertestuale"/>
+          <w:lang w:val="ru-RU"/>
+        </w:rPr>
+        <w:t>://</w:t>
+      </w:r>
+      <w:r>
+        <w:rPr>
+          <w:rStyle w:val="Collegamentoipertestuale"/>
+        </w:rPr>
+        <w:t>www</w:t>
+      </w:r>
+      <w:r>
+        <w:rPr>
+          <w:rStyle w:val="Collegamentoipertestuale"/>
+          <w:lang w:val="ru-RU"/>
+        </w:rPr>
+        <w:t>.</w:t>
+      </w:r>
+      <w:proofErr w:type="spellStart"/>
+      <w:r>
+        <w:rPr>
+          <w:rStyle w:val="Collegamentoipertestuale"/>
+        </w:rPr>
+        <w:t>st</w:t>
+      </w:r>
+      <w:proofErr w:type="spellEnd"/>
+      <w:r>
+        <w:rPr>
+          <w:rStyle w:val="Collegamentoipertestuale"/>
+          <w:lang w:val="ru-RU"/>
+        </w:rPr>
+        <w:t>.</w:t>
+      </w:r>
+      <w:r>
+        <w:rPr>
+          <w:rStyle w:val="Collegamentoipertestuale"/>
+        </w:rPr>
+        <w:t>com</w:t>
+      </w:r>
+      <w:r>
+        <w:rPr>
+          <w:rStyle w:val="Collegamentoipertestuale"/>
+          <w:lang w:val="ru-RU"/>
+        </w:rPr>
+        <w:t>/</w:t>
+      </w:r>
+      <w:proofErr w:type="spellStart"/>
+      <w:r>
+        <w:rPr>
+          <w:rStyle w:val="Collegamentoipertestuale"/>
+        </w:rPr>
+        <w:t>en</w:t>
+      </w:r>
+      <w:proofErr w:type="spellEnd"/>
+      <w:r>
+        <w:rPr>
+          <w:rStyle w:val="Collegamentoipertestuale"/>
+          <w:lang w:val="ru-RU"/>
+        </w:rPr>
+        <w:t>/</w:t>
+      </w:r>
+      <w:r>
+        <w:rPr>
+          <w:rStyle w:val="Collegamentoipertestuale"/>
+        </w:rPr>
+        <w:t>development</w:t>
+      </w:r>
+      <w:r>
+        <w:rPr>
+          <w:rStyle w:val="Collegamentoipertestuale"/>
+          <w:lang w:val="ru-RU"/>
+        </w:rPr>
+        <w:t>-</w:t>
+      </w:r>
+      <w:r>
+        <w:rPr>
+          <w:rStyle w:val="Collegamentoipertestuale"/>
+        </w:rPr>
+        <w:t>tools</w:t>
+      </w:r>
+      <w:r>
+        <w:rPr>
+          <w:rStyle w:val="Collegamentoipertestuale"/>
+          <w:lang w:val="ru-RU"/>
+        </w:rPr>
+        <w:t>/</w:t>
+      </w:r>
+      <w:proofErr w:type="spellStart"/>
+      <w:r>
+        <w:rPr>
+          <w:rStyle w:val="Collegamentoipertestuale"/>
+        </w:rPr>
+        <w:t>stm</w:t>
+      </w:r>
+      <w:proofErr w:type="spellEnd"/>
+      <w:r>
+        <w:rPr>
+          <w:rStyle w:val="Collegamentoipertestuale"/>
+          <w:lang w:val="ru-RU"/>
+        </w:rPr>
+        <w:t>32</w:t>
+      </w:r>
+      <w:proofErr w:type="spellStart"/>
+      <w:r>
+        <w:rPr>
+          <w:rStyle w:val="Collegamentoipertestuale"/>
+        </w:rPr>
+        <w:t>cubeprog</w:t>
+      </w:r>
+      <w:proofErr w:type="spellEnd"/>
+      <w:r>
+        <w:rPr>
+          <w:rStyle w:val="Collegamentoipertestuale"/>
+          <w:lang w:val="ru-RU"/>
+        </w:rPr>
+        <w:t>.</w:t>
+      </w:r>
+      <w:r>
+        <w:rPr>
+          <w:rStyle w:val="Collegamentoipertestuale"/>
+        </w:rPr>
+        <w:t>html</w:t>
+      </w:r>
+      <w:r>
+        <w:rPr>
+          <w:rStyle w:val="Collegamentoipertestuale"/>
+        </w:rPr>
+        <w:fldChar w:fldCharType="end"/>
+      </w:r>
+    </w:p>
+    <w:p>
+      <w:pPr>
+        <w:pStyle w:val="Paragrafoelenco"/>
+        <w:numPr>
+          <w:ilvl w:val="0"/>
+          <w:numId w:val="23"/>
+        </w:numPr>
+        <w:jc w:val="both"/>
+        <w:rPr>
+          <w:lang w:val="ru-RU"/>
+        </w:rPr>
+      </w:pPr>
+      <w:r>
+        <w:t>USB</w:t>
+      </w:r>
+      <w:r>
+        <w:rPr>
+          <w:lang w:val="ru-RU"/>
+        </w:rPr>
+        <w:t xml:space="preserve">-кабель для подключения ПК к </w:t>
+      </w:r>
+      <w:r>
+        <w:t>BACCABLE</w:t>
+      </w:r>
     </w:p>
     <w:p>
       <w:pPr>
@@ -8481,7 +9391,7 @@
                     <pic:cNvPicPr/>
                   </pic:nvPicPr>
                   <pic:blipFill rotWithShape="1">
-                    <a:blip r:embed="rId25"/>
+                    <a:blip r:embed="rId22"/>
                     <a:srcRect l="8330" t="-1" b="30480"/>
                     <a:stretch/>
                   </pic:blipFill>
@@ -8656,7 +9566,7 @@
                     <pic:cNvPicPr/>
                   </pic:nvPicPr>
                   <pic:blipFill>
-                    <a:blip r:embed="rId26"/>
+                    <a:blip r:embed="rId23"/>
                     <a:stretch>
                       <a:fillRect/>
                     </a:stretch>
@@ -8703,7 +9613,7 @@
                     <pic:cNvPicPr/>
                   </pic:nvPicPr>
                   <pic:blipFill rotWithShape="1">
-                    <a:blip r:embed="rId27"/>
+                    <a:blip r:embed="rId24"/>
                     <a:srcRect t="15044" b="9720"/>
                     <a:stretch/>
                   </pic:blipFill>
@@ -8834,7 +9744,7 @@
                     <pic:cNvPicPr/>
                   </pic:nvPicPr>
                   <pic:blipFill rotWithShape="1">
-                    <a:blip r:embed="rId28"/>
+                    <a:blip r:embed="rId25"/>
                     <a:srcRect l="3032" r="5534"/>
                     <a:stretch/>
                   </pic:blipFill>
@@ -9061,7 +9971,7 @@
                     <pic:cNvPicPr/>
                   </pic:nvPicPr>
                   <pic:blipFill rotWithShape="1">
-                    <a:blip r:embed="rId29"/>
+                    <a:blip r:embed="rId26"/>
                     <a:srcRect b="37858"/>
                     <a:stretch/>
                   </pic:blipFill>
@@ -9326,7 +10236,7 @@
                     <pic:cNvPicPr/>
                   </pic:nvPicPr>
                   <pic:blipFill rotWithShape="1">
-                    <a:blip r:embed="rId29"/>
+                    <a:blip r:embed="rId26"/>
                     <a:srcRect b="26069"/>
                     <a:stretch/>
                   </pic:blipFill>
@@ -9481,7 +10391,7 @@
                     <pic:cNvPicPr/>
                   </pic:nvPicPr>
                   <pic:blipFill>
-                    <a:blip r:embed="rId30"/>
+                    <a:blip r:embed="rId27"/>
                     <a:stretch>
                       <a:fillRect/>
                     </a:stretch>
@@ -9504,6 +10414,548 @@
     </w:p>
     <w:p>
       <w:pPr>
+        <w:pStyle w:val="Titolo2"/>
+        <w:rPr>
+          <w:rStyle w:val="Enfasigrassetto"/>
+          <w:rFonts w:asciiTheme="minorHAnsi" w:hAnsiTheme="minorHAnsi" w:cstheme="minorHAnsi"/>
+          <w:color w:val="auto"/>
+        </w:rPr>
+      </w:pPr>
+      <w:bookmarkStart w:id="15" w:name="_Toc238748760"/>
+      <w:r>
+        <w:rPr>
+          <w:rStyle w:val="Enfasigrassetto"/>
+          <w:rFonts w:asciiTheme="minorHAnsi" w:hAnsiTheme="minorHAnsi" w:cstheme="minorHAnsi"/>
+          <w:color w:val="auto"/>
+        </w:rPr>
+        <w:t>1.11.2</w:t>
+      </w:r>
+      <w:r>
+        <w:rPr>
+          <w:rStyle w:val="Enfasigrassetto"/>
+          <w:rFonts w:asciiTheme="minorHAnsi" w:hAnsiTheme="minorHAnsi" w:cstheme="minorHAnsi"/>
+          <w:color w:val="auto"/>
+        </w:rPr>
+        <w:tab/>
+      </w:r>
+      <w:proofErr w:type="spellStart"/>
+      <w:r>
+        <w:rPr>
+          <w:rStyle w:val="Enfasigrassetto"/>
+          <w:rFonts w:asciiTheme="minorHAnsi" w:hAnsiTheme="minorHAnsi" w:cstheme="minorHAnsi"/>
+          <w:color w:val="auto"/>
+        </w:rPr>
+        <w:t>Процедура</w:t>
+      </w:r>
+      <w:proofErr w:type="spellEnd"/>
+      <w:r>
+        <w:rPr>
+          <w:rStyle w:val="Enfasigrassetto"/>
+          <w:rFonts w:asciiTheme="minorHAnsi" w:hAnsiTheme="minorHAnsi" w:cstheme="minorHAnsi"/>
+          <w:color w:val="auto"/>
+        </w:rPr>
+        <w:t xml:space="preserve"> </w:t>
+      </w:r>
+      <w:proofErr w:type="spellStart"/>
+      <w:r>
+        <w:rPr>
+          <w:rStyle w:val="Enfasigrassetto"/>
+          <w:rFonts w:asciiTheme="minorHAnsi" w:hAnsiTheme="minorHAnsi" w:cstheme="minorHAnsi"/>
+          <w:color w:val="auto"/>
+        </w:rPr>
+        <w:t>загрузки</w:t>
+      </w:r>
+      <w:proofErr w:type="spellEnd"/>
+      <w:r>
+        <w:rPr>
+          <w:rStyle w:val="Enfasigrassetto"/>
+          <w:rFonts w:asciiTheme="minorHAnsi" w:hAnsiTheme="minorHAnsi" w:cstheme="minorHAnsi"/>
+          <w:color w:val="auto"/>
+        </w:rPr>
+        <w:t xml:space="preserve"> </w:t>
+      </w:r>
+      <w:proofErr w:type="spellStart"/>
+      <w:r>
+        <w:rPr>
+          <w:rStyle w:val="Enfasigrassetto"/>
+          <w:rFonts w:asciiTheme="minorHAnsi" w:hAnsiTheme="minorHAnsi" w:cstheme="minorHAnsi"/>
+          <w:color w:val="auto"/>
+        </w:rPr>
+        <w:t>прошивки</w:t>
+      </w:r>
+      <w:proofErr w:type="spellEnd"/>
+      <w:r>
+        <w:rPr>
+          <w:rStyle w:val="Enfasigrassetto"/>
+          <w:rFonts w:asciiTheme="minorHAnsi" w:hAnsiTheme="minorHAnsi" w:cstheme="minorHAnsi"/>
+          <w:color w:val="auto"/>
+        </w:rPr>
+        <w:t xml:space="preserve"> со смартфона</w:t>
+      </w:r>
+      <w:bookmarkEnd w:id="15"/>
+    </w:p>
+    <w:p>
+      <w:pPr>
+        <w:jc w:val="both"/>
+      </w:pPr>
+      <w:proofErr w:type="spellStart"/>
+      <w:r>
+        <w:t>Для</w:t>
+      </w:r>
+      <w:proofErr w:type="spellEnd"/>
+      <w:r>
+        <w:t xml:space="preserve"> </w:t>
+      </w:r>
+      <w:proofErr w:type="spellStart"/>
+      <w:r>
+        <w:t>выполнения</w:t>
+      </w:r>
+      <w:proofErr w:type="spellEnd"/>
+      <w:r>
+        <w:t xml:space="preserve"> </w:t>
+      </w:r>
+      <w:proofErr w:type="spellStart"/>
+      <w:r>
+        <w:t>этой</w:t>
+      </w:r>
+      <w:proofErr w:type="spellEnd"/>
+      <w:r>
+        <w:t xml:space="preserve"> </w:t>
+      </w:r>
+      <w:proofErr w:type="spellStart"/>
+      <w:r>
+        <w:t>процедуры</w:t>
+      </w:r>
+      <w:proofErr w:type="spellEnd"/>
+      <w:r>
+        <w:t xml:space="preserve"> </w:t>
+      </w:r>
+      <w:proofErr w:type="spellStart"/>
+      <w:r>
+        <w:t>вам</w:t>
+      </w:r>
+      <w:proofErr w:type="spellEnd"/>
+      <w:r>
+        <w:t xml:space="preserve"> </w:t>
+      </w:r>
+      <w:proofErr w:type="spellStart"/>
+      <w:r>
+        <w:t>потребуется</w:t>
+      </w:r>
+      <w:proofErr w:type="spellEnd"/>
+      <w:r>
+        <w:t>:</w:t>
+      </w:r>
+    </w:p>
+    <w:p>
+      <w:pPr>
+        <w:pStyle w:val="Paragrafoelenco"/>
+        <w:numPr>
+          <w:ilvl w:val="0"/>
+          <w:numId w:val="23"/>
+        </w:numPr>
+        <w:jc w:val="both"/>
+      </w:pPr>
+      <w:proofErr w:type="spellStart"/>
+      <w:r>
+        <w:t>смартфон</w:t>
+      </w:r>
+      <w:proofErr w:type="spellEnd"/>
+      <w:r>
+        <w:t xml:space="preserve"> Android</w:t>
+      </w:r>
+    </w:p>
+    <w:p>
+      <w:pPr>
+        <w:pStyle w:val="Paragrafoelenco"/>
+        <w:numPr>
+          <w:ilvl w:val="0"/>
+          <w:numId w:val="23"/>
+        </w:numPr>
+        <w:jc w:val="both"/>
+      </w:pPr>
+      <w:proofErr w:type="spellStart"/>
+      <w:r>
+        <w:t>приложение</w:t>
+      </w:r>
+      <w:proofErr w:type="spellEnd"/>
+      <w:r>
+        <w:t xml:space="preserve"> </w:t>
+      </w:r>
+      <w:proofErr w:type="spellStart"/>
+      <w:r>
+        <w:t>stmdfuusb</w:t>
+      </w:r>
+      <w:proofErr w:type="spellEnd"/>
+      <w:r>
+        <w:t xml:space="preserve">, </w:t>
+      </w:r>
+      <w:proofErr w:type="spellStart"/>
+      <w:r>
+        <w:t>которое</w:t>
+      </w:r>
+      <w:proofErr w:type="spellEnd"/>
+      <w:r>
+        <w:t xml:space="preserve"> </w:t>
+      </w:r>
+      <w:proofErr w:type="spellStart"/>
+      <w:r>
+        <w:t>можно</w:t>
+      </w:r>
+      <w:proofErr w:type="spellEnd"/>
+      <w:r>
+        <w:t xml:space="preserve"> </w:t>
+      </w:r>
+      <w:proofErr w:type="spellStart"/>
+      <w:r>
+        <w:t>скачать</w:t>
+      </w:r>
+      <w:proofErr w:type="spellEnd"/>
+      <w:r>
+        <w:t xml:space="preserve"> </w:t>
+      </w:r>
+      <w:proofErr w:type="spellStart"/>
+      <w:r>
+        <w:t>по</w:t>
+      </w:r>
+      <w:proofErr w:type="spellEnd"/>
+      <w:r>
+        <w:t xml:space="preserve"> </w:t>
+      </w:r>
+      <w:proofErr w:type="spellStart"/>
+      <w:r>
+        <w:t>следующей</w:t>
+      </w:r>
+      <w:proofErr w:type="spellEnd"/>
+      <w:r>
+        <w:t xml:space="preserve"> </w:t>
+      </w:r>
+      <w:proofErr w:type="spellStart"/>
+      <w:r>
+        <w:t>ссылке</w:t>
+      </w:r>
+      <w:proofErr w:type="spellEnd"/>
+      <w:r>
+        <w:t xml:space="preserve"> </w:t>
+      </w:r>
+      <w:proofErr w:type="spellStart"/>
+      <w:r>
+        <w:t>или</w:t>
+      </w:r>
+      <w:proofErr w:type="spellEnd"/>
+      <w:r>
+        <w:t xml:space="preserve"> в Play Store: </w:t>
+      </w:r>
+      <w:hyperlink r:id="rId28" w:history="1">
+        <w:r>
+          <w:rPr>
+            <w:rStyle w:val="Collegamentoipertestuale"/>
+          </w:rPr>
+          <w:t>https://play.google.com/store/apps/details?id=com.yatrim.stmdfuusb&amp;pcampaignid=web_share</w:t>
+        </w:r>
+      </w:hyperlink>
+      <w:r>
+        <w:t xml:space="preserve"> </w:t>
+      </w:r>
+      <w:proofErr w:type="spellStart"/>
+      <w:r>
+        <w:t>или</w:t>
+      </w:r>
+      <w:proofErr w:type="spellEnd"/>
+      <w:r>
+        <w:t xml:space="preserve"> </w:t>
+      </w:r>
+      <w:proofErr w:type="spellStart"/>
+      <w:r>
+        <w:t>аналогичное</w:t>
+      </w:r>
+      <w:proofErr w:type="spellEnd"/>
+      <w:r>
+        <w:t xml:space="preserve"> (</w:t>
+      </w:r>
+      <w:proofErr w:type="spellStart"/>
+      <w:r>
+        <w:t>по</w:t>
+      </w:r>
+      <w:proofErr w:type="spellEnd"/>
+      <w:r>
+        <w:t xml:space="preserve"> </w:t>
+      </w:r>
+      <w:proofErr w:type="spellStart"/>
+      <w:r>
+        <w:t>достижении</w:t>
+      </w:r>
+      <w:proofErr w:type="spellEnd"/>
+      <w:r>
+        <w:t xml:space="preserve"> </w:t>
+      </w:r>
+      <w:proofErr w:type="spellStart"/>
+      <w:r>
+        <w:t>лимита</w:t>
+      </w:r>
+      <w:proofErr w:type="spellEnd"/>
+      <w:r>
+        <w:t xml:space="preserve"> в 25 </w:t>
+      </w:r>
+      <w:proofErr w:type="spellStart"/>
+      <w:r>
+        <w:t>записей</w:t>
+      </w:r>
+      <w:proofErr w:type="spellEnd"/>
+      <w:r>
+        <w:t xml:space="preserve"> </w:t>
+      </w:r>
+      <w:proofErr w:type="spellStart"/>
+      <w:r>
+        <w:t>достаточно</w:t>
+      </w:r>
+      <w:proofErr w:type="spellEnd"/>
+      <w:r>
+        <w:t xml:space="preserve"> </w:t>
+      </w:r>
+      <w:proofErr w:type="spellStart"/>
+      <w:r>
+        <w:t>очистить</w:t>
+      </w:r>
+      <w:proofErr w:type="spellEnd"/>
+      <w:r>
+        <w:t xml:space="preserve"> </w:t>
+      </w:r>
+      <w:proofErr w:type="spellStart"/>
+      <w:r>
+        <w:t>данные</w:t>
+      </w:r>
+      <w:proofErr w:type="spellEnd"/>
+      <w:r>
+        <w:t xml:space="preserve"> </w:t>
+      </w:r>
+      <w:proofErr w:type="spellStart"/>
+      <w:r>
+        <w:t>приложения</w:t>
+      </w:r>
+      <w:proofErr w:type="spellEnd"/>
+      <w:r>
+        <w:t xml:space="preserve">, </w:t>
+      </w:r>
+      <w:proofErr w:type="spellStart"/>
+      <w:r>
+        <w:t>чтобы</w:t>
+      </w:r>
+      <w:proofErr w:type="spellEnd"/>
+      <w:r>
+        <w:t xml:space="preserve"> </w:t>
+      </w:r>
+      <w:proofErr w:type="spellStart"/>
+      <w:r>
+        <w:t>продолжить</w:t>
+      </w:r>
+      <w:proofErr w:type="spellEnd"/>
+      <w:r>
+        <w:t xml:space="preserve"> </w:t>
+      </w:r>
+      <w:proofErr w:type="spellStart"/>
+      <w:r>
+        <w:t>его</w:t>
+      </w:r>
+      <w:proofErr w:type="spellEnd"/>
+      <w:r>
+        <w:t xml:space="preserve"> </w:t>
+      </w:r>
+      <w:proofErr w:type="spellStart"/>
+      <w:r>
+        <w:t>использовать</w:t>
+      </w:r>
+      <w:proofErr w:type="spellEnd"/>
+      <w:r>
+        <w:t>)</w:t>
+      </w:r>
+    </w:p>
+    <w:p>
+      <w:pPr>
+        <w:pStyle w:val="Paragrafoelenco"/>
+        <w:numPr>
+          <w:ilvl w:val="0"/>
+          <w:numId w:val="23"/>
+        </w:numPr>
+        <w:jc w:val="both"/>
+      </w:pPr>
+      <w:r>
+        <w:t>USB-</w:t>
+      </w:r>
+      <w:proofErr w:type="spellStart"/>
+      <w:r>
+        <w:t>кабель</w:t>
+      </w:r>
+      <w:proofErr w:type="spellEnd"/>
+      <w:r>
+        <w:t xml:space="preserve"> </w:t>
+      </w:r>
+      <w:proofErr w:type="spellStart"/>
+      <w:r>
+        <w:t>между</w:t>
+      </w:r>
+      <w:proofErr w:type="spellEnd"/>
+      <w:r>
+        <w:t xml:space="preserve"> </w:t>
+      </w:r>
+      <w:proofErr w:type="spellStart"/>
+      <w:r>
+        <w:t>смартфоном</w:t>
+      </w:r>
+      <w:proofErr w:type="spellEnd"/>
+      <w:r>
+        <w:t xml:space="preserve"> и BACCABLE</w:t>
+      </w:r>
+    </w:p>
+    <w:p/>
+    <w:p>
+      <w:pPr>
+        <w:pStyle w:val="Paragrafoelenco"/>
+        <w:numPr>
+          <w:ilvl w:val="0"/>
+          <w:numId w:val="24"/>
+        </w:numPr>
+        <w:jc w:val="both"/>
+      </w:pPr>
+      <w:r>
+        <w:t>Нажмите и удерживайте кнопку программирования на плате.</w:t>
+      </w:r>
+    </w:p>
+    <w:p>
+      <w:pPr>
+        <w:pStyle w:val="Paragrafoelenco"/>
+        <w:numPr>
+          <w:ilvl w:val="0"/>
+          <w:numId w:val="24"/>
+        </w:numPr>
+        <w:jc w:val="both"/>
+      </w:pPr>
+      <w:r>
+        <w:t>Подключите кабель USB OTG к смартфону, затем подключите порт USB BACCABLE (C1, C2 или BH) к OTG-кабелю.</w:t>
+      </w:r>
+    </w:p>
+    <w:p>
+      <w:pPr>
+        <w:pStyle w:val="Paragrafoelenco"/>
+        <w:numPr>
+          <w:ilvl w:val="0"/>
+          <w:numId w:val="24"/>
+        </w:numPr>
+        <w:jc w:val="both"/>
+      </w:pPr>
+      <w:r>
+        <w:t>Только когда загорится зелёный светодиод на BACCABLE, можно отпустить кнопку программирования.</w:t>
+      </w:r>
+    </w:p>
+    <w:p>
+      <w:pPr>
+        <w:pStyle w:val="Paragrafoelenco"/>
+        <w:numPr>
+          <w:ilvl w:val="0"/>
+          <w:numId w:val="24"/>
+        </w:numPr>
+        <w:jc w:val="both"/>
+      </w:pPr>
+      <w:r>
+        <w:t>Откройте приложение на смартфоне: при первом подключении Android запросит разрешение на доступ к USB-устройству, которое необходимо предоставить для продолжения.</w:t>
+      </w:r>
+    </w:p>
+    <w:p>
+      <w:pPr>
+        <w:pStyle w:val="Paragrafoelenco"/>
+        <w:numPr>
+          <w:ilvl w:val="0"/>
+          <w:numId w:val="24"/>
+        </w:numPr>
+        <w:jc w:val="both"/>
+      </w:pPr>
+      <w:r>
+        <w:lastRenderedPageBreak/>
+        <w:t>Выберите в приложении файл .elf, который вы хотите загрузить, в зависимости от порта USB, к которому вы подключены (согласно указаниям в п. 1.11).</w:t>
+      </w:r>
+    </w:p>
+    <w:p>
+      <w:pPr>
+        <w:pStyle w:val="Paragrafoelenco"/>
+        <w:numPr>
+          <w:ilvl w:val="0"/>
+          <w:numId w:val="24"/>
+        </w:numPr>
+        <w:jc w:val="both"/>
+      </w:pPr>
+      <w:r>
+        <w:t>Запустите запись прошивки из приложения.</w:t>
+      </w:r>
+    </w:p>
+    <w:p>
+      <w:pPr>
+        <w:pStyle w:val="Paragrafoelenco"/>
+        <w:numPr>
+          <w:ilvl w:val="0"/>
+          <w:numId w:val="24"/>
+        </w:numPr>
+        <w:jc w:val="both"/>
+      </w:pPr>
+      <w:r>
+        <w:t>Дождитесь сообщения о завершении записи, затем отключите кабель USB OTG.</w:t>
+      </w:r>
+    </w:p>
+    <w:p>
+      <w:pPr>
+        <w:jc w:val="both"/>
+      </w:pPr>
+      <w:r>
+        <w:rPr>
+          <w:b/>
+          <w:bCs/>
+        </w:rPr>
+        <w:t>Примечание 1</w:t>
+      </w:r>
+      <w:r>
+        <w:t xml:space="preserve">: процедура также показана в </w:t>
+      </w:r>
+      <w:proofErr w:type="spellStart"/>
+      <w:r>
+        <w:t>следующем</w:t>
+      </w:r>
+      <w:proofErr w:type="spellEnd"/>
+      <w:r>
+        <w:t xml:space="preserve"> </w:t>
+      </w:r>
+      <w:proofErr w:type="spellStart"/>
+      <w:r>
+        <w:t>видео</w:t>
+      </w:r>
+      <w:proofErr w:type="spellEnd"/>
+      <w:r>
+        <w:t xml:space="preserve">: </w:t>
+      </w:r>
+      <w:hyperlink r:id="rId29" w:history="1">
+        <w:r>
+          <w:rPr>
+            <w:rStyle w:val="Collegamentoipertestuale"/>
+          </w:rPr>
+          <w:t>https://www.youtube.com/watch?v=NHiYqMTKCWE</w:t>
+        </w:r>
+      </w:hyperlink>
+    </w:p>
+    <w:p>
+      <w:pPr>
+        <w:jc w:val="both"/>
+      </w:pPr>
+      <w:r>
+        <w:rPr>
+          <w:b/>
+          <w:bCs/>
+        </w:rPr>
+        <w:t>Примечание 2</w:t>
+      </w:r>
+      <w:r>
+        <w:t>: как только BACCABLE будет подключён к смартфону, в приложении появится зелёная надпись CONNECTED, подтверждающая, что BACCABLE обнаружен в режиме программирования. Если этого не произошло, отключите кабель и повторите процедуру.</w:t>
+      </w:r>
+    </w:p>
+    <w:p>
+      <w:pPr>
         <w:rPr>
           <w:rStyle w:val="Enfasigrassetto"/>
           <w:rFonts w:eastAsiaTheme="majorEastAsia" w:cstheme="minorHAnsi"/>
@@ -9535,7 +10987,7 @@
           <w:color w:val="auto"/>
         </w:rPr>
       </w:pPr>
-      <w:bookmarkStart w:id="15" w:name="_Toc238374533"/>
+      <w:bookmarkStart w:id="16" w:name="_Toc238748761"/>
       <w:r>
         <w:rPr>
           <w:rStyle w:val="Enfasigrassetto"/>
@@ -9545,7 +10997,7 @@
         <w:lastRenderedPageBreak/>
         <w:t>ИСПОЛЬЗОВАНИЕ</w:t>
       </w:r>
-      <w:bookmarkEnd w:id="15"/>
+      <w:bookmarkEnd w:id="16"/>
     </w:p>
     <w:p>
       <w:pPr>
@@ -9557,7 +11009,7 @@
           <w:lang w:val="ru-RU"/>
         </w:rPr>
       </w:pPr>
-      <w:bookmarkStart w:id="16" w:name="_Toc238374534"/>
+      <w:bookmarkStart w:id="17" w:name="_Toc238748762"/>
       <w:r>
         <w:rPr>
           <w:rStyle w:val="Enfasigrassetto"/>
@@ -9577,7 +11029,7 @@
         <w:tab/>
         <w:t>Первое включение</w:t>
       </w:r>
-      <w:bookmarkEnd w:id="16"/>
+      <w:bookmarkEnd w:id="17"/>
     </w:p>
     <w:p>
       <w:pPr>
@@ -9932,7 +11384,7 @@
           <w:lang w:val="ru-RU"/>
         </w:rPr>
       </w:pPr>
-      <w:bookmarkStart w:id="17" w:name="_Toc238374535"/>
+      <w:bookmarkStart w:id="18" w:name="_Toc238748763"/>
       <w:r>
         <w:rPr>
           <w:rStyle w:val="Enfasigrassetto"/>
@@ -9953,7 +11405,7 @@
         <w:tab/>
         <w:t>Sniffer</w:t>
       </w:r>
-      <w:bookmarkEnd w:id="17"/>
+      <w:bookmarkEnd w:id="18"/>
     </w:p>
     <w:p>
       <w:pPr>
@@ -9982,7 +11434,263 @@
         <w:rPr>
           <w:lang w:val="ru-RU"/>
         </w:rPr>
-        <w:t xml:space="preserve"> Работает как снифер, подключённый к персональному компьютеру</w:t>
+        <w:t xml:space="preserve"> Работает как снифер, подключённый к персональному компьютеру или смартфону </w:t>
+      </w:r>
+      <w:r>
+        <w:t>Android</w:t>
+      </w:r>
+      <w:r>
+        <w:rPr>
+          <w:lang w:val="ru-RU"/>
+        </w:rPr>
+        <w:t xml:space="preserve">, то есть позволяет записывать сообщения шины </w:t>
+      </w:r>
+      <w:r>
+        <w:t>CAN</w:t>
+      </w:r>
+      <w:r>
+        <w:rPr>
+          <w:lang w:val="ru-RU"/>
+        </w:rPr>
+        <w:t>.</w:t>
+      </w:r>
+    </w:p>
+    <w:p>
+      <w:pPr>
+        <w:jc w:val="both"/>
+        <w:rPr>
+          <w:lang w:val="ru-RU"/>
+        </w:rPr>
+      </w:pPr>
+      <w:r>
+        <w:t>BACCABLE</w:t>
+      </w:r>
+      <w:r>
+        <w:rPr>
+          <w:lang w:val="ru-RU"/>
+        </w:rPr>
+        <w:t xml:space="preserve"> можно использовать как снифер двумя разными способами:</w:t>
+      </w:r>
+    </w:p>
+    <w:p>
+      <w:pPr>
+        <w:pStyle w:val="Paragrafoelenco"/>
+        <w:numPr>
+          <w:ilvl w:val="0"/>
+          <w:numId w:val="23"/>
+        </w:numPr>
+        <w:jc w:val="both"/>
+        <w:rPr>
+          <w:lang w:val="ru-RU"/>
+        </w:rPr>
+      </w:pPr>
+      <w:r>
+        <w:rPr>
+          <w:lang w:val="ru-RU"/>
+        </w:rPr>
+        <w:t xml:space="preserve">с помощью специальной прошивки, позволяющей использовать его с </w:t>
+      </w:r>
+      <w:proofErr w:type="spellStart"/>
+      <w:r>
+        <w:t>SavvyCan</w:t>
+      </w:r>
+      <w:proofErr w:type="spellEnd"/>
+      <w:r>
+        <w:rPr>
+          <w:lang w:val="ru-RU"/>
+        </w:rPr>
+        <w:t xml:space="preserve"> на ПК с </w:t>
+      </w:r>
+      <w:r>
+        <w:t>Windows</w:t>
+      </w:r>
+    </w:p>
+    <w:p>
+      <w:pPr>
+        <w:pStyle w:val="Paragrafoelenco"/>
+        <w:numPr>
+          <w:ilvl w:val="0"/>
+          <w:numId w:val="23"/>
+        </w:numPr>
+        <w:jc w:val="both"/>
+        <w:rPr>
+          <w:lang w:val="ru-RU"/>
+        </w:rPr>
+      </w:pPr>
+      <w:r>
+        <w:rPr>
+          <w:lang w:val="ru-RU"/>
+        </w:rPr>
+        <w:t xml:space="preserve">включив функцию </w:t>
+      </w:r>
+      <w:r>
+        <w:t>SNIFFER</w:t>
+      </w:r>
+      <w:r>
+        <w:rPr>
+          <w:lang w:val="ru-RU"/>
+        </w:rPr>
+        <w:t xml:space="preserve"> в </w:t>
+      </w:r>
+      <w:r>
+        <w:t>MAIN</w:t>
+      </w:r>
+      <w:r>
+        <w:rPr>
+          <w:lang w:val="ru-RU"/>
+        </w:rPr>
+        <w:t xml:space="preserve"> </w:t>
+      </w:r>
+      <w:r>
+        <w:t>SETUP</w:t>
+      </w:r>
+      <w:r>
+        <w:rPr>
+          <w:lang w:val="ru-RU"/>
+        </w:rPr>
+        <w:t xml:space="preserve"> </w:t>
+      </w:r>
+      <w:r>
+        <w:t>MENU</w:t>
+      </w:r>
+      <w:r>
+        <w:rPr>
+          <w:lang w:val="ru-RU"/>
+        </w:rPr>
+        <w:t xml:space="preserve"> </w:t>
+      </w:r>
+      <w:r>
+        <w:t>BACCABLE</w:t>
+      </w:r>
+      <w:r>
+        <w:rPr>
+          <w:lang w:val="ru-RU"/>
+        </w:rPr>
+        <w:t xml:space="preserve">, чтобы снифить с помощью приложения </w:t>
+      </w:r>
+      <w:r>
+        <w:t>BACCABLE</w:t>
+      </w:r>
+      <w:r>
+        <w:rPr>
+          <w:lang w:val="ru-RU"/>
+        </w:rPr>
+        <w:t xml:space="preserve"> </w:t>
+      </w:r>
+      <w:r>
+        <w:t>LOGGER</w:t>
+      </w:r>
+      <w:r>
+        <w:rPr>
+          <w:lang w:val="ru-RU"/>
+        </w:rPr>
+        <w:t xml:space="preserve"> со смартфона (или с ПК с </w:t>
+      </w:r>
+      <w:r>
+        <w:t>Windows</w:t>
+      </w:r>
+      <w:r>
+        <w:rPr>
+          <w:lang w:val="ru-RU"/>
+        </w:rPr>
+        <w:t xml:space="preserve">), с быстрой кнопкой для публикации записи онлайн (в этом случае после отключения </w:t>
+      </w:r>
+      <w:r>
+        <w:t>USB</w:t>
+      </w:r>
+      <w:r>
+        <w:rPr>
+          <w:lang w:val="ru-RU"/>
+        </w:rPr>
+        <w:t xml:space="preserve">-кабеля </w:t>
+      </w:r>
+      <w:r>
+        <w:t>BACCABLE</w:t>
+      </w:r>
+      <w:r>
+        <w:rPr>
+          <w:lang w:val="ru-RU"/>
+        </w:rPr>
+        <w:t xml:space="preserve"> снова возвращается к своей обычной работе)</w:t>
+      </w:r>
+    </w:p>
+    <w:p>
+      <w:pPr>
+        <w:rPr>
+          <w:lang w:val="ru-RU"/>
+        </w:rPr>
+      </w:pPr>
+    </w:p>
+    <w:p>
+      <w:pPr>
+        <w:pStyle w:val="Titolo2"/>
+        <w:rPr>
+          <w:rStyle w:val="Enfasigrassetto"/>
+          <w:rFonts w:asciiTheme="minorHAnsi" w:hAnsiTheme="minorHAnsi" w:cstheme="minorHAnsi"/>
+          <w:color w:val="auto"/>
+          <w:lang w:val="ru-RU"/>
+        </w:rPr>
+      </w:pPr>
+      <w:bookmarkStart w:id="19" w:name="_Toc238748764"/>
+      <w:r>
+        <w:rPr>
+          <w:rStyle w:val="Enfasigrassetto"/>
+          <w:rFonts w:asciiTheme="minorHAnsi" w:hAnsiTheme="minorHAnsi" w:cstheme="minorHAnsi"/>
+          <w:color w:val="auto"/>
+          <w:lang w:val="ru-RU"/>
+        </w:rPr>
+        <w:t>2.2.1</w:t>
+      </w:r>
+      <w:r>
+        <w:rPr>
+          <w:rStyle w:val="Enfasigrassetto"/>
+          <w:rFonts w:asciiTheme="minorHAnsi" w:hAnsiTheme="minorHAnsi" w:cstheme="minorHAnsi"/>
+          <w:color w:val="auto"/>
+          <w:lang w:val="ru-RU"/>
+        </w:rPr>
+        <w:tab/>
+        <w:t xml:space="preserve">Снифер со специальной прошивкой </w:t>
+      </w:r>
+      <w:r>
+        <w:rPr>
+          <w:rStyle w:val="Enfasigrassetto"/>
+          <w:rFonts w:asciiTheme="minorHAnsi" w:hAnsiTheme="minorHAnsi" w:cstheme="minorHAnsi"/>
+          <w:color w:val="auto"/>
+        </w:rPr>
+        <w:t>SLCAN</w:t>
+      </w:r>
+      <w:bookmarkEnd w:id="19"/>
+    </w:p>
+    <w:p>
+      <w:pPr>
+        <w:ind w:left="426" w:hanging="426"/>
+        <w:jc w:val="both"/>
+        <w:rPr>
+          <w:lang w:val="ru-RU"/>
+        </w:rPr>
+      </w:pPr>
+      <w:r>
+        <w:rPr>
+          <w:b/>
+          <w:bCs/>
+          <w:lang w:val="ru-RU"/>
+        </w:rPr>
+        <w:t>Краткое описание:</w:t>
+      </w:r>
+      <w:r>
+        <w:rPr>
+          <w:lang w:val="ru-RU"/>
+        </w:rPr>
+        <w:t xml:space="preserve"> Работает как снифер, подключённый к персональному компьютеру, то есть позволяет записывать сообщения шины </w:t>
+      </w:r>
+      <w:r>
+        <w:t>CAN</w:t>
+      </w:r>
+      <w:r>
+        <w:rPr>
+          <w:lang w:val="ru-RU"/>
+        </w:rPr>
+        <w:t>.</w:t>
       </w:r>
     </w:p>
     <w:p>
@@ -10259,6 +11967,7 @@
         <w:rPr>
           <w:lang w:val="ru-RU"/>
         </w:rPr>
+        <w:lastRenderedPageBreak/>
         <w:t>В правой части окна можно остановить и очистить захват, а в нижней правой части можно фильтровать отображаемые сообщения.</w:t>
       </w:r>
     </w:p>
@@ -10343,7 +12052,7 @@
           <w:lang w:val="ru-RU"/>
         </w:rPr>
       </w:pPr>
-      <w:bookmarkStart w:id="18" w:name="_Toc238374536"/>
+      <w:bookmarkStart w:id="20" w:name="_Toc238748765"/>
       <w:r>
         <w:rPr>
           <w:rStyle w:val="Enfasigrassetto"/>
@@ -10351,7 +12060,7 @@
           <w:color w:val="auto"/>
           <w:lang w:val="ru-RU"/>
         </w:rPr>
-        <w:t>2.3</w:t>
+        <w:t>2.2.2</w:t>
       </w:r>
       <w:r>
         <w:rPr>
@@ -10361,9 +12070,259 @@
           <w:lang w:val="ru-RU"/>
         </w:rPr>
         <w:tab/>
+        <w:t>Снифер со стандартной прошивкой и фирменным приложением</w:t>
+      </w:r>
+      <w:bookmarkEnd w:id="20"/>
+    </w:p>
+    <w:p>
+      <w:pPr>
+        <w:ind w:left="426" w:hanging="426"/>
+        <w:jc w:val="both"/>
+        <w:rPr>
+          <w:lang w:val="ru-RU"/>
+        </w:rPr>
+      </w:pPr>
+      <w:r>
+        <w:rPr>
+          <w:b/>
+          <w:bCs/>
+          <w:lang w:val="ru-RU"/>
+        </w:rPr>
+        <w:t>Краткое описание:</w:t>
+      </w:r>
+      <w:r>
+        <w:rPr>
+          <w:lang w:val="ru-RU"/>
+        </w:rPr>
+        <w:t xml:space="preserve"> Работает как снифер, подключённый к персональному компьютеру или смартфону </w:t>
+      </w:r>
+      <w:r>
+        <w:t>Android</w:t>
+      </w:r>
+      <w:r>
+        <w:rPr>
+          <w:lang w:val="ru-RU"/>
+        </w:rPr>
+        <w:t xml:space="preserve">, то есть позволяет записывать сообщения, присутствующие на шинах </w:t>
+      </w:r>
+      <w:r>
+        <w:t>CAN</w:t>
+      </w:r>
+    </w:p>
+    <w:p>
+      <w:pPr>
+        <w:jc w:val="both"/>
+      </w:pPr>
+      <w:r>
+        <w:t>Для снифинга необходимо:</w:t>
+      </w:r>
+    </w:p>
+    <w:p>
+      <w:pPr>
+        <w:pStyle w:val="Paragrafoelenco"/>
+        <w:numPr>
+          <w:ilvl w:val="0"/>
+          <w:numId w:val="25"/>
+        </w:numPr>
+        <w:jc w:val="both"/>
+      </w:pPr>
+      <w:r>
+        <w:t>подключить USB-кабель между BACCABLE и ПК либо смартфоном Android (нужно выбрать порт USB для подключения в зависимости от шины, данные которой требуется получить: C1 — правый разъём, C2 — центральный разъём, BH — левый разъём).</w:t>
+      </w:r>
+    </w:p>
+    <w:p>
+      <w:pPr>
+        <w:pStyle w:val="Paragrafoelenco"/>
+        <w:numPr>
+          <w:ilvl w:val="0"/>
+          <w:numId w:val="25"/>
+        </w:numPr>
+        <w:jc w:val="both"/>
+      </w:pPr>
+      <w:r>
+        <w:t>войти в MAIN SETUP MENU BACCABLE при включённом зажигании и выбрать функцию SNIFFER</w:t>
+      </w:r>
+    </w:p>
+    <w:p>
+      <w:pPr>
+        <w:pStyle w:val="Paragrafoelenco"/>
+        <w:numPr>
+          <w:ilvl w:val="0"/>
+          <w:numId w:val="25"/>
+        </w:numPr>
+        <w:jc w:val="both"/>
+      </w:pPr>
+      <w:r>
+        <w:t>выбрать SAVE&amp;EXIT, чтобы сохранить настройку</w:t>
+      </w:r>
+    </w:p>
+    <w:p>
+      <w:pPr>
+        <w:jc w:val="both"/>
+      </w:pPr>
+      <w:r>
+        <w:t>С этого момента BACCABLE превратится в снифер, отправляя пакеты на ПК (или смартфон).</w:t>
+      </w:r>
+    </w:p>
+    <w:p>
+      <w:pPr>
+        <w:jc w:val="both"/>
+      </w:pPr>
+      <w:r>
+        <w:t>На смартфоне или ПК нужно установить приложение BACCABLE LOGGER, загруженное с сайта www.tr3ma.com/baccable</w:t>
+      </w:r>
+    </w:p>
+    <w:p>
+      <w:pPr>
+        <w:jc w:val="both"/>
+      </w:pPr>
+      <w:r>
+        <w:rPr>
+          <w:b/>
+          <w:bCs/>
+        </w:rPr>
+        <w:t>Примечание 1</w:t>
+      </w:r>
+      <w:r>
+        <w:t>: через 10 секунд после отключения USB-кабеля BACCABLE снова станет просто BACCABLE. Чтобы снова воспользоваться функцией снифера, нужно отключить BACCABLE от OBD, затем подключить USB-кабель, а после этого — разъём OBD.</w:t>
+      </w:r>
+    </w:p>
+    <w:p>
+      <w:pPr>
+        <w:jc w:val="both"/>
+      </w:pPr>
+      <w:r>
+        <w:rPr>
+          <w:b/>
+          <w:bCs/>
+        </w:rPr>
+        <w:t>Примечание 2</w:t>
+      </w:r>
+      <w:r>
+        <w:t>: если вы не используете снифер, не забудьте отключить его в main setup menu, чтобы уменьшить влияние возможных помех между функцией снифера и функцией иммобилайзера в первые секунды работы.</w:t>
+      </w:r>
+    </w:p>
+    <w:p>
+      <w:pPr>
+        <w:jc w:val="both"/>
+      </w:pPr>
+      <w:r>
+        <w:t>Работа приложения «BACCABLE LOGGER» очень интуитивна:</w:t>
+      </w:r>
+    </w:p>
+    <w:p>
+      <w:pPr>
+        <w:pStyle w:val="Paragrafoelenco"/>
+        <w:numPr>
+          <w:ilvl w:val="0"/>
+          <w:numId w:val="23"/>
+        </w:numPr>
+        <w:jc w:val="both"/>
+      </w:pPr>
+      <w:r>
+        <w:t>При подключении приложение откроется автоматически (предоставьте запрашиваемые разрешения)</w:t>
+      </w:r>
+    </w:p>
+    <w:p>
+      <w:pPr>
+        <w:pStyle w:val="Paragrafoelenco"/>
+        <w:numPr>
+          <w:ilvl w:val="0"/>
+          <w:numId w:val="23"/>
+        </w:numPr>
+        <w:jc w:val="both"/>
+      </w:pPr>
+      <w:r>
+        <w:lastRenderedPageBreak/>
+        <w:t>также сверху есть кнопка подключения, хотя обычно её использовать не требуется.</w:t>
+      </w:r>
+    </w:p>
+    <w:p>
+      <w:pPr>
+        <w:pStyle w:val="Paragrafoelenco"/>
+        <w:numPr>
+          <w:ilvl w:val="0"/>
+          <w:numId w:val="23"/>
+        </w:numPr>
+        <w:jc w:val="both"/>
+      </w:pPr>
+      <w:r>
+        <w:t>сверху есть кнопка для применения фильтра к пакетам</w:t>
+      </w:r>
+    </w:p>
+    <w:p>
+      <w:pPr>
+        <w:pStyle w:val="Paragrafoelenco"/>
+        <w:numPr>
+          <w:ilvl w:val="0"/>
+          <w:numId w:val="23"/>
+        </w:numPr>
+        <w:jc w:val="both"/>
+      </w:pPr>
+      <w:r>
+        <w:t>сверху есть кнопка для просмотра журнала событий (ошибки подключения или потеря пакетов)</w:t>
+      </w:r>
+    </w:p>
+    <w:p>
+      <w:pPr>
+        <w:pStyle w:val="Paragrafoelenco"/>
+        <w:numPr>
+          <w:ilvl w:val="0"/>
+          <w:numId w:val="23"/>
+        </w:numPr>
+        <w:jc w:val="both"/>
+      </w:pPr>
+      <w:r>
+        <w:t>есть кнопка для отправки через Telegram, WhatsApp, email и т. д. только что записанного файла (формат CSV) и файла журнала (формат TXT). В версии для Windows эта кнопка открывает доступ к папке, где сохранены все файлы.</w:t>
+      </w:r>
+    </w:p>
+    <w:p>
+      <w:pPr>
+        <w:jc w:val="both"/>
+      </w:pPr>
+      <w:r>
+        <w:t>В случае потери пакетов в верхней части окна появится красная надпись PACKET LOSS.</w:t>
+      </w:r>
+    </w:p>
+    <w:p>
+      <w:pPr>
+        <w:jc w:val="both"/>
+      </w:pPr>
+      <w:r>
+        <w:t>Каждый раз при нажатии кнопки подключения будут создаваться новые файлы recording.CSV и log.TXT.</w:t>
+      </w:r>
+    </w:p>
+    <w:p>
+      <w:pPr>
+        <w:pStyle w:val="Titolo2"/>
+        <w:rPr>
+          <w:rStyle w:val="Enfasigrassetto"/>
+          <w:rFonts w:asciiTheme="minorHAnsi" w:hAnsiTheme="minorHAnsi" w:cstheme="minorHAnsi"/>
+          <w:color w:val="auto"/>
+          <w:lang w:val="ru-RU"/>
+        </w:rPr>
+      </w:pPr>
+      <w:bookmarkStart w:id="21" w:name="_Toc238748766"/>
+      <w:r>
+        <w:rPr>
+          <w:rStyle w:val="Enfasigrassetto"/>
+          <w:rFonts w:asciiTheme="minorHAnsi" w:hAnsiTheme="minorHAnsi" w:cstheme="minorHAnsi"/>
+          <w:color w:val="auto"/>
+          <w:lang w:val="ru-RU"/>
+        </w:rPr>
+        <w:t>2.3</w:t>
+      </w:r>
+      <w:r>
+        <w:rPr>
+          <w:rStyle w:val="Enfasigrassetto"/>
+          <w:rFonts w:asciiTheme="minorHAnsi" w:hAnsiTheme="minorHAnsi" w:cstheme="minorHAnsi"/>
+          <w:color w:val="auto"/>
+          <w:lang w:val="ru-RU"/>
+        </w:rPr>
+        <w:tab/>
         <w:t>Start&amp;Stop disabler</w:t>
       </w:r>
-      <w:bookmarkEnd w:id="18"/>
+      <w:bookmarkEnd w:id="21"/>
     </w:p>
     <w:p>
       <w:pPr>
@@ -10423,7 +12382,7 @@
           <w:lang w:val="ru-RU"/>
         </w:rPr>
       </w:pPr>
-      <w:bookmarkStart w:id="19" w:name="_Toc238374537"/>
+      <w:bookmarkStart w:id="22" w:name="_Toc238748767"/>
       <w:r>
         <w:rPr>
           <w:rStyle w:val="Enfasigrassetto"/>
@@ -10444,7 +12403,7 @@
         <w:tab/>
         <w:t>Immobilizer</w:t>
       </w:r>
-      <w:bookmarkEnd w:id="19"/>
+      <w:bookmarkEnd w:id="22"/>
     </w:p>
     <w:p>
       <w:pPr>
@@ -10688,7 +12647,7 @@
           <w:lang w:val="ru-RU"/>
         </w:rPr>
       </w:pPr>
-      <w:bookmarkStart w:id="20" w:name="_Toc238374538"/>
+      <w:bookmarkStart w:id="23" w:name="_Toc238748768"/>
       <w:r>
         <w:rPr>
           <w:rStyle w:val="Enfasigrassetto"/>
@@ -10708,7 +12667,7 @@
         <w:tab/>
         <w:t>Led Strip Controller</w:t>
       </w:r>
-      <w:bookmarkEnd w:id="20"/>
+      <w:bookmarkEnd w:id="23"/>
     </w:p>
     <w:p>
       <w:pPr>
@@ -10746,7 +12705,7 @@
           <w:lang w:val="ru-RU"/>
         </w:rPr>
       </w:pPr>
-      <w:bookmarkStart w:id="21" w:name="_Hlk196906554"/>
+      <w:bookmarkStart w:id="24" w:name="_Hlk196906554"/>
       <w:r>
         <w:rPr>
           <w:b/>
@@ -10762,7 +12721,7 @@
         <w:t>: Это функция, включаемая и отключаемая через SETUP MENU, см. п. 2.1.</w:t>
       </w:r>
     </w:p>
-    <w:bookmarkEnd w:id="21"/>
+    <w:bookmarkEnd w:id="24"/>
     <w:p>
       <w:pPr>
         <w:pStyle w:val="Paragrafoelenco"/>
@@ -10858,7 +12817,7 @@
                     </pic:cNvPicPr>
                   </pic:nvPicPr>
                   <pic:blipFill>
-                    <a:blip r:embed="rId31">
+                    <a:blip r:embed="rId30">
                       <a:extLst>
                         <a:ext uri="{28A0092B-C50C-407E-A947-70E740481C1C}">
                           <a14:useLocalDpi xmlns:a14="http://schemas.microsoft.com/office/drawing/2010/main" val="0"/>
@@ -10931,7 +12890,7 @@
           <w:lang w:val="ru-RU"/>
         </w:rPr>
       </w:pPr>
-      <w:bookmarkStart w:id="22" w:name="_Toc238374539"/>
+      <w:bookmarkStart w:id="25" w:name="_Toc238748769"/>
       <w:r>
         <w:rPr>
           <w:rStyle w:val="Enfasigrassetto"/>
@@ -10951,7 +12910,7 @@
         <w:tab/>
         <w:t>Shift</w:t>
       </w:r>
-      <w:bookmarkEnd w:id="22"/>
+      <w:bookmarkEnd w:id="25"/>
     </w:p>
     <w:p>
       <w:pPr>
@@ -11066,7 +13025,7 @@
           <w:lang w:val="ru-RU"/>
         </w:rPr>
       </w:pPr>
-      <w:bookmarkStart w:id="23" w:name="_Toc238374540"/>
+      <w:bookmarkStart w:id="26" w:name="_Toc238748770"/>
       <w:r>
         <w:rPr>
           <w:rStyle w:val="Enfasigrassetto"/>
@@ -11086,7 +13045,7 @@
         <w:tab/>
         <w:t>My23 IPC</w:t>
       </w:r>
-      <w:bookmarkEnd w:id="23"/>
+      <w:bookmarkEnd w:id="26"/>
     </w:p>
     <w:p>
       <w:pPr>
@@ -11153,7 +13112,7 @@
           <w:lang w:val="ru-RU"/>
         </w:rPr>
       </w:pPr>
-      <w:bookmarkStart w:id="24" w:name="_Toc238374541"/>
+      <w:bookmarkStart w:id="27" w:name="_Toc238748771"/>
       <w:r>
         <w:rPr>
           <w:rStyle w:val="Enfasigrassetto"/>
@@ -11174,7 +13133,7 @@
         <w:tab/>
         <w:t>Параметры на приборной панели</w:t>
       </w:r>
-      <w:bookmarkEnd w:id="24"/>
+      <w:bookmarkEnd w:id="27"/>
     </w:p>
     <w:p>
       <w:pPr>
@@ -11214,7 +13173,7 @@
           <w:lang w:val="ru-RU"/>
         </w:rPr>
       </w:pPr>
-      <w:bookmarkStart w:id="25" w:name="_Hlk196906842"/>
+      <w:bookmarkStart w:id="28" w:name="_Hlk196906842"/>
       <w:r>
         <w:rPr>
           <w:b/>
@@ -11230,7 +13189,7 @@
         <w:t>: В SETUP MENU, см. п. 2.1, можно выбрать настройку параметров для бензинового двигателя (GASOLINE) или дизельного (DIESEL).</w:t>
       </w:r>
     </w:p>
-    <w:bookmarkEnd w:id="25"/>
+    <w:bookmarkEnd w:id="28"/>
     <w:p>
       <w:pPr>
         <w:rPr>
@@ -16327,7 +18286,7 @@
                 <w14:ligatures w14:val="none"/>
               </w:rPr>
             </w:pPr>
-            <w:bookmarkStart w:id="26" w:name="_Hlk205138045"/>
+            <w:bookmarkStart w:id="29" w:name="_Hlk205138045"/>
             <w:r>
               <w:rPr>
                 <w:rFonts w:ascii="Calibri" w:eastAsia="Times New Roman" w:hAnsi="Calibri" w:cs="Calibri"/>
@@ -16928,7 +18887,7 @@
           </w:p>
         </w:tc>
       </w:tr>
-      <w:bookmarkEnd w:id="26"/>
+      <w:bookmarkEnd w:id="29"/>
     </w:tbl>
     <w:p>
       <w:pPr>
@@ -19706,7 +21665,7 @@
                 <w14:ligatures w14:val="none"/>
               </w:rPr>
             </w:pPr>
-            <w:bookmarkStart w:id="27" w:name="_Hlk205138116"/>
+            <w:bookmarkStart w:id="30" w:name="_Hlk205138116"/>
             <w:r>
               <w:rPr>
                 <w:rFonts w:ascii="Calibri" w:eastAsia="Times New Roman" w:hAnsi="Calibri" w:cs="Calibri"/>
@@ -20292,7 +22251,7 @@
           </w:p>
         </w:tc>
       </w:tr>
-      <w:bookmarkEnd w:id="27"/>
+      <w:bookmarkEnd w:id="30"/>
       <w:tr>
         <w:trPr>
           <w:cantSplit/>
@@ -22550,7 +24509,7 @@
                 <w14:ligatures w14:val="none"/>
               </w:rPr>
             </w:pPr>
-            <w:bookmarkStart w:id="28" w:name="_Hlk205138164"/>
+            <w:bookmarkStart w:id="31" w:name="_Hlk205138164"/>
             <w:r>
               <w:rPr>
                 <w:rFonts w:ascii="Calibri" w:eastAsia="Times New Roman" w:hAnsi="Calibri" w:cs="Calibri"/>
@@ -23152,7 +25111,7 @@
           </w:p>
         </w:tc>
       </w:tr>
-      <w:bookmarkEnd w:id="28"/>
+      <w:bookmarkEnd w:id="31"/>
     </w:tbl>
     <w:p>
       <w:pPr>
@@ -23200,7 +25159,7 @@
           <w:lang w:val="ru-RU"/>
         </w:rPr>
       </w:pPr>
-      <w:bookmarkStart w:id="29" w:name="_Toc238374542"/>
+      <w:bookmarkStart w:id="32" w:name="_Toc238748772"/>
       <w:r>
         <w:rPr>
           <w:rStyle w:val="Enfasigrassetto"/>
@@ -23221,7 +25180,7 @@
         <w:tab/>
         <w:t>Route</w:t>
       </w:r>
-      <w:bookmarkEnd w:id="29"/>
+      <w:bookmarkEnd w:id="32"/>
     </w:p>
     <w:p>
       <w:pPr>
@@ -23559,7 +25518,7 @@
                     </pic:cNvPicPr>
                   </pic:nvPicPr>
                   <pic:blipFill rotWithShape="1">
-                    <a:blip r:embed="rId32">
+                    <a:blip r:embed="rId31">
                       <a:extLst>
                         <a:ext uri="{28A0092B-C50C-407E-A947-70E740481C1C}">
                           <a14:useLocalDpi xmlns:a14="http://schemas.microsoft.com/office/drawing/2010/main" val="0"/>
@@ -23638,7 +25597,7 @@
           <w:lang w:val="ru-RU"/>
         </w:rPr>
       </w:pPr>
-      <w:bookmarkStart w:id="30" w:name="_Toc238374543"/>
+      <w:bookmarkStart w:id="33" w:name="_Toc238748773"/>
       <w:r>
         <w:rPr>
           <w:rStyle w:val="Enfasigrassetto"/>
@@ -23658,7 +25617,7 @@
         <w:tab/>
         <w:t>ESC+TC Customizator</w:t>
       </w:r>
-      <w:bookmarkEnd w:id="30"/>
+      <w:bookmarkEnd w:id="33"/>
     </w:p>
     <w:p>
       <w:pPr>
@@ -23764,7 +25723,7 @@
           <w:lang w:val="ru-RU"/>
         </w:rPr>
       </w:pPr>
-      <w:bookmarkStart w:id="31" w:name="_Toc238374544"/>
+      <w:bookmarkStart w:id="34" w:name="_Toc238748774"/>
       <w:r>
         <w:rPr>
           <w:rStyle w:val="Enfasigrassetto"/>
@@ -23785,7 +25744,7 @@
         <w:tab/>
         <w:t>DYNO</w:t>
       </w:r>
-      <w:bookmarkEnd w:id="31"/>
+      <w:bookmarkEnd w:id="34"/>
     </w:p>
     <w:p>
       <w:pPr>
@@ -23999,7 +25958,7 @@
           <w:lang w:val="ru-RU"/>
         </w:rPr>
       </w:pPr>
-      <w:bookmarkStart w:id="32" w:name="_Toc238374545"/>
+      <w:bookmarkStart w:id="35" w:name="_Toc238748775"/>
       <w:r>
         <w:rPr>
           <w:rStyle w:val="Enfasigrassetto"/>
@@ -24019,7 +25978,7 @@
         <w:tab/>
         <w:t>ACC Virtual Pad</w:t>
       </w:r>
-      <w:bookmarkEnd w:id="32"/>
+      <w:bookmarkEnd w:id="35"/>
     </w:p>
     <w:p>
       <w:pPr>
@@ -24145,7 +26104,7 @@
           <w:lang w:val="ru-RU"/>
         </w:rPr>
       </w:pPr>
-      <w:bookmarkStart w:id="33" w:name="_Toc238374546"/>
+      <w:bookmarkStart w:id="36" w:name="_Toc238748776"/>
       <w:r>
         <w:rPr>
           <w:rStyle w:val="Enfasigrassetto"/>
@@ -24165,7 +26124,7 @@
         <w:tab/>
         <w:t>CLEAR FAULTS</w:t>
       </w:r>
-      <w:bookmarkEnd w:id="33"/>
+      <w:bookmarkEnd w:id="36"/>
     </w:p>
     <w:p>
       <w:pPr>
@@ -24243,7 +26202,7 @@
           <w:lang w:val="ru-RU"/>
         </w:rPr>
       </w:pPr>
-      <w:bookmarkStart w:id="34" w:name="_Toc238374547"/>
+      <w:bookmarkStart w:id="37" w:name="_Toc238748777"/>
       <w:r>
         <w:rPr>
           <w:rStyle w:val="Enfasigrassetto"/>
@@ -24263,7 +26222,7 @@
         <w:tab/>
         <w:t>REGENERATION ALERT</w:t>
       </w:r>
-      <w:bookmarkEnd w:id="34"/>
+      <w:bookmarkEnd w:id="37"/>
     </w:p>
     <w:p>
       <w:pPr>
@@ -24335,7 +26294,7 @@
           <w:lang w:val="ru-RU"/>
         </w:rPr>
       </w:pPr>
-      <w:bookmarkStart w:id="35" w:name="_Toc238374548"/>
+      <w:bookmarkStart w:id="38" w:name="_Toc238748778"/>
       <w:r>
         <w:rPr>
           <w:rStyle w:val="Enfasigrassetto"/>
@@ -24355,7 +26314,7 @@
         <w:tab/>
         <w:t>4WD DISABLER</w:t>
       </w:r>
-      <w:bookmarkEnd w:id="35"/>
+      <w:bookmarkEnd w:id="38"/>
     </w:p>
     <w:p>
       <w:pPr>
@@ -24456,7 +26415,7 @@
           <w:lang w:val="ru-RU"/>
         </w:rPr>
       </w:pPr>
-      <w:bookmarkStart w:id="36" w:name="_Toc238374549"/>
+      <w:bookmarkStart w:id="39" w:name="_Toc238748779"/>
       <w:r>
         <w:rPr>
           <w:rStyle w:val="Enfasigrassetto"/>
@@ -24476,7 +26435,7 @@
         <w:tab/>
         <w:t>BRAKES OVERRIDE</w:t>
       </w:r>
-      <w:bookmarkEnd w:id="36"/>
+      <w:bookmarkEnd w:id="39"/>
     </w:p>
     <w:p>
       <w:pPr>
@@ -24568,7 +26527,7 @@
           <w:lang w:val="ru-RU"/>
         </w:rPr>
       </w:pPr>
-      <w:bookmarkStart w:id="37" w:name="_Toc238374550"/>
+      <w:bookmarkStart w:id="40" w:name="_Toc238748780"/>
       <w:r>
         <w:rPr>
           <w:rStyle w:val="Enfasigrassetto"/>
@@ -24588,7 +26547,7 @@
         <w:tab/>
         <w:t>Launch Assist</w:t>
       </w:r>
-      <w:bookmarkEnd w:id="37"/>
+      <w:bookmarkEnd w:id="40"/>
     </w:p>
     <w:p>
       <w:pPr>
@@ -24670,7 +26629,7 @@
           <w:lang w:val="ru-RU"/>
         </w:rPr>
       </w:pPr>
-      <w:bookmarkStart w:id="38" w:name="_Toc238374551"/>
+      <w:bookmarkStart w:id="41" w:name="_Toc238748781"/>
       <w:r>
         <w:rPr>
           <w:rStyle w:val="Enfasigrassetto"/>
@@ -24691,7 +26650,7 @@
         <w:tab/>
         <w:t>Burn Out</w:t>
       </w:r>
-      <w:bookmarkEnd w:id="38"/>
+      <w:bookmarkEnd w:id="41"/>
     </w:p>
     <w:p>
       <w:pPr>
@@ -24842,7 +26801,7 @@
           <w:lang w:val="ru-RU"/>
         </w:rPr>
       </w:pPr>
-      <w:bookmarkStart w:id="39" w:name="_Toc238374552"/>
+      <w:bookmarkStart w:id="42" w:name="_Toc238748782"/>
       <w:r>
         <w:rPr>
           <w:rStyle w:val="Enfasigrassetto"/>
@@ -24863,7 +26822,7 @@
         <w:tab/>
         <w:t>REMOTE START</w:t>
       </w:r>
-      <w:bookmarkEnd w:id="39"/>
+      <w:bookmarkEnd w:id="42"/>
     </w:p>
     <w:p>
       <w:pPr>
@@ -24903,7 +26862,7 @@
           <w:lang w:val="ru-RU"/>
         </w:rPr>
       </w:pPr>
-      <w:bookmarkStart w:id="40" w:name="_Toc238374553"/>
+      <w:bookmarkStart w:id="43" w:name="_Toc238748783"/>
       <w:r>
         <w:rPr>
           <w:rStyle w:val="Enfasigrassetto"/>
@@ -24923,24 +26882,232 @@
         <w:tab/>
         <w:t>READ FAULTS</w:t>
       </w:r>
-      <w:bookmarkEnd w:id="40"/>
-    </w:p>
-    <w:p>
-      <w:pPr>
+      <w:bookmarkEnd w:id="43"/>
+    </w:p>
+    <w:p>
+      <w:pPr>
+        <w:ind w:left="426" w:hanging="426"/>
         <w:jc w:val="both"/>
+        <w:rPr>
+          <w:lang w:val="ru-RU"/>
+        </w:rPr>
+      </w:pPr>
+      <w:r>
         <w:rPr>
           <w:b/>
           <w:bCs/>
           <w:lang w:val="ru-RU"/>
         </w:rPr>
-      </w:pPr>
-      <w:r>
-        <w:rPr>
-          <w:b/>
-          <w:bCs/>
-          <w:lang w:val="ru-RU"/>
-        </w:rPr>
-        <w:t>В стадии разработки. Не включайте эту функцию</w:t>
+        <w:t>Краткое описание:</w:t>
+      </w:r>
+      <w:r>
+        <w:rPr>
+          <w:lang w:val="ru-RU"/>
+        </w:rPr>
+        <w:t xml:space="preserve"> Позволяет считывать коды ошибок с блоков управления автомобиля (пока только с </w:t>
+      </w:r>
+      <w:r>
+        <w:t>Body</w:t>
+      </w:r>
+      <w:r>
+        <w:rPr>
+          <w:lang w:val="ru-RU"/>
+        </w:rPr>
+        <w:t xml:space="preserve"> </w:t>
+      </w:r>
+      <w:r>
+        <w:t>Computer</w:t>
+      </w:r>
+      <w:r>
+        <w:rPr>
+          <w:lang w:val="ru-RU"/>
+        </w:rPr>
+        <w:t>)</w:t>
+      </w:r>
+    </w:p>
+    <w:p>
+      <w:pPr>
+        <w:jc w:val="both"/>
+        <w:rPr>
+          <w:lang w:val="ru-RU"/>
+        </w:rPr>
+      </w:pPr>
+      <w:r>
+        <w:rPr>
+          <w:lang w:val="ru-RU"/>
+        </w:rPr>
+        <w:t xml:space="preserve">Функцию </w:t>
+      </w:r>
+      <w:r>
+        <w:t>READ</w:t>
+      </w:r>
+      <w:r>
+        <w:rPr>
+          <w:lang w:val="ru-RU"/>
+        </w:rPr>
+        <w:t xml:space="preserve"> </w:t>
+      </w:r>
+      <w:r>
+        <w:t>FAULTS</w:t>
+      </w:r>
+      <w:r>
+        <w:rPr>
+          <w:lang w:val="ru-RU"/>
+        </w:rPr>
+        <w:t xml:space="preserve"> необходимо сначала включить, зайдя в </w:t>
+      </w:r>
+      <w:r>
+        <w:t>MAIN</w:t>
+      </w:r>
+      <w:r>
+        <w:rPr>
+          <w:lang w:val="ru-RU"/>
+        </w:rPr>
+        <w:t xml:space="preserve"> </w:t>
+      </w:r>
+      <w:r>
+        <w:t>SETUP</w:t>
+      </w:r>
+      <w:r>
+        <w:rPr>
+          <w:lang w:val="ru-RU"/>
+        </w:rPr>
+        <w:t xml:space="preserve"> </w:t>
+      </w:r>
+      <w:r>
+        <w:t>MENU</w:t>
+      </w:r>
+      <w:r>
+        <w:rPr>
+          <w:lang w:val="ru-RU"/>
+        </w:rPr>
+        <w:t xml:space="preserve">, выбрав функцию </w:t>
+      </w:r>
+      <w:r>
+        <w:t>READ</w:t>
+      </w:r>
+      <w:r>
+        <w:rPr>
+          <w:lang w:val="ru-RU"/>
+        </w:rPr>
+        <w:t xml:space="preserve"> </w:t>
+      </w:r>
+      <w:r>
+        <w:t>FAULTS</w:t>
+      </w:r>
+      <w:r>
+        <w:rPr>
+          <w:lang w:val="ru-RU"/>
+        </w:rPr>
+        <w:t xml:space="preserve">, а затем выбрав </w:t>
+      </w:r>
+      <w:r>
+        <w:t>SAVE</w:t>
+      </w:r>
+      <w:r>
+        <w:rPr>
+          <w:lang w:val="ru-RU"/>
+        </w:rPr>
+        <w:t>&amp;</w:t>
+      </w:r>
+      <w:r>
+        <w:t>EXIT</w:t>
+      </w:r>
+      <w:r>
+        <w:rPr>
+          <w:lang w:val="ru-RU"/>
+        </w:rPr>
+        <w:t xml:space="preserve"> для окончательного сохранения настройки. После этого в главном меню появится новый пункт </w:t>
+      </w:r>
+      <w:r>
+        <w:t>READ</w:t>
+      </w:r>
+      <w:r>
+        <w:rPr>
+          <w:lang w:val="ru-RU"/>
+        </w:rPr>
+        <w:t xml:space="preserve"> </w:t>
+      </w:r>
+      <w:r>
+        <w:t>FAULTS</w:t>
+      </w:r>
+      <w:r>
+        <w:rPr>
+          <w:lang w:val="ru-RU"/>
+        </w:rPr>
+        <w:t xml:space="preserve">. При нажатии кнопки </w:t>
+      </w:r>
+      <w:r>
+        <w:t>RES</w:t>
+      </w:r>
+      <w:r>
+        <w:rPr>
+          <w:lang w:val="ru-RU"/>
+        </w:rPr>
+        <w:t xml:space="preserve"> или </w:t>
+      </w:r>
+      <w:r>
+        <w:t>DISTANCE</w:t>
+      </w:r>
+      <w:r>
+        <w:rPr>
+          <w:lang w:val="ru-RU"/>
+        </w:rPr>
+        <w:t xml:space="preserve"> (на руле) после перехода на пункт </w:t>
+      </w:r>
+      <w:r>
+        <w:t>READ</w:t>
+      </w:r>
+      <w:r>
+        <w:rPr>
+          <w:lang w:val="ru-RU"/>
+        </w:rPr>
+        <w:t xml:space="preserve"> </w:t>
+      </w:r>
+      <w:r>
+        <w:t>FAULTS</w:t>
+      </w:r>
+      <w:r>
+        <w:rPr>
+          <w:lang w:val="ru-RU"/>
+        </w:rPr>
+        <w:t xml:space="preserve"> главного меню </w:t>
+      </w:r>
+      <w:r>
+        <w:t>BACCABLE</w:t>
+      </w:r>
+      <w:r>
+        <w:rPr>
+          <w:lang w:val="ru-RU"/>
+        </w:rPr>
+        <w:t xml:space="preserve"> появится надпись </w:t>
+      </w:r>
+      <w:r>
+        <w:t>WAIT</w:t>
+      </w:r>
+      <w:r>
+        <w:rPr>
+          <w:lang w:val="ru-RU"/>
+        </w:rPr>
+        <w:t xml:space="preserve">, указывающая на необходимость подождать, пока ошибки считываются с блока управления автомобиля. По завершении считывания автоматически откроется подменю, показывающее обнаруженные ошибки, идентифицированные по коду ошибки и названию соответствующего блока управления. После этого можно прокручивать список кнопками вверх-вниз круиз-контроля. Чтобы вернуться в главное меню, достаточно снова нажать кнопку </w:t>
+      </w:r>
+      <w:r>
+        <w:t>RES</w:t>
+      </w:r>
+      <w:r>
+        <w:rPr>
+          <w:lang w:val="ru-RU"/>
+        </w:rPr>
+        <w:t xml:space="preserve"> или </w:t>
+      </w:r>
+      <w:r>
+        <w:t>DISTANCE</w:t>
+      </w:r>
+      <w:r>
+        <w:rPr>
+          <w:lang w:val="ru-RU"/>
+        </w:rPr>
+        <w:t xml:space="preserve"> на руле.</w:t>
       </w:r>
     </w:p>
     <w:p>
@@ -24963,7 +27130,7 @@
           <w:lang w:val="ru-RU"/>
         </w:rPr>
       </w:pPr>
-      <w:bookmarkStart w:id="41" w:name="_Toc238374554"/>
+      <w:bookmarkStart w:id="44" w:name="_Toc238748784"/>
       <w:r>
         <w:rPr>
           <w:rStyle w:val="Enfasigrassetto"/>
@@ -24983,7 +27150,7 @@
         <w:tab/>
         <w:t>ODOMETER BLINK</w:t>
       </w:r>
-      <w:bookmarkEnd w:id="41"/>
+      <w:bookmarkEnd w:id="44"/>
     </w:p>
     <w:p>
       <w:pPr>
@@ -25097,7 +27264,7 @@
         </w:rPr>
         <w:t xml:space="preserve"> эту процедуру proxy-выравнивания необходимо выполнить с помощью Multiecuscan, ELM327 и подходящих кабелей; она синхронизирует электронные блоки управления (ECU) между собой, чтобы все модули распознавали текущую конфигурацию автомобиля. Среди этих настроек — включение режима race, позволяющего использовать функцию ESC/TC BACCABLE без установки рычажка RDNA. Включение race с помощью процедуры выравнивания хорошо описано по следующей ссылке: </w:t>
       </w:r>
-      <w:hyperlink r:id="rId33" w:history="1">
+      <w:hyperlink r:id="rId32" w:history="1">
         <w:r>
           <w:rPr>
             <w:rStyle w:val="Collegamentoipertestuale"/>
@@ -25173,17 +27340,7 @@
           <w:lang w:eastAsia="zh-CN"/>
           <w14:ligatures w14:val="standardContextual"/>
         </w:rPr>
-        <w:t xml:space="preserve">Включение Race через proxy-выравнивание приводит к потере педальных карт, то есть все стили вождения DNA принимают карту режима N, имеющую линейную кривую, тогда как Dynamic должен иметь очень чувствительную кривую в начале хода педали акселератора. Чтобы обойти эту проблему, можно отключить race через proxy-выравнивание только на ECU двигателя. Таким образом педальные карты снова начинают работать корректно, а race остаётся доступным на автомобиле. Чтобы добиться этого результата, после успешного завершения процедуры включения race, описанной по ссылке в разделе «Предпосылка», достаточно сбросить на proxy манетку типа 1 (то есть отключить race), отсоединить elm327 от автомобиля и запустить процедуру выравнивания. Первым блоком управления, который MES попытается записать, будет body; не сумев это сделать, поскольку elm327 будет отсоединён от автомобиля, он сообщит об ошибке. В этот момент нужно снова подключить elm327, потому что вторым блоком управления для записи будет ECU двигателя. Как только </w:t>
-      </w:r>
-      <w:r>
-        <w:rPr>
-          <w:rFonts w:asciiTheme="minorHAnsi" w:eastAsiaTheme="minorEastAsia" w:hAnsiTheme="minorHAnsi" w:cstheme="minorBidi"/>
-          <w:kern w:val="2"/>
-          <w:lang w:eastAsia="zh-CN"/>
-          <w14:ligatures w14:val="standardContextual"/>
-        </w:rPr>
-        <w:lastRenderedPageBreak/>
-        <w:t>будет сообщено об успешной записи ECU двигателя, нужно снова отсоединить elm327 или отключить USB-кабель, если используется elm327 USB, чтобы не дать Multiecuscan записать другие ECU. После этого, выключив и снова включив автомобиль, через некоторое время одометр начнёт мигать, сигнализируя о незавершённом proxy-выравнивании; педальные карты будут работать как изначально, то есть корректно, а функция ESC/TC BACCABLE будет работать штатно. Чтобы устранить неприятное мигание одометра, включим функцию ODOMETER BLINK в меню setup BACCABLE.</w:t>
+        <w:t>Включение Race через proxy-выравнивание приводит к потере педальных карт, то есть все стили вождения DNA принимают карту режима N, имеющую линейную кривую, тогда как Dynamic должен иметь очень чувствительную кривую в начале хода педали акселератора. Чтобы обойти эту проблему, можно отключить race через proxy-выравнивание только на ECU двигателя. Таким образом педальные карты снова начинают работать корректно, а race остаётся доступным на автомобиле. Чтобы добиться этого результата, после успешного завершения процедуры включения race, описанной по ссылке в разделе «Предпосылка», достаточно сбросить на proxy манетку типа 1 (то есть отключить race), отсоединить elm327 от автомобиля и запустить процедуру выравнивания. Первым блоком управления, который MES попытается записать, будет body; не сумев это сделать, поскольку elm327 будет отсоединён от автомобиля, он сообщит об ошибке. В этот момент нужно снова подключить elm327, потому что вторым блоком управления для записи будет ECU двигателя. Как только будет сообщено об успешной записи ECU двигателя, нужно снова отсоединить elm327 или отключить USB-кабель, если используется elm327 USB, чтобы не дать Multiecuscan записать другие ECU. После этого, выключив и снова включив автомобиль, через некоторое время одометр начнёт мигать, сигнализируя о незавершённом proxy-выравнивании; педальные карты будут работать как изначально, то есть корректно, а функция ESC/TC BACCABLE будет работать штатно. Чтобы устранить неприятное мигание одометра, включим функцию ODOMETER BLINK в меню setup BACCABLE.</w:t>
       </w:r>
     </w:p>
     <w:p>
@@ -25206,7 +27363,7 @@
           <w:lang w:val="ru-RU"/>
         </w:rPr>
       </w:pPr>
-      <w:bookmarkStart w:id="42" w:name="_Toc238374555"/>
+      <w:bookmarkStart w:id="45" w:name="_Toc238748785"/>
       <w:r>
         <w:rPr>
           <w:rStyle w:val="Enfasigrassetto"/>
@@ -25226,7 +27383,7 @@
         <w:tab/>
         <w:t>SEAT BELT ALARM</w:t>
       </w:r>
-      <w:bookmarkEnd w:id="42"/>
+      <w:bookmarkEnd w:id="45"/>
     </w:p>
     <w:p>
       <w:pPr>
@@ -25307,7 +27464,7 @@
           <w:lang w:val="ru-RU"/>
         </w:rPr>
       </w:pPr>
-      <w:bookmarkStart w:id="43" w:name="_Toc238374556"/>
+      <w:bookmarkStart w:id="46" w:name="_Toc238748786"/>
       <w:r>
         <w:rPr>
           <w:rStyle w:val="Enfasigrassetto"/>
@@ -25327,7 +27484,7 @@
         <w:tab/>
         <w:t>PEDAL BOOSTER</w:t>
       </w:r>
-      <w:bookmarkEnd w:id="43"/>
+      <w:bookmarkEnd w:id="46"/>
     </w:p>
     <w:p>
       <w:pPr>
@@ -25409,6 +27566,7 @@
         <w:rPr>
           <w:lang w:val="ru-RU"/>
         </w:rPr>
+        <w:lastRenderedPageBreak/>
         <w:t>Примечание: для использования этой функции необходим специальный соединительный кабель между Baccable и Pedal Booster, который заказывается отдельно.</w:t>
       </w:r>
     </w:p>
@@ -25498,7 +27656,6 @@
           <w:bCs/>
           <w:lang w:val="ru-RU"/>
         </w:rPr>
-        <w:lastRenderedPageBreak/>
         <w:t>Pedal Booster Bypass</w:t>
       </w:r>
       <w:r>
@@ -25635,7 +27792,7 @@
           <w:lang w:val="ru-RU"/>
         </w:rPr>
       </w:pPr>
-      <w:bookmarkStart w:id="44" w:name="_Toc238374557"/>
+      <w:bookmarkStart w:id="47" w:name="_Toc238748787"/>
       <w:r>
         <w:rPr>
           <w:rStyle w:val="Enfasigrassetto"/>
@@ -25655,7 +27812,7 @@
         <w:tab/>
         <w:t>MAIN SETUP MENU</w:t>
       </w:r>
-      <w:bookmarkEnd w:id="44"/>
+      <w:bookmarkEnd w:id="47"/>
     </w:p>
     <w:p>
       <w:pPr>
@@ -25682,7 +27839,7 @@
           <w:lang w:val="ru-RU"/>
         </w:rPr>
       </w:pPr>
-      <w:bookmarkStart w:id="45" w:name="_Toc238374558"/>
+      <w:bookmarkStart w:id="48" w:name="_Toc238748788"/>
       <w:r>
         <w:rPr>
           <w:rStyle w:val="Enfasigrassetto"/>
@@ -25702,7 +27859,7 @@
         <w:tab/>
         <w:t>PARAMS SETUP MENU</w:t>
       </w:r>
-      <w:bookmarkEnd w:id="45"/>
+      <w:bookmarkEnd w:id="48"/>
     </w:p>
     <w:p>
       <w:pPr>
@@ -25729,7 +27886,7 @@
           <w:lang w:val="ru-RU"/>
         </w:rPr>
       </w:pPr>
-      <w:bookmarkStart w:id="46" w:name="_Toc238374559"/>
+      <w:bookmarkStart w:id="49" w:name="_Toc238748789"/>
       <w:r>
         <w:rPr>
           <w:rStyle w:val="Enfasigrassetto"/>
@@ -25749,7 +27906,7 @@
         <w:tab/>
         <w:t>SHOW RACE MASK</w:t>
       </w:r>
-      <w:bookmarkEnd w:id="46"/>
+      <w:bookmarkEnd w:id="49"/>
     </w:p>
     <w:p>
       <w:pPr>
@@ -25789,6 +27946,7 @@
           <w:bCs/>
           <w:lang w:val="ru-RU"/>
         </w:rPr>
+        <w:lastRenderedPageBreak/>
         <w:t>ВНИМАНИЕ: если на вашем автомобиле наблюдается мерцание экранов race на приборной панели или в infotainment, рекомендуется отключить и не использовать функцию SHOW RACE MASK.</w:t>
       </w:r>
     </w:p>
@@ -25802,7 +27960,7 @@
           <w:lang w:val="ru-RU"/>
         </w:rPr>
       </w:pPr>
-      <w:bookmarkStart w:id="47" w:name="_Toc238374560"/>
+      <w:bookmarkStart w:id="50" w:name="_Toc238748790"/>
       <w:r>
         <w:rPr>
           <w:rStyle w:val="Enfasigrassetto"/>
@@ -25822,7 +27980,7 @@
         <w:tab/>
         <w:t>PARK MIRROR</w:t>
       </w:r>
-      <w:bookmarkEnd w:id="47"/>
+      <w:bookmarkEnd w:id="50"/>
     </w:p>
     <w:p>
       <w:pPr>
@@ -25899,7 +28057,6 @@
         <w:rPr>
           <w:lang w:val="ru-RU"/>
         </w:rPr>
-        <w:lastRenderedPageBreak/>
         <w:t>Установите оба зеркала заднего вида в положение, позволяющее видеть зону задних колёсных дисков</w:t>
       </w:r>
     </w:p>
@@ -25989,7 +28146,7 @@
           <w:lang w:val="ru-RU"/>
         </w:rPr>
       </w:pPr>
-      <w:bookmarkStart w:id="48" w:name="_Toc238374561"/>
+      <w:bookmarkStart w:id="51" w:name="_Toc238748791"/>
       <w:r>
         <w:rPr>
           <w:rStyle w:val="Enfasigrassetto"/>
@@ -26009,7 +28166,7 @@
         <w:tab/>
         <w:t>ACC AUTOSTART</w:t>
       </w:r>
-      <w:bookmarkEnd w:id="48"/>
+      <w:bookmarkEnd w:id="51"/>
     </w:p>
     <w:p>
       <w:pPr>
@@ -26054,7 +28211,7 @@
           <w:lang w:val="ru-RU"/>
         </w:rPr>
       </w:pPr>
-      <w:bookmarkStart w:id="49" w:name="_Hlk210493014"/>
+      <w:bookmarkStart w:id="52" w:name="_Hlk210493014"/>
       <w:r>
         <w:rPr>
           <w:lang w:val="ru-RU"/>
@@ -26072,8 +28229,8 @@
           <w:lang w:val="ru-RU"/>
         </w:rPr>
       </w:pPr>
-      <w:bookmarkStart w:id="50" w:name="_Toc238374562"/>
-      <w:bookmarkEnd w:id="49"/>
+      <w:bookmarkStart w:id="53" w:name="_Toc238748792"/>
+      <w:bookmarkEnd w:id="52"/>
       <w:r>
         <w:rPr>
           <w:rStyle w:val="Enfasigrassetto"/>
@@ -26081,6 +28238,7 @@
           <w:color w:val="auto"/>
           <w:lang w:val="ru-RU"/>
         </w:rPr>
+        <w:lastRenderedPageBreak/>
         <w:t>2.27</w:t>
       </w:r>
       <w:r>
@@ -26093,7 +28251,7 @@
         <w:tab/>
         <w:t>CLOSE WINDOWS</w:t>
       </w:r>
-      <w:bookmarkEnd w:id="50"/>
+      <w:bookmarkEnd w:id="53"/>
     </w:p>
     <w:p>
       <w:pPr>
@@ -26298,14 +28456,7 @@
               <w:rPr>
                 <w:lang w:val="ru-RU"/>
               </w:rPr>
-              <w:t xml:space="preserve">Close windows 1 включено. При однократном закрытии автомобиля с пульта, помимо закрытия </w:t>
-            </w:r>
-            <w:r>
-              <w:rPr>
-                <w:lang w:val="ru-RU"/>
-              </w:rPr>
-              <w:lastRenderedPageBreak/>
-              <w:t>дверей, закрываются и стёкла. При двух последовательных закрытиях автомобиля с пульта стёкла закрываются, а затем слегка приоткрываются, чтобы обеспечить приток воздуха.</w:t>
+              <w:t>Close windows 1 включено. При однократном закрытии автомобиля с пульта, помимо закрытия дверей, закрываются и стёкла. При двух последовательных закрытиях автомобиля с пульта стёкла закрываются, а затем слегка приоткрываются, чтобы обеспечить приток воздуха.</w:t>
             </w:r>
           </w:p>
         </w:tc>
@@ -26372,7 +28523,7 @@
           <w:lang w:val="ru-RU"/>
         </w:rPr>
       </w:pPr>
-      <w:bookmarkStart w:id="51" w:name="_Toc238374563"/>
+      <w:bookmarkStart w:id="54" w:name="_Toc238748793"/>
       <w:r>
         <w:rPr>
           <w:rStyle w:val="Enfasigrassetto"/>
@@ -26392,7 +28543,7 @@
         <w:tab/>
         <w:t>OPEN WINDOWS</w:t>
       </w:r>
-      <w:bookmarkEnd w:id="51"/>
+      <w:bookmarkEnd w:id="54"/>
     </w:p>
     <w:p>
       <w:pPr>
@@ -26664,7 +28815,7 @@
           <w:lang w:val="ru-RU"/>
         </w:rPr>
       </w:pPr>
-      <w:bookmarkStart w:id="52" w:name="_Toc238374564"/>
+      <w:bookmarkStart w:id="55" w:name="_Toc238748794"/>
       <w:r>
         <w:rPr>
           <w:rStyle w:val="Enfasigrassetto"/>
@@ -26672,6 +28823,7 @@
           <w:color w:val="auto"/>
           <w:lang w:val="ru-RU"/>
         </w:rPr>
+        <w:lastRenderedPageBreak/>
         <w:t>2.29</w:t>
       </w:r>
       <w:r>
@@ -26684,7 +28836,7 @@
         <w:tab/>
         <w:t>HAS VIRTUAL PAD</w:t>
       </w:r>
-      <w:bookmarkEnd w:id="52"/>
+      <w:bookmarkEnd w:id="55"/>
     </w:p>
     <w:p>
       <w:pPr>
@@ -26787,8 +28939,8 @@
           <w:lang w:val="ru-RU"/>
         </w:rPr>
       </w:pPr>
-      <w:bookmarkStart w:id="53" w:name="_Toc238374565"/>
-      <w:bookmarkStart w:id="54" w:name="_Hlk210492837"/>
+      <w:bookmarkStart w:id="56" w:name="_Hlk210492837"/>
+      <w:bookmarkStart w:id="57" w:name="_Toc238748795"/>
       <w:r>
         <w:rPr>
           <w:rStyle w:val="Enfasigrassetto"/>
@@ -26808,7 +28960,7 @@
         <w:tab/>
         <w:t>QV EXHAUST FLAP</w:t>
       </w:r>
-      <w:bookmarkEnd w:id="53"/>
+      <w:bookmarkEnd w:id="57"/>
     </w:p>
     <w:p>
       <w:pPr>
@@ -26834,7 +28986,7 @@
         <w:t>Открывает выпускной клапан Giulia Quadrifoglio двойным нажатием кнопки RELEASE, расположенной на подрулевом лепестке переключения передач (или в главном меню выбором пункта TOGGLE QV VALVE).</w:t>
       </w:r>
     </w:p>
-    <w:bookmarkEnd w:id="54"/>
+    <w:bookmarkEnd w:id="56"/>
     <w:p>
       <w:pPr>
         <w:pStyle w:val="Paragrafoelenco"/>
@@ -26855,9 +29007,425 @@
         </w:rPr>
       </w:pPr>
     </w:p>
+    <w:p>
+      <w:pPr>
+        <w:pStyle w:val="Titolo2"/>
+        <w:rPr>
+          <w:rStyle w:val="Enfasigrassetto"/>
+          <w:rFonts w:asciiTheme="minorHAnsi" w:hAnsiTheme="minorHAnsi" w:cstheme="minorHAnsi"/>
+          <w:color w:val="auto"/>
+          <w:lang w:val="ru-RU"/>
+        </w:rPr>
+      </w:pPr>
+      <w:bookmarkStart w:id="58" w:name="_Toc238748796"/>
+      <w:r>
+        <w:rPr>
+          <w:rStyle w:val="Enfasigrassetto"/>
+          <w:rFonts w:asciiTheme="minorHAnsi" w:hAnsiTheme="minorHAnsi" w:cstheme="minorHAnsi"/>
+          <w:color w:val="auto"/>
+          <w:lang w:val="ru-RU"/>
+        </w:rPr>
+        <w:t>2.31</w:t>
+      </w:r>
+      <w:r>
+        <w:rPr>
+          <w:rStyle w:val="Enfasigrassetto"/>
+          <w:rFonts w:asciiTheme="minorHAnsi" w:hAnsiTheme="minorHAnsi" w:cstheme="minorHAnsi"/>
+          <w:color w:val="auto"/>
+          <w:lang w:val="ru-RU"/>
+        </w:rPr>
+        <w:tab/>
+      </w:r>
+      <w:r>
+        <w:rPr>
+          <w:rStyle w:val="Enfasigrassetto"/>
+          <w:rFonts w:asciiTheme="minorHAnsi" w:hAnsiTheme="minorHAnsi" w:cstheme="minorHAnsi"/>
+          <w:color w:val="auto"/>
+        </w:rPr>
+        <w:t>FRONT</w:t>
+      </w:r>
+      <w:r>
+        <w:rPr>
+          <w:rStyle w:val="Enfasigrassetto"/>
+          <w:rFonts w:asciiTheme="minorHAnsi" w:hAnsiTheme="minorHAnsi" w:cstheme="minorHAnsi"/>
+          <w:color w:val="auto"/>
+          <w:lang w:val="ru-RU"/>
+        </w:rPr>
+        <w:t xml:space="preserve"> </w:t>
+      </w:r>
+      <w:r>
+        <w:rPr>
+          <w:rStyle w:val="Enfasigrassetto"/>
+          <w:rFonts w:asciiTheme="minorHAnsi" w:hAnsiTheme="minorHAnsi" w:cstheme="minorHAnsi"/>
+          <w:color w:val="auto"/>
+        </w:rPr>
+        <w:t>PARK</w:t>
+      </w:r>
+      <w:r>
+        <w:rPr>
+          <w:rStyle w:val="Enfasigrassetto"/>
+          <w:rFonts w:asciiTheme="minorHAnsi" w:hAnsiTheme="minorHAnsi" w:cstheme="minorHAnsi"/>
+          <w:color w:val="auto"/>
+          <w:lang w:val="ru-RU"/>
+        </w:rPr>
+        <w:t xml:space="preserve"> </w:t>
+      </w:r>
+      <w:r>
+        <w:rPr>
+          <w:rStyle w:val="Enfasigrassetto"/>
+          <w:rFonts w:asciiTheme="minorHAnsi" w:hAnsiTheme="minorHAnsi" w:cstheme="minorHAnsi"/>
+          <w:color w:val="auto"/>
+        </w:rPr>
+        <w:t>MUTE</w:t>
+      </w:r>
+      <w:bookmarkEnd w:id="58"/>
+    </w:p>
+    <w:p>
+      <w:pPr>
+        <w:pStyle w:val="Paragrafoelenco"/>
+        <w:ind w:left="1080"/>
+        <w:jc w:val="both"/>
+        <w:rPr>
+          <w:lang w:val="ru-RU"/>
+        </w:rPr>
+      </w:pPr>
+      <w:r>
+        <w:rPr>
+          <w:b/>
+          <w:bCs/>
+          <w:lang w:val="ru-RU"/>
+        </w:rPr>
+        <w:t xml:space="preserve">Краткое описание: </w:t>
+      </w:r>
+      <w:r>
+        <w:rPr>
+          <w:lang w:val="ru-RU"/>
+        </w:rPr>
+        <w:t>Временно отключает звуковой сигнал при обнаружении препятствия впереди, когда автомобиль неподвижен.</w:t>
+      </w:r>
+    </w:p>
+    <w:p>
+      <w:pPr>
+        <w:pStyle w:val="Titolo2"/>
+        <w:rPr>
+          <w:rStyle w:val="Enfasigrassetto"/>
+          <w:rFonts w:asciiTheme="minorHAnsi" w:hAnsiTheme="minorHAnsi" w:cstheme="minorHAnsi"/>
+          <w:color w:val="auto"/>
+          <w:lang w:val="ru-RU"/>
+        </w:rPr>
+      </w:pPr>
+      <w:bookmarkStart w:id="59" w:name="_Toc238748797"/>
+      <w:r>
+        <w:rPr>
+          <w:rStyle w:val="Enfasigrassetto"/>
+          <w:rFonts w:asciiTheme="minorHAnsi" w:hAnsiTheme="minorHAnsi" w:cstheme="minorHAnsi"/>
+          <w:color w:val="auto"/>
+          <w:lang w:val="ru-RU"/>
+        </w:rPr>
+        <w:t>2.32</w:t>
+      </w:r>
+      <w:r>
+        <w:rPr>
+          <w:rStyle w:val="Enfasigrassetto"/>
+          <w:rFonts w:asciiTheme="minorHAnsi" w:hAnsiTheme="minorHAnsi" w:cstheme="minorHAnsi"/>
+          <w:color w:val="auto"/>
+          <w:lang w:val="ru-RU"/>
+        </w:rPr>
+        <w:tab/>
+      </w:r>
+      <w:r>
+        <w:rPr>
+          <w:rStyle w:val="Enfasigrassetto"/>
+          <w:rFonts w:asciiTheme="minorHAnsi" w:hAnsiTheme="minorHAnsi" w:cstheme="minorHAnsi"/>
+          <w:color w:val="auto"/>
+        </w:rPr>
+        <w:t>ELM</w:t>
+      </w:r>
+      <w:r>
+        <w:rPr>
+          <w:rStyle w:val="Enfasigrassetto"/>
+          <w:rFonts w:asciiTheme="minorHAnsi" w:hAnsiTheme="minorHAnsi" w:cstheme="minorHAnsi"/>
+          <w:color w:val="auto"/>
+          <w:lang w:val="ru-RU"/>
+        </w:rPr>
+        <w:t>327</w:t>
+      </w:r>
+      <w:bookmarkEnd w:id="59"/>
+    </w:p>
+    <w:p>
+      <w:pPr>
+        <w:pStyle w:val="Paragrafoelenco"/>
+        <w:ind w:left="1080"/>
+        <w:jc w:val="both"/>
+        <w:rPr>
+          <w:lang w:val="ru-RU"/>
+        </w:rPr>
+      </w:pPr>
+      <w:r>
+        <w:rPr>
+          <w:b/>
+          <w:bCs/>
+          <w:lang w:val="ru-RU"/>
+        </w:rPr>
+        <w:t xml:space="preserve">Краткое описание: </w:t>
+      </w:r>
+      <w:r>
+        <w:rPr>
+          <w:lang w:val="ru-RU"/>
+        </w:rPr>
+        <w:t xml:space="preserve">Превращает </w:t>
+      </w:r>
+      <w:r>
+        <w:t>BACCABLE</w:t>
+      </w:r>
+      <w:r>
+        <w:rPr>
+          <w:lang w:val="ru-RU"/>
+        </w:rPr>
+        <w:t xml:space="preserve"> в </w:t>
+      </w:r>
+      <w:r>
+        <w:t>ELM</w:t>
+      </w:r>
+      <w:r>
+        <w:rPr>
+          <w:lang w:val="ru-RU"/>
+        </w:rPr>
+        <w:t xml:space="preserve">327, способный автоматически подключаться ко всем 3 шинам </w:t>
+      </w:r>
+      <w:r>
+        <w:t>CAN</w:t>
+      </w:r>
+      <w:r>
+        <w:rPr>
+          <w:lang w:val="ru-RU"/>
+        </w:rPr>
+        <w:t xml:space="preserve"> автомобиля, без специальных кабелей и без переноса разъёма </w:t>
+      </w:r>
+      <w:r>
+        <w:t>USB</w:t>
+      </w:r>
+      <w:r>
+        <w:rPr>
+          <w:lang w:val="ru-RU"/>
+        </w:rPr>
+        <w:t xml:space="preserve"> с порта </w:t>
+      </w:r>
+      <w:r>
+        <w:t>C</w:t>
+      </w:r>
+      <w:r>
+        <w:rPr>
+          <w:lang w:val="ru-RU"/>
+        </w:rPr>
+        <w:t>1.</w:t>
+      </w:r>
+    </w:p>
+    <w:p>
+      <w:pPr>
+        <w:jc w:val="both"/>
+        <w:rPr>
+          <w:lang w:val="ru-RU"/>
+        </w:rPr>
+      </w:pPr>
+      <w:r>
+        <w:rPr>
+          <w:lang w:val="ru-RU"/>
+        </w:rPr>
+        <w:t xml:space="preserve">Для использования функции </w:t>
+      </w:r>
+      <w:r>
+        <w:t>ELM</w:t>
+      </w:r>
+      <w:r>
+        <w:rPr>
+          <w:lang w:val="ru-RU"/>
+        </w:rPr>
+        <w:t>327 необходимо:</w:t>
+      </w:r>
+    </w:p>
+    <w:p>
+      <w:pPr>
+        <w:pStyle w:val="Paragrafoelenco"/>
+        <w:numPr>
+          <w:ilvl w:val="0"/>
+          <w:numId w:val="26"/>
+        </w:numPr>
+        <w:jc w:val="both"/>
+        <w:rPr>
+          <w:lang w:val="ru-RU"/>
+        </w:rPr>
+      </w:pPr>
+      <w:r>
+        <w:rPr>
+          <w:lang w:val="ru-RU"/>
+        </w:rPr>
+        <w:t xml:space="preserve">подключить </w:t>
+      </w:r>
+      <w:r>
+        <w:t>USB</w:t>
+      </w:r>
+      <w:r>
+        <w:rPr>
+          <w:lang w:val="ru-RU"/>
+        </w:rPr>
+        <w:t xml:space="preserve">-кабель между </w:t>
+      </w:r>
+      <w:r>
+        <w:t>BACCABLE</w:t>
+      </w:r>
+      <w:r>
+        <w:rPr>
+          <w:lang w:val="ru-RU"/>
+        </w:rPr>
+        <w:t xml:space="preserve"> и ПК либо смартфоном </w:t>
+      </w:r>
+      <w:r>
+        <w:t>Android</w:t>
+      </w:r>
+      <w:r>
+        <w:rPr>
+          <w:lang w:val="ru-RU"/>
+        </w:rPr>
+        <w:t xml:space="preserve">, используя правый разъём </w:t>
+      </w:r>
+      <w:r>
+        <w:t>BACCABLE</w:t>
+      </w:r>
+      <w:r>
+        <w:rPr>
+          <w:lang w:val="ru-RU"/>
+        </w:rPr>
+        <w:t xml:space="preserve"> (</w:t>
+      </w:r>
+      <w:r>
+        <w:t>C</w:t>
+      </w:r>
+      <w:r>
+        <w:rPr>
+          <w:lang w:val="ru-RU"/>
+        </w:rPr>
+        <w:t>1)</w:t>
+      </w:r>
+    </w:p>
+    <w:p>
+      <w:pPr>
+        <w:pStyle w:val="Paragrafoelenco"/>
+        <w:numPr>
+          <w:ilvl w:val="0"/>
+          <w:numId w:val="26"/>
+        </w:numPr>
+        <w:jc w:val="both"/>
+      </w:pPr>
+      <w:r>
+        <w:rPr>
+          <w:lang w:val="ru-RU"/>
+        </w:rPr>
+        <w:t xml:space="preserve">войти в </w:t>
+      </w:r>
+      <w:r>
+        <w:t>MAIN</w:t>
+      </w:r>
+      <w:r>
+        <w:rPr>
+          <w:lang w:val="ru-RU"/>
+        </w:rPr>
+        <w:t xml:space="preserve"> </w:t>
+      </w:r>
+      <w:r>
+        <w:t>SETUP</w:t>
+      </w:r>
+      <w:r>
+        <w:rPr>
+          <w:lang w:val="ru-RU"/>
+        </w:rPr>
+        <w:t xml:space="preserve"> </w:t>
+      </w:r>
+      <w:r>
+        <w:t>MENU</w:t>
+      </w:r>
+      <w:r>
+        <w:rPr>
+          <w:lang w:val="ru-RU"/>
+        </w:rPr>
+        <w:t xml:space="preserve"> </w:t>
+      </w:r>
+      <w:r>
+        <w:t>BACCABLE</w:t>
+      </w:r>
+      <w:r>
+        <w:rPr>
+          <w:lang w:val="ru-RU"/>
+        </w:rPr>
+        <w:t xml:space="preserve"> при включённом зажигании и выбрать функцию </w:t>
+      </w:r>
+      <w:r>
+        <w:t>ELM327</w:t>
+      </w:r>
+    </w:p>
+    <w:p>
+      <w:pPr>
+        <w:pStyle w:val="Paragrafoelenco"/>
+        <w:numPr>
+          <w:ilvl w:val="0"/>
+          <w:numId w:val="26"/>
+        </w:numPr>
+        <w:jc w:val="both"/>
+      </w:pPr>
+      <w:r>
+        <w:t>выбрать SAVE&amp;EXIT, чтобы сохранить настройку</w:t>
+      </w:r>
+    </w:p>
+    <w:p>
+      <w:pPr>
+        <w:jc w:val="both"/>
+      </w:pPr>
+      <w:r>
+        <w:t>С этого момента BACCABLE превратится в ELM327.</w:t>
+      </w:r>
+    </w:p>
+    <w:p>
+      <w:pPr>
+        <w:jc w:val="both"/>
+      </w:pPr>
+      <w:r>
+        <w:lastRenderedPageBreak/>
+        <w:t>На смартфоне или ПК нужно установить нужное приложение (например, Multiecuscan, alfaobd и т. д.)</w:t>
+      </w:r>
+    </w:p>
+    <w:p>
+      <w:pPr>
+        <w:jc w:val="both"/>
+      </w:pPr>
+      <w:r>
+        <w:rPr>
+          <w:b/>
+          <w:bCs/>
+        </w:rPr>
+        <w:t>Примечание 1</w:t>
+      </w:r>
+      <w:r>
+        <w:t>: через 10 секунд после отключения USB-кабеля BACCABLE снова станет просто BACCABLE. Чтобы снова использовать его как ELM327, нужно отключить BACCABLE от OBD, затем подключить USB-кабель, а после этого — разъём OBD.</w:t>
+      </w:r>
+    </w:p>
+    <w:p>
+      <w:pPr>
+        <w:jc w:val="both"/>
+      </w:pPr>
+      <w:r>
+        <w:rPr>
+          <w:b/>
+          <w:bCs/>
+        </w:rPr>
+        <w:t>Примечание 2</w:t>
+      </w:r>
+      <w:r>
+        <w:t>: если вы не используете функцию ELM327, не забудьте отключить её в main setup menu, чтобы уменьшить влияние возможных помех между функцией ELM327 и функцией иммобилайзера в первые секунды работы.</w:t>
+      </w:r>
+    </w:p>
     <w:sectPr>
-      <w:headerReference w:type="default" r:id="rId34"/>
-      <w:footerReference w:type="default" r:id="rId35"/>
+      <w:headerReference w:type="default" r:id="rId33"/>
+      <w:footerReference w:type="default" r:id="rId34"/>
       <w:pgSz w:w="11906" w:h="16838"/>
       <w:pgMar w:top="1985" w:right="1276" w:bottom="1440" w:left="1276" w:header="709" w:footer="709" w:gutter="0"/>
       <w:cols w:space="708"/>
@@ -27117,7 +29685,7 @@
       <w:t>.</w:t>
     </w:r>
     <w:r>
-      <w:t>5</w:t>
+      <w:t>6</w:t>
     </w:r>
   </w:p>
   <w:p>
@@ -27136,26 +29704,28 @@
       <w:ind w:right="284"/>
       <w:jc w:val="right"/>
     </w:pPr>
+    <w:proofErr w:type="spellStart"/>
     <w:r>
-      <w:t xml:space="preserve">Дата: </w:t>
+      <w:t>Дата</w:t>
+    </w:r>
+    <w:proofErr w:type="spellEnd"/>
+    <w:r>
+      <w:t xml:space="preserve">: </w:t>
     </w:r>
     <w:r>
-      <w:t>0</w:t>
-    </w:r>
-    <w:r>
-      <w:t>4</w:t>
+      <w:t>27</w:t>
     </w:r>
     <w:r>
       <w:t>/</w:t>
     </w:r>
     <w:r>
-      <w:t>10</w:t>
+      <w:t>08</w:t>
     </w:r>
     <w:r>
       <w:t>/202</w:t>
     </w:r>
     <w:r>
-      <w:t>5</w:t>
+      <w:t>6</w:t>
     </w:r>
   </w:p>
 </w:hdr>
@@ -27778,6 +30348,177 @@
     </w:lvl>
   </w:abstractNum>
   <w:abstractNum w:abstractNumId="6" w15:restartNumberingAfterBreak="0">
+    <w:nsid w:val="1EBC3901"/>
+    <w:multiLevelType w:val="hybridMultilevel"/>
+    <w:tmpl w:val="4C444B01"/>
+    <w:lvl w:ilvl="0" w:tplc="04100011">
+      <w:start w:val="1"/>
+      <w:numFmt w:val="decimal"/>
+      <w:lvlText w:val="%1)"/>
+      <w:lvlJc w:val="left"/>
+      <w:pPr>
+        <w:ind w:left="720" w:hanging="360"/>
+      </w:pPr>
+      <w:rPr>
+        <w:rFonts w:hint="default"/>
+      </w:rPr>
+    </w:lvl>
+    <w:lvl w:ilvl="1" w:tplc="40B82468">
+      <w:numFmt w:val="decimal"/>
+      <w:lvlText w:val=""/>
+      <w:lvlJc w:val="left"/>
+    </w:lvl>
+    <w:lvl w:ilvl="2" w:tplc="20B8AE6E">
+      <w:numFmt w:val="decimal"/>
+      <w:lvlText w:val=""/>
+      <w:lvlJc w:val="left"/>
+    </w:lvl>
+    <w:lvl w:ilvl="3" w:tplc="22B85608">
+      <w:numFmt w:val="decimal"/>
+      <w:lvlText w:val=""/>
+      <w:lvlJc w:val="left"/>
+    </w:lvl>
+    <w:lvl w:ilvl="4" w:tplc="025CD82A">
+      <w:numFmt w:val="decimal"/>
+      <w:lvlText w:val=""/>
+      <w:lvlJc w:val="left"/>
+    </w:lvl>
+    <w:lvl w:ilvl="5" w:tplc="4E884AF6">
+      <w:numFmt w:val="decimal"/>
+      <w:lvlText w:val=""/>
+      <w:lvlJc w:val="left"/>
+    </w:lvl>
+    <w:lvl w:ilvl="6" w:tplc="2F645512">
+      <w:numFmt w:val="decimal"/>
+      <w:lvlText w:val=""/>
+      <w:lvlJc w:val="left"/>
+    </w:lvl>
+    <w:lvl w:ilvl="7" w:tplc="F82E88FC">
+      <w:numFmt w:val="decimal"/>
+      <w:lvlText w:val=""/>
+      <w:lvlJc w:val="left"/>
+    </w:lvl>
+    <w:lvl w:ilvl="8" w:tplc="8B7A32A6">
+      <w:numFmt w:val="decimal"/>
+      <w:lvlText w:val=""/>
+      <w:lvlJc w:val="left"/>
+    </w:lvl>
+  </w:abstractNum>
+  <w:abstractNum w:abstractNumId="7" w15:restartNumberingAfterBreak="0">
+    <w:nsid w:val="1EBC3902"/>
+    <w:multiLevelType w:val="hybridMultilevel"/>
+    <w:tmpl w:val="4C444B02"/>
+    <w:lvl w:ilvl="0" w:tplc="04100011">
+      <w:start w:val="1"/>
+      <w:numFmt w:val="decimal"/>
+      <w:lvlText w:val="%1)"/>
+      <w:lvlJc w:val="left"/>
+      <w:pPr>
+        <w:ind w:left="720" w:hanging="360"/>
+      </w:pPr>
+      <w:rPr>
+        <w:rFonts w:hint="default"/>
+      </w:rPr>
+    </w:lvl>
+    <w:lvl w:ilvl="1" w:tplc="E460C914">
+      <w:numFmt w:val="decimal"/>
+      <w:lvlText w:val=""/>
+      <w:lvlJc w:val="left"/>
+    </w:lvl>
+    <w:lvl w:ilvl="2" w:tplc="AEE4F584">
+      <w:numFmt w:val="decimal"/>
+      <w:lvlText w:val=""/>
+      <w:lvlJc w:val="left"/>
+    </w:lvl>
+    <w:lvl w:ilvl="3" w:tplc="86724B5C">
+      <w:numFmt w:val="decimal"/>
+      <w:lvlText w:val=""/>
+      <w:lvlJc w:val="left"/>
+    </w:lvl>
+    <w:lvl w:ilvl="4" w:tplc="66A8B8B6">
+      <w:numFmt w:val="decimal"/>
+      <w:lvlText w:val=""/>
+      <w:lvlJc w:val="left"/>
+    </w:lvl>
+    <w:lvl w:ilvl="5" w:tplc="9C4ED92C">
+      <w:numFmt w:val="decimal"/>
+      <w:lvlText w:val=""/>
+      <w:lvlJc w:val="left"/>
+    </w:lvl>
+    <w:lvl w:ilvl="6" w:tplc="0D8E4E2C">
+      <w:numFmt w:val="decimal"/>
+      <w:lvlText w:val=""/>
+      <w:lvlJc w:val="left"/>
+    </w:lvl>
+    <w:lvl w:ilvl="7" w:tplc="781C6A32">
+      <w:numFmt w:val="decimal"/>
+      <w:lvlText w:val=""/>
+      <w:lvlJc w:val="left"/>
+    </w:lvl>
+    <w:lvl w:ilvl="8" w:tplc="71C0540C">
+      <w:numFmt w:val="decimal"/>
+      <w:lvlText w:val=""/>
+      <w:lvlJc w:val="left"/>
+    </w:lvl>
+  </w:abstractNum>
+  <w:abstractNum w:abstractNumId="8" w15:restartNumberingAfterBreak="0">
+    <w:nsid w:val="1EBC3903"/>
+    <w:multiLevelType w:val="hybridMultilevel"/>
+    <w:tmpl w:val="4C444B03"/>
+    <w:lvl w:ilvl="0" w:tplc="04100011">
+      <w:start w:val="1"/>
+      <w:numFmt w:val="decimal"/>
+      <w:lvlText w:val="%1)"/>
+      <w:lvlJc w:val="left"/>
+      <w:pPr>
+        <w:ind w:left="720" w:hanging="360"/>
+      </w:pPr>
+      <w:rPr>
+        <w:rFonts w:hint="default"/>
+      </w:rPr>
+    </w:lvl>
+    <w:lvl w:ilvl="1" w:tplc="DB388D12">
+      <w:numFmt w:val="decimal"/>
+      <w:lvlText w:val=""/>
+      <w:lvlJc w:val="left"/>
+    </w:lvl>
+    <w:lvl w:ilvl="2" w:tplc="6C36ECEE">
+      <w:numFmt w:val="decimal"/>
+      <w:lvlText w:val=""/>
+      <w:lvlJc w:val="left"/>
+    </w:lvl>
+    <w:lvl w:ilvl="3" w:tplc="1012036E">
+      <w:numFmt w:val="decimal"/>
+      <w:lvlText w:val=""/>
+      <w:lvlJc w:val="left"/>
+    </w:lvl>
+    <w:lvl w:ilvl="4" w:tplc="F6500F1C">
+      <w:numFmt w:val="decimal"/>
+      <w:lvlText w:val=""/>
+      <w:lvlJc w:val="left"/>
+    </w:lvl>
+    <w:lvl w:ilvl="5" w:tplc="FD00B2A8">
+      <w:numFmt w:val="decimal"/>
+      <w:lvlText w:val=""/>
+      <w:lvlJc w:val="left"/>
+    </w:lvl>
+    <w:lvl w:ilvl="6" w:tplc="6704A192">
+      <w:numFmt w:val="decimal"/>
+      <w:lvlText w:val=""/>
+      <w:lvlJc w:val="left"/>
+    </w:lvl>
+    <w:lvl w:ilvl="7" w:tplc="F1AC08E6">
+      <w:numFmt w:val="decimal"/>
+      <w:lvlText w:val=""/>
+      <w:lvlJc w:val="left"/>
+    </w:lvl>
+    <w:lvl w:ilvl="8" w:tplc="B308BD48">
+      <w:numFmt w:val="decimal"/>
+      <w:lvlText w:val=""/>
+      <w:lvlJc w:val="left"/>
+    </w:lvl>
+  </w:abstractNum>
+  <w:abstractNum w:abstractNumId="9" w15:restartNumberingAfterBreak="0">
     <w:nsid w:val="21F31A11"/>
     <w:multiLevelType w:val="hybridMultilevel"/>
     <w:tmpl w:val="92FC40FA"/>
@@ -27866,7 +30607,7 @@
       </w:pPr>
     </w:lvl>
   </w:abstractNum>
-  <w:abstractNum w:abstractNumId="7" w15:restartNumberingAfterBreak="0">
+  <w:abstractNum w:abstractNumId="10" w15:restartNumberingAfterBreak="0">
     <w:nsid w:val="26287D45"/>
     <w:multiLevelType w:val="multilevel"/>
     <w:tmpl w:val="6AD4DC0C"/>
@@ -27987,7 +30728,7 @@
       </w:rPr>
     </w:lvl>
   </w:abstractNum>
-  <w:abstractNum w:abstractNumId="8" w15:restartNumberingAfterBreak="0">
+  <w:abstractNum w:abstractNumId="11" w15:restartNumberingAfterBreak="0">
     <w:nsid w:val="27DE2441"/>
     <w:multiLevelType w:val="hybridMultilevel"/>
     <w:tmpl w:val="DC4CDA10"/>
@@ -28076,7 +30817,7 @@
       </w:pPr>
     </w:lvl>
   </w:abstractNum>
-  <w:abstractNum w:abstractNumId="9" w15:restartNumberingAfterBreak="0">
+  <w:abstractNum w:abstractNumId="12" w15:restartNumberingAfterBreak="0">
     <w:nsid w:val="2A4424A6"/>
     <w:multiLevelType w:val="hybridMultilevel"/>
     <w:tmpl w:val="DC4CDA10"/>
@@ -28165,7 +30906,7 @@
       </w:pPr>
     </w:lvl>
   </w:abstractNum>
-  <w:abstractNum w:abstractNumId="10" w15:restartNumberingAfterBreak="0">
+  <w:abstractNum w:abstractNumId="13" w15:restartNumberingAfterBreak="0">
     <w:nsid w:val="311B28C4"/>
     <w:multiLevelType w:val="hybridMultilevel"/>
     <w:tmpl w:val="92FC40FA"/>
@@ -28254,7 +30995,7 @@
       </w:pPr>
     </w:lvl>
   </w:abstractNum>
-  <w:abstractNum w:abstractNumId="11" w15:restartNumberingAfterBreak="0">
+  <w:abstractNum w:abstractNumId="14" w15:restartNumberingAfterBreak="0">
     <w:nsid w:val="3BA32588"/>
     <w:multiLevelType w:val="hybridMultilevel"/>
     <w:tmpl w:val="6F8E3AB4"/>
@@ -28343,7 +31084,7 @@
       </w:pPr>
     </w:lvl>
   </w:abstractNum>
-  <w:abstractNum w:abstractNumId="12" w15:restartNumberingAfterBreak="0">
+  <w:abstractNum w:abstractNumId="15" w15:restartNumberingAfterBreak="0">
     <w:nsid w:val="3F2F23E4"/>
     <w:multiLevelType w:val="multilevel"/>
     <w:tmpl w:val="456E2428"/>
@@ -28456,7 +31197,7 @@
       </w:pPr>
     </w:lvl>
   </w:abstractNum>
-  <w:abstractNum w:abstractNumId="13" w15:restartNumberingAfterBreak="0">
+  <w:abstractNum w:abstractNumId="16" w15:restartNumberingAfterBreak="0">
     <w:nsid w:val="50F623E6"/>
     <w:multiLevelType w:val="multilevel"/>
     <w:tmpl w:val="A9C0DBE0"/>
@@ -28569,7 +31310,7 @@
       </w:pPr>
     </w:lvl>
   </w:abstractNum>
-  <w:abstractNum w:abstractNumId="14" w15:restartNumberingAfterBreak="0">
+  <w:abstractNum w:abstractNumId="17" w15:restartNumberingAfterBreak="0">
     <w:nsid w:val="544C3AFD"/>
     <w:multiLevelType w:val="hybridMultilevel"/>
     <w:tmpl w:val="1F88EBEA"/>
@@ -28658,7 +31399,7 @@
       </w:pPr>
     </w:lvl>
   </w:abstractNum>
-  <w:abstractNum w:abstractNumId="15" w15:restartNumberingAfterBreak="0">
+  <w:abstractNum w:abstractNumId="18" w15:restartNumberingAfterBreak="0">
     <w:nsid w:val="580E5A67"/>
     <w:multiLevelType w:val="hybridMultilevel"/>
     <w:tmpl w:val="0130D34A"/>
@@ -28747,7 +31488,7 @@
       </w:pPr>
     </w:lvl>
   </w:abstractNum>
-  <w:abstractNum w:abstractNumId="16" w15:restartNumberingAfterBreak="0">
+  <w:abstractNum w:abstractNumId="19" w15:restartNumberingAfterBreak="0">
     <w:nsid w:val="5DAB213C"/>
     <w:multiLevelType w:val="hybridMultilevel"/>
     <w:tmpl w:val="B568CD40"/>
@@ -28836,7 +31577,7 @@
       </w:pPr>
     </w:lvl>
   </w:abstractNum>
-  <w:abstractNum w:abstractNumId="17" w15:restartNumberingAfterBreak="0">
+  <w:abstractNum w:abstractNumId="20" w15:restartNumberingAfterBreak="0">
     <w:nsid w:val="68A831FA"/>
     <w:multiLevelType w:val="multilevel"/>
     <w:tmpl w:val="F2566A64"/>
@@ -28985,7 +31726,7 @@
       </w:rPr>
     </w:lvl>
   </w:abstractNum>
-  <w:abstractNum w:abstractNumId="18" w15:restartNumberingAfterBreak="0">
+  <w:abstractNum w:abstractNumId="21" w15:restartNumberingAfterBreak="0">
     <w:nsid w:val="68D0340D"/>
     <w:multiLevelType w:val="hybridMultilevel"/>
     <w:tmpl w:val="A094C6AE"/>
@@ -29074,7 +31815,7 @@
       </w:pPr>
     </w:lvl>
   </w:abstractNum>
-  <w:abstractNum w:abstractNumId="19" w15:restartNumberingAfterBreak="0">
+  <w:abstractNum w:abstractNumId="22" w15:restartNumberingAfterBreak="0">
     <w:nsid w:val="6900684A"/>
     <w:multiLevelType w:val="multilevel"/>
     <w:tmpl w:val="51F21866"/>
@@ -29223,7 +31964,64 @@
       </w:rPr>
     </w:lvl>
   </w:abstractNum>
-  <w:abstractNum w:abstractNumId="20" w15:restartNumberingAfterBreak="0">
+  <w:abstractNum w:abstractNumId="23" w15:restartNumberingAfterBreak="0">
+    <w:nsid w:val="756C7A01"/>
+    <w:multiLevelType w:val="hybridMultilevel"/>
+    <w:tmpl w:val="769A6201"/>
+    <w:lvl w:ilvl="0" w:tplc="53DA27A0">
+      <w:start w:val="1"/>
+      <w:numFmt w:val="bullet"/>
+      <w:lvlText w:val="-"/>
+      <w:lvlJc w:val="left"/>
+      <w:pPr>
+        <w:ind w:left="720" w:hanging="360"/>
+      </w:pPr>
+      <w:rPr>
+        <w:rFonts w:ascii="Calibri" w:eastAsiaTheme="minorEastAsia" w:hAnsi="Calibri" w:cs="Calibri" w:hint="default"/>
+      </w:rPr>
+    </w:lvl>
+    <w:lvl w:ilvl="1" w:tplc="87D467A6">
+      <w:numFmt w:val="decimal"/>
+      <w:lvlText w:val=""/>
+      <w:lvlJc w:val="left"/>
+    </w:lvl>
+    <w:lvl w:ilvl="2" w:tplc="BFC20C36">
+      <w:numFmt w:val="decimal"/>
+      <w:lvlText w:val=""/>
+      <w:lvlJc w:val="left"/>
+    </w:lvl>
+    <w:lvl w:ilvl="3" w:tplc="E4D0AE4A">
+      <w:numFmt w:val="decimal"/>
+      <w:lvlText w:val=""/>
+      <w:lvlJc w:val="left"/>
+    </w:lvl>
+    <w:lvl w:ilvl="4" w:tplc="BA4688C2">
+      <w:numFmt w:val="decimal"/>
+      <w:lvlText w:val=""/>
+      <w:lvlJc w:val="left"/>
+    </w:lvl>
+    <w:lvl w:ilvl="5" w:tplc="0F1055B2">
+      <w:numFmt w:val="decimal"/>
+      <w:lvlText w:val=""/>
+      <w:lvlJc w:val="left"/>
+    </w:lvl>
+    <w:lvl w:ilvl="6" w:tplc="F08004E8">
+      <w:numFmt w:val="decimal"/>
+      <w:lvlText w:val=""/>
+      <w:lvlJc w:val="left"/>
+    </w:lvl>
+    <w:lvl w:ilvl="7" w:tplc="979A5542">
+      <w:numFmt w:val="decimal"/>
+      <w:lvlText w:val=""/>
+      <w:lvlJc w:val="left"/>
+    </w:lvl>
+    <w:lvl w:ilvl="8" w:tplc="555E87BC">
+      <w:numFmt w:val="decimal"/>
+      <w:lvlText w:val=""/>
+      <w:lvlJc w:val="left"/>
+    </w:lvl>
+  </w:abstractNum>
+  <w:abstractNum w:abstractNumId="24" w15:restartNumberingAfterBreak="0">
     <w:nsid w:val="756C7ABC"/>
     <w:multiLevelType w:val="hybridMultilevel"/>
     <w:tmpl w:val="769A6206"/>
@@ -29336,7 +32134,7 @@
       </w:rPr>
     </w:lvl>
   </w:abstractNum>
-  <w:abstractNum w:abstractNumId="21" w15:restartNumberingAfterBreak="0">
+  <w:abstractNum w:abstractNumId="25" w15:restartNumberingAfterBreak="0">
     <w:nsid w:val="7C993BF4"/>
     <w:multiLevelType w:val="hybridMultilevel"/>
     <w:tmpl w:val="86420390"/>
@@ -29426,37 +32224,37 @@
     </w:lvl>
   </w:abstractNum>
   <w:num w:numId="1" w16cid:durableId="1252354681">
-    <w:abstractNumId w:val="9"/>
+    <w:abstractNumId w:val="12"/>
   </w:num>
   <w:num w:numId="2" w16cid:durableId="2069917851">
-    <w:abstractNumId w:val="16"/>
+    <w:abstractNumId w:val="19"/>
   </w:num>
   <w:num w:numId="3" w16cid:durableId="206069694">
     <w:abstractNumId w:val="4"/>
   </w:num>
   <w:num w:numId="4" w16cid:durableId="2022511177">
-    <w:abstractNumId w:val="8"/>
+    <w:abstractNumId w:val="11"/>
   </w:num>
   <w:num w:numId="5" w16cid:durableId="591014931">
-    <w:abstractNumId w:val="7"/>
+    <w:abstractNumId w:val="10"/>
   </w:num>
   <w:num w:numId="6" w16cid:durableId="1238705242">
-    <w:abstractNumId w:val="6"/>
+    <w:abstractNumId w:val="9"/>
   </w:num>
   <w:num w:numId="7" w16cid:durableId="891189785">
-    <w:abstractNumId w:val="12"/>
+    <w:abstractNumId w:val="15"/>
   </w:num>
   <w:num w:numId="8" w16cid:durableId="920335184">
-    <w:abstractNumId w:val="11"/>
+    <w:abstractNumId w:val="14"/>
   </w:num>
   <w:num w:numId="9" w16cid:durableId="1593397569">
-    <w:abstractNumId w:val="13"/>
+    <w:abstractNumId w:val="16"/>
   </w:num>
   <w:num w:numId="10" w16cid:durableId="988048757">
-    <w:abstractNumId w:val="19"/>
+    <w:abstractNumId w:val="22"/>
   </w:num>
   <w:num w:numId="11" w16cid:durableId="449935060">
-    <w:abstractNumId w:val="15"/>
+    <w:abstractNumId w:val="18"/>
   </w:num>
   <w:num w:numId="12" w16cid:durableId="892077589">
     <w:abstractNumId w:val="1"/>
@@ -29465,13 +32263,13 @@
     <w:abstractNumId w:val="5"/>
   </w:num>
   <w:num w:numId="14" w16cid:durableId="263343137">
+    <w:abstractNumId w:val="20"/>
+  </w:num>
+  <w:num w:numId="15" w16cid:durableId="216283526">
     <w:abstractNumId w:val="17"/>
   </w:num>
-  <w:num w:numId="15" w16cid:durableId="216283526">
-    <w:abstractNumId w:val="14"/>
-  </w:num>
   <w:num w:numId="16" w16cid:durableId="438794656">
-    <w:abstractNumId w:val="10"/>
+    <w:abstractNumId w:val="13"/>
   </w:num>
   <w:num w:numId="17" w16cid:durableId="167719015">
     <w:abstractNumId w:val="0"/>
@@ -29483,13 +32281,25 @@
     <w:abstractNumId w:val="2"/>
   </w:num>
   <w:num w:numId="20" w16cid:durableId="1592157741">
-    <w:abstractNumId w:val="20"/>
+    <w:abstractNumId w:val="24"/>
   </w:num>
   <w:num w:numId="21" w16cid:durableId="1041442343">
+    <w:abstractNumId w:val="25"/>
+  </w:num>
+  <w:num w:numId="22" w16cid:durableId="722103377">
     <w:abstractNumId w:val="21"/>
   </w:num>
-  <w:num w:numId="22" w16cid:durableId="722103377">
-    <w:abstractNumId w:val="18"/>
+  <w:num w:numId="23" w16cid:durableId="900000023">
+    <w:abstractNumId w:val="23"/>
+  </w:num>
+  <w:num w:numId="24" w16cid:durableId="900000024">
+    <w:abstractNumId w:val="6"/>
+  </w:num>
+  <w:num w:numId="25" w16cid:durableId="900000025">
+    <w:abstractNumId w:val="7"/>
+  </w:num>
+  <w:num w:numId="26" w16cid:durableId="900000026">
+    <w:abstractNumId w:val="8"/>
   </w:num>
 </w:numbering>
 </file>
